--- a/deliverables/journi_QMS_ISO_Guide.docx
+++ b/deliverables/journi_QMS_ISO_Guide.docx
@@ -149,7 +149,7 @@
             </w:rPr>
             <w:fldChar w:fldCharType="separate"/>
           </w:r>
-          <w:hyperlink w:anchor="__RefHeading___Toc15282_1049687307">
+          <w:hyperlink w:anchor="__RefHeading___Toc13093_3532355311">
             <w:r>
               <w:rPr>
                 <w:webHidden/>
@@ -170,7 +170,7 @@
             </w:tabs>
             <w:rPr/>
           </w:pPr>
-          <w:hyperlink w:anchor="__RefHeading___Toc15284_1049687307">
+          <w:hyperlink w:anchor="__RefHeading___Toc13095_3532355311">
             <w:r>
               <w:rPr>
                 <w:webHidden/>
@@ -191,7 +191,7 @@
             </w:tabs>
             <w:rPr/>
           </w:pPr>
-          <w:hyperlink w:anchor="__RefHeading___Toc15286_1049687307">
+          <w:hyperlink w:anchor="__RefHeading___Toc13097_3532355311">
             <w:r>
               <w:rPr>
                 <w:webHidden/>
@@ -212,7 +212,7 @@
             </w:tabs>
             <w:rPr/>
           </w:pPr>
-          <w:hyperlink w:anchor="__RefHeading___Toc15288_1049687307">
+          <w:hyperlink w:anchor="__RefHeading___Toc13099_3532355311">
             <w:r>
               <w:rPr>
                 <w:webHidden/>
@@ -233,7 +233,7 @@
             </w:tabs>
             <w:rPr/>
           </w:pPr>
-          <w:hyperlink w:anchor="__RefHeading___Toc15290_1049687307">
+          <w:hyperlink w:anchor="__RefHeading___Toc13101_3532355311">
             <w:r>
               <w:rPr>
                 <w:webHidden/>
@@ -254,7 +254,7 @@
             </w:tabs>
             <w:rPr/>
           </w:pPr>
-          <w:hyperlink w:anchor="__RefHeading___Toc15292_1049687307">
+          <w:hyperlink w:anchor="__RefHeading___Toc13103_3532355311">
             <w:r>
               <w:rPr>
                 <w:webHidden/>
@@ -275,7 +275,7 @@
             </w:tabs>
             <w:rPr/>
           </w:pPr>
-          <w:hyperlink w:anchor="__RefHeading___Toc15294_1049687307">
+          <w:hyperlink w:anchor="__RefHeading___Toc13105_3532355311">
             <w:r>
               <w:rPr>
                 <w:webHidden/>
@@ -296,7 +296,7 @@
             </w:tabs>
             <w:rPr/>
           </w:pPr>
-          <w:hyperlink w:anchor="__RefHeading___Toc15296_1049687307">
+          <w:hyperlink w:anchor="__RefHeading___Toc13107_3532355311">
             <w:r>
               <w:rPr>
                 <w:webHidden/>
@@ -317,7 +317,7 @@
             </w:tabs>
             <w:rPr/>
           </w:pPr>
-          <w:hyperlink w:anchor="__RefHeading___Toc15298_1049687307">
+          <w:hyperlink w:anchor="__RefHeading___Toc13109_3532355311">
             <w:r>
               <w:rPr>
                 <w:webHidden/>
@@ -338,7 +338,7 @@
             </w:tabs>
             <w:rPr/>
           </w:pPr>
-          <w:hyperlink w:anchor="__RefHeading___Toc15300_1049687307">
+          <w:hyperlink w:anchor="__RefHeading___Toc13111_3532355311">
             <w:r>
               <w:rPr>
                 <w:webHidden/>
@@ -359,7 +359,7 @@
             </w:tabs>
             <w:rPr/>
           </w:pPr>
-          <w:hyperlink w:anchor="__RefHeading___Toc15302_1049687307">
+          <w:hyperlink w:anchor="__RefHeading___Toc13113_3532355311">
             <w:r>
               <w:rPr>
                 <w:webHidden/>
@@ -380,7 +380,7 @@
             </w:tabs>
             <w:rPr/>
           </w:pPr>
-          <w:hyperlink w:anchor="__RefHeading___Toc15304_1049687307">
+          <w:hyperlink w:anchor="__RefHeading___Toc13115_3532355311">
             <w:r>
               <w:rPr>
                 <w:webHidden/>
@@ -401,7 +401,7 @@
             </w:tabs>
             <w:rPr/>
           </w:pPr>
-          <w:hyperlink w:anchor="__RefHeading___Toc15306_1049687307">
+          <w:hyperlink w:anchor="__RefHeading___Toc13117_3532355311">
             <w:r>
               <w:rPr>
                 <w:webHidden/>
@@ -422,7 +422,7 @@
             </w:tabs>
             <w:rPr/>
           </w:pPr>
-          <w:hyperlink w:anchor="__RefHeading___Toc15308_1049687307">
+          <w:hyperlink w:anchor="__RefHeading___Toc13119_3532355311">
             <w:r>
               <w:rPr>
                 <w:webHidden/>
@@ -443,7 +443,7 @@
             </w:tabs>
             <w:rPr/>
           </w:pPr>
-          <w:hyperlink w:anchor="__RefHeading___Toc15310_1049687307">
+          <w:hyperlink w:anchor="__RefHeading___Toc13121_3532355311">
             <w:r>
               <w:rPr>
                 <w:webHidden/>
@@ -464,7 +464,7 @@
             </w:tabs>
             <w:rPr/>
           </w:pPr>
-          <w:hyperlink w:anchor="__RefHeading___Toc15312_1049687307">
+          <w:hyperlink w:anchor="__RefHeading___Toc13123_3532355311">
             <w:r>
               <w:rPr>
                 <w:webHidden/>
@@ -485,7 +485,7 @@
             </w:tabs>
             <w:rPr/>
           </w:pPr>
-          <w:hyperlink w:anchor="__RefHeading___Toc15314_1049687307">
+          <w:hyperlink w:anchor="__RefHeading___Toc13125_3532355311">
             <w:r>
               <w:rPr>
                 <w:webHidden/>
@@ -506,7 +506,7 @@
             </w:tabs>
             <w:rPr/>
           </w:pPr>
-          <w:hyperlink w:anchor="__RefHeading___Toc15316_1049687307">
+          <w:hyperlink w:anchor="__RefHeading___Toc13127_3532355311">
             <w:r>
               <w:rPr>
                 <w:webHidden/>
@@ -527,7 +527,7 @@
             </w:tabs>
             <w:rPr/>
           </w:pPr>
-          <w:hyperlink w:anchor="__RefHeading___Toc15318_1049687307">
+          <w:hyperlink w:anchor="__RefHeading___Toc13129_3532355311">
             <w:r>
               <w:rPr>
                 <w:webHidden/>
@@ -548,7 +548,7 @@
             </w:tabs>
             <w:rPr/>
           </w:pPr>
-          <w:hyperlink w:anchor="__RefHeading___Toc15320_1049687307">
+          <w:hyperlink w:anchor="__RefHeading___Toc13131_3532355311">
             <w:r>
               <w:rPr>
                 <w:webHidden/>
@@ -569,7 +569,7 @@
             </w:tabs>
             <w:rPr/>
           </w:pPr>
-          <w:hyperlink w:anchor="__RefHeading___Toc15322_1049687307">
+          <w:hyperlink w:anchor="__RefHeading___Toc13133_3532355311">
             <w:r>
               <w:rPr>
                 <w:webHidden/>
@@ -590,7 +590,7 @@
             </w:tabs>
             <w:rPr/>
           </w:pPr>
-          <w:hyperlink w:anchor="__RefHeading___Toc15324_1049687307">
+          <w:hyperlink w:anchor="__RefHeading___Toc13135_3532355311">
             <w:r>
               <w:rPr>
                 <w:webHidden/>
@@ -611,7 +611,7 @@
             </w:tabs>
             <w:rPr/>
           </w:pPr>
-          <w:hyperlink w:anchor="__RefHeading___Toc15326_1049687307">
+          <w:hyperlink w:anchor="__RefHeading___Toc13137_3532355311">
             <w:r>
               <w:rPr>
                 <w:webHidden/>
@@ -632,7 +632,7 @@
             </w:tabs>
             <w:rPr/>
           </w:pPr>
-          <w:hyperlink w:anchor="__RefHeading___Toc15328_1049687307">
+          <w:hyperlink w:anchor="__RefHeading___Toc13139_3532355311">
             <w:r>
               <w:rPr>
                 <w:webHidden/>
@@ -640,7 +640,7 @@
               </w:rPr>
               <w:t>4.2 Master WBS &amp; Gantt — Every Task and Step, PM and CM Tracks, Across the Four Frameworks</w:t>
               <w:tab/>
-              <w:t>14</w:t>
+              <w:t>18</w:t>
             </w:r>
           </w:hyperlink>
         </w:p>
@@ -653,7 +653,7 @@
             </w:tabs>
             <w:rPr/>
           </w:pPr>
-          <w:hyperlink w:anchor="__RefHeading___Toc15330_1049687307">
+          <w:hyperlink w:anchor="__RefHeading___Toc13141_3532355311">
             <w:r>
               <w:rPr>
                 <w:webHidden/>
@@ -661,7 +661,7 @@
               </w:rPr>
               <w:t>4.3 Master WBS &amp; Gantt — Every Task and Step, Techniques and Tools</w:t>
               <w:tab/>
-              <w:t>16</w:t>
+              <w:t>20</w:t>
             </w:r>
           </w:hyperlink>
         </w:p>
@@ -674,7 +674,7 @@
             </w:tabs>
             <w:rPr/>
           </w:pPr>
-          <w:hyperlink w:anchor="__RefHeading___Toc15332_1049687307">
+          <w:hyperlink w:anchor="__RefHeading___Toc13143_3532355311">
             <w:r>
               <w:rPr>
                 <w:webHidden/>
@@ -682,7 +682,7 @@
               </w:rPr>
               <w:t>4.4 Six Exceptions, in Detail</w:t>
               <w:tab/>
-              <w:t>19</w:t>
+              <w:t>23</w:t>
             </w:r>
           </w:hyperlink>
         </w:p>
@@ -695,7 +695,7 @@
             </w:tabs>
             <w:rPr/>
           </w:pPr>
-          <w:hyperlink w:anchor="__RefHeading___Toc15334_1049687307">
+          <w:hyperlink w:anchor="__RefHeading___Toc13145_3532355311">
             <w:r>
               <w:rPr>
                 <w:webHidden/>
@@ -703,7 +703,7 @@
               </w:rPr>
               <w:t>Part 5 — Training Program: Certification Literacy Across Three Tiers</w:t>
               <w:tab/>
-              <w:t>23</w:t>
+              <w:t>27</w:t>
             </w:r>
           </w:hyperlink>
         </w:p>
@@ -716,7 +716,7 @@
             </w:tabs>
             <w:rPr/>
           </w:pPr>
-          <w:hyperlink w:anchor="__RefHeading___Toc15336_1049687307">
+          <w:hyperlink w:anchor="__RefHeading___Toc13147_3532355311">
             <w:r>
               <w:rPr>
                 <w:webHidden/>
@@ -724,7 +724,7 @@
               </w:rPr>
               <w:t>5.1 What This Training Covers</w:t>
               <w:tab/>
-              <w:t>23</w:t>
+              <w:t>27</w:t>
             </w:r>
           </w:hyperlink>
         </w:p>
@@ -737,7 +737,7 @@
             </w:tabs>
             <w:rPr/>
           </w:pPr>
-          <w:hyperlink w:anchor="__RefHeading___Toc15338_1049687307">
+          <w:hyperlink w:anchor="__RefHeading___Toc13149_3532355311">
             <w:r>
               <w:rPr>
                 <w:webHidden/>
@@ -745,7 +745,7 @@
               </w:rPr>
               <w:t>5.2 Tier 1 — Strategic Management (Weeks 1–10)</w:t>
               <w:tab/>
-              <w:t>23</w:t>
+              <w:t>27</w:t>
             </w:r>
           </w:hyperlink>
         </w:p>
@@ -758,7 +758,7 @@
             </w:tabs>
             <w:rPr/>
           </w:pPr>
-          <w:hyperlink w:anchor="__RefHeading___Toc15340_1049687307">
+          <w:hyperlink w:anchor="__RefHeading___Toc13151_3532355311">
             <w:r>
               <w:rPr>
                 <w:webHidden/>
@@ -766,7 +766,7 @@
               </w:rPr>
               <w:t>5.3 Tier 2 — Operational Management (Weeks 10–36)</w:t>
               <w:tab/>
-              <w:t>23</w:t>
+              <w:t>27</w:t>
             </w:r>
           </w:hyperlink>
         </w:p>
@@ -779,7 +779,7 @@
             </w:tabs>
             <w:rPr/>
           </w:pPr>
-          <w:hyperlink w:anchor="__RefHeading___Toc15342_1049687307">
+          <w:hyperlink w:anchor="__RefHeading___Toc13153_3532355311">
             <w:r>
               <w:rPr>
                 <w:webHidden/>
@@ -787,7 +787,7 @@
               </w:rPr>
               <w:t>5.4 Tier 3 — Operations (Frontline) (Weeks 20–46)</w:t>
               <w:tab/>
-              <w:t>24</w:t>
+              <w:t>28</w:t>
             </w:r>
           </w:hyperlink>
         </w:p>
@@ -800,7 +800,7 @@
             </w:tabs>
             <w:rPr/>
           </w:pPr>
-          <w:hyperlink w:anchor="__RefHeading___Toc15344_1049687307">
+          <w:hyperlink w:anchor="__RefHeading___Toc13155_3532355311">
             <w:r>
               <w:rPr>
                 <w:webHidden/>
@@ -808,7 +808,7 @@
               </w:rPr>
               <w:t>5.5 Training Completion and the Composite Readiness Index</w:t>
               <w:tab/>
-              <w:t>24</w:t>
+              <w:t>28</w:t>
             </w:r>
           </w:hyperlink>
           <w:r>
@@ -838,7 +838,7 @@
         <w:spacing w:before="0" w:after="0"/>
         <w:rPr/>
       </w:pPr>
-      <w:bookmarkStart w:id="0" w:name="__RefHeading___Toc15282_1049687307"/>
+      <w:bookmarkStart w:id="0" w:name="__RefHeading___Toc13093_3532355311"/>
       <w:bookmarkStart w:id="1" w:name="part-0-purpose-and-how-to-use-this-guide"/>
       <w:bookmarkEnd w:id="0"/>
       <w:r>
@@ -855,7 +855,7 @@
         <w:pStyle w:val="Heading3"/>
         <w:rPr/>
       </w:pPr>
-      <w:bookmarkStart w:id="2" w:name="__RefHeading___Toc15284_1049687307"/>
+      <w:bookmarkStart w:id="2" w:name="__RefHeading___Toc13095_3532355311"/>
       <w:bookmarkStart w:id="3" w:name="what-this-guide-is"/>
       <w:bookmarkEnd w:id="2"/>
       <w:r>
@@ -912,7 +912,7 @@
         <w:pStyle w:val="Heading3"/>
         <w:rPr/>
       </w:pPr>
-      <w:bookmarkStart w:id="5" w:name="__RefHeading___Toc15286_1049687307"/>
+      <w:bookmarkStart w:id="5" w:name="__RefHeading___Toc13097_3532355311"/>
       <w:bookmarkStart w:id="6" w:name="how-to-use-it"/>
       <w:bookmarkEnd w:id="5"/>
       <w:r>
@@ -943,7 +943,7 @@
         <w:pStyle w:val="Heading3"/>
         <w:rPr/>
       </w:pPr>
-      <w:bookmarkStart w:id="8" w:name="__RefHeading___Toc15288_1049687307"/>
+      <w:bookmarkStart w:id="8" w:name="__RefHeading___Toc13099_3532355311"/>
       <w:bookmarkStart w:id="9" w:name="a-note-on-fidelity"/>
       <w:bookmarkEnd w:id="8"/>
       <w:r>
@@ -1002,7 +1002,7 @@
         <w:pStyle w:val="Heading3"/>
         <w:rPr/>
       </w:pPr>
-      <w:bookmarkStart w:id="10" w:name="__RefHeading___Toc15290_1049687307"/>
+      <w:bookmarkStart w:id="10" w:name="__RefHeading___Toc13101_3532355311"/>
       <w:bookmarkStart w:id="11" w:name="X14c73c2752e550dc7bd4181aa8c52a44f6ae1ff"/>
       <w:bookmarkEnd w:id="10"/>
       <w:r>
@@ -1130,7 +1130,7 @@
         <w:pStyle w:val="Heading3"/>
         <w:rPr/>
       </w:pPr>
-      <w:bookmarkStart w:id="12" w:name="__RefHeading___Toc15292_1049687307"/>
+      <w:bookmarkStart w:id="12" w:name="__RefHeading___Toc13103_3532355311"/>
       <w:bookmarkStart w:id="13" w:name="reading-paths-by-role"/>
       <w:bookmarkEnd w:id="12"/>
       <w:r>
@@ -1245,7 +1245,7 @@
         <w:pStyle w:val="Heading2"/>
         <w:rPr/>
       </w:pPr>
-      <w:bookmarkStart w:id="14" w:name="__RefHeading___Toc15294_1049687307"/>
+      <w:bookmarkStart w:id="14" w:name="__RefHeading___Toc13105_3532355311"/>
       <w:bookmarkStart w:id="15" w:name="part-1-executive-summary"/>
       <w:bookmarkEnd w:id="14"/>
       <w:r>
@@ -1262,7 +1262,7 @@
         <w:pStyle w:val="Heading3"/>
         <w:rPr/>
       </w:pPr>
-      <w:bookmarkStart w:id="16" w:name="__RefHeading___Toc15296_1049687307"/>
+      <w:bookmarkStart w:id="16" w:name="__RefHeading___Toc13107_3532355311"/>
       <w:bookmarkStart w:id="17" w:name="Xcdb4fb9f0db215a5bbf4a6211a00721b91a1d5f"/>
       <w:bookmarkEnd w:id="16"/>
       <w:r>
@@ -1376,7 +1376,7 @@
         <w:pStyle w:val="Heading3"/>
         <w:rPr/>
       </w:pPr>
-      <w:bookmarkStart w:id="18" w:name="__RefHeading___Toc15298_1049687307"/>
+      <w:bookmarkStart w:id="18" w:name="__RefHeading___Toc13109_3532355311"/>
       <w:bookmarkStart w:id="19" w:name="the-case-in-brief"/>
       <w:bookmarkEnd w:id="18"/>
       <w:r>
@@ -1407,7 +1407,7 @@
         <w:pStyle w:val="Heading3"/>
         <w:rPr/>
       </w:pPr>
-      <w:bookmarkStart w:id="21" w:name="__RefHeading___Toc15300_1049687307"/>
+      <w:bookmarkStart w:id="21" w:name="__RefHeading___Toc13111_3532355311"/>
       <w:bookmarkStart w:id="22" w:name="what-this-guide-proves-concretely"/>
       <w:bookmarkEnd w:id="21"/>
       <w:r>
@@ -1440,7 +1440,7 @@
         <w:pStyle w:val="Heading2"/>
         <w:rPr/>
       </w:pPr>
-      <w:bookmarkStart w:id="25" w:name="__RefHeading___Toc15302_1049687307"/>
+      <w:bookmarkStart w:id="25" w:name="__RefHeading___Toc13113_3532355311"/>
       <w:bookmarkStart w:id="26" w:name="X012349e2c5e98e94d0d43daa0471508d47fc410"/>
       <w:bookmarkEnd w:id="25"/>
       <w:r>
@@ -1457,7 +1457,7 @@
         <w:pStyle w:val="Heading3"/>
         <w:rPr/>
       </w:pPr>
-      <w:bookmarkStart w:id="27" w:name="__RefHeading___Toc15304_1049687307"/>
+      <w:bookmarkStart w:id="27" w:name="__RefHeading___Toc13115_3532355311"/>
       <w:bookmarkEnd w:id="27"/>
       <w:r>
         <w:rPr>
@@ -2147,7 +2147,7 @@
         <w:pStyle w:val="Heading3"/>
         <w:rPr/>
       </w:pPr>
-      <w:bookmarkStart w:id="29" w:name="__RefHeading___Toc15306_1049687307"/>
+      <w:bookmarkStart w:id="29" w:name="__RefHeading___Toc13117_3532355311"/>
       <w:bookmarkEnd w:id="29"/>
       <w:r>
         <w:rPr>
@@ -2235,7 +2235,7 @@
         <w:pStyle w:val="Heading3"/>
         <w:rPr/>
       </w:pPr>
-      <w:bookmarkStart w:id="30" w:name="__RefHeading___Toc15308_1049687307"/>
+      <w:bookmarkStart w:id="30" w:name="__RefHeading___Toc13119_3532355311"/>
       <w:bookmarkStart w:id="31" w:name="Xb76089adb1c663877aebe90ebf6f1cee8dd0b39"/>
       <w:bookmarkEnd w:id="30"/>
       <w:r>
@@ -2268,7 +2268,7 @@
         <w:pStyle w:val="Heading2"/>
         <w:rPr/>
       </w:pPr>
-      <w:bookmarkStart w:id="34" w:name="__RefHeading___Toc15310_1049687307"/>
+      <w:bookmarkStart w:id="34" w:name="__RefHeading___Toc13121_3532355311"/>
       <w:bookmarkStart w:id="35" w:name="part-3-tenant-and-admin-setup"/>
       <w:bookmarkEnd w:id="34"/>
       <w:r>
@@ -2285,7 +2285,7 @@
         <w:pStyle w:val="Heading3"/>
         <w:rPr/>
       </w:pPr>
-      <w:bookmarkStart w:id="36" w:name="__RefHeading___Toc15312_1049687307"/>
+      <w:bookmarkStart w:id="36" w:name="__RefHeading___Toc13123_3532355311"/>
       <w:bookmarkStart w:id="37" w:name="the-existing-tenant-bouregreg-group"/>
       <w:bookmarkEnd w:id="36"/>
       <w:r>
@@ -2316,7 +2316,7 @@
         <w:pStyle w:val="Heading3"/>
         <w:rPr/>
       </w:pPr>
-      <w:bookmarkStart w:id="39" w:name="__RefHeading___Toc15314_1049687307"/>
+      <w:bookmarkStart w:id="39" w:name="__RefHeading___Toc13125_3532355311"/>
       <w:bookmarkEnd w:id="39"/>
       <w:r>
         <w:rPr>
@@ -3702,7 +3702,7 @@
         <w:pStyle w:val="Heading3"/>
         <w:rPr/>
       </w:pPr>
-      <w:bookmarkStart w:id="41" w:name="__RefHeading___Toc15316_1049687307"/>
+      <w:bookmarkStart w:id="41" w:name="__RefHeading___Toc13127_3532355311"/>
       <w:bookmarkEnd w:id="41"/>
       <w:r>
         <w:rPr>
@@ -3934,7 +3934,7 @@
         <w:pStyle w:val="Heading3"/>
         <w:rPr/>
       </w:pPr>
-      <w:bookmarkStart w:id="42" w:name="__RefHeading___Toc15318_1049687307"/>
+      <w:bookmarkStart w:id="42" w:name="__RefHeading___Toc13129_3532355311"/>
       <w:bookmarkStart w:id="43" w:name="step-3-governance-m2"/>
       <w:bookmarkEnd w:id="42"/>
       <w:r>
@@ -3965,7 +3965,7 @@
         <w:pStyle w:val="Heading3"/>
         <w:rPr/>
       </w:pPr>
-      <w:bookmarkStart w:id="45" w:name="__RefHeading___Toc15320_1049687307"/>
+      <w:bookmarkStart w:id="45" w:name="__RefHeading___Toc13131_3532355311"/>
       <w:bookmarkEnd w:id="45"/>
       <w:r>
         <w:rPr>
@@ -4593,7 +4593,7 @@
         <w:pStyle w:val="Heading3"/>
         <w:rPr/>
       </w:pPr>
-      <w:bookmarkStart w:id="47" w:name="__RefHeading___Toc15322_1049687307"/>
+      <w:bookmarkStart w:id="47" w:name="__RefHeading___Toc13133_3532355311"/>
       <w:bookmarkEnd w:id="47"/>
       <w:r>
         <w:rPr>
@@ -4733,7 +4733,7 @@
         <w:pStyle w:val="Heading2"/>
         <w:rPr/>
       </w:pPr>
-      <w:bookmarkStart w:id="49" w:name="__RefHeading___Toc15324_1049687307"/>
+      <w:bookmarkStart w:id="49" w:name="__RefHeading___Toc13135_3532355311"/>
       <w:bookmarkStart w:id="50" w:name="X6ab9578dc13ab170206e30a15d4c9e947b2a33c"/>
       <w:bookmarkEnd w:id="49"/>
       <w:r>
@@ -4754,7 +4754,7 @@
         <w:rPr>
           <w:sz w:val="22"/>
         </w:rPr>
-        <w:t>Part 3 ended with ISO 9001/14001 Integrated Management System registered and its Lewin phase opened at Unfreeze, program Week 1 — the same week as Bouregreg Group’s own org calendar, since this program opens alongside the ERP program’s own kickoff. Every week carrying a phase transition, a Phase Gate, or an exception gets its own row; a pure-monitoring stretch is shown at a lighter, regular cadence.</w:t>
+        <w:t>Part 3 ended with ISO 9001/14001 Integrated Management System registered and its Lewin phase opened at Unfreeze, program Week 1 — the same week as Bouregreg Group’s own org calendar, since this program opens alongside the ERP program’s own kickoff. Every one of the program’s 60 individual weeks, through the first full surveillance cycle, is listed on its own row, so a reader can see exactly which week a framework reading, a phase transition, or an exception is active in.</w:t>
       </w:r>
     </w:p>
     <w:p>
@@ -4762,7 +4762,7 @@
         <w:pStyle w:val="Heading3"/>
         <w:rPr/>
       </w:pPr>
-      <w:bookmarkStart w:id="51" w:name="__RefHeading___Toc15326_1049687307"/>
+      <w:bookmarkStart w:id="51" w:name="__RefHeading___Toc13137_3532355311"/>
       <w:bookmarkStart w:id="52" w:name="normal-flow-phase-by-phase"/>
       <w:bookmarkEnd w:id="51"/>
       <w:r>
@@ -5265,7 +5265,7 @@
                 <w:szCs w:val="24"/>
                 <w:lang w:val="en-US" w:eastAsia="en-US" w:bidi="ar-SA"/>
               </w:rPr>
-              <w:t>Week 3</w:t>
+              <w:t>Week 2</w:t>
             </w:r>
           </w:p>
         </w:tc>
@@ -5295,7 +5295,7 @@
                 <w:szCs w:val="24"/>
                 <w:lang w:val="en-US" w:eastAsia="en-US" w:bidi="ar-SA"/>
               </w:rPr>
-              <w:t>Begin the ISO 9001/14001 gap analysis against current Settat practices.</w:t>
+              <w:t>Schedule gap-analysis interviews across operations, procurement, and HR.</w:t>
             </w:r>
           </w:p>
         </w:tc>
@@ -5325,7 +5325,7 @@
                 <w:szCs w:val="24"/>
                 <w:lang w:val="en-US" w:eastAsia="en-US" w:bidi="ar-SA"/>
               </w:rPr>
-              <w:t>Baseline ADKAR pulse for plant operations and quality staff.</w:t>
+              <w:t>—</w:t>
             </w:r>
           </w:p>
         </w:tc>
@@ -5355,7 +5355,7 @@
                 <w:szCs w:val="24"/>
                 <w:lang w:val="en-US" w:eastAsia="en-US" w:bidi="ar-SA"/>
               </w:rPr>
-              <w:t>M5 (ADKAR Engine) — Awareness 3, Desire 3.</w:t>
+              <w:t>M21 — routine log.</w:t>
             </w:r>
           </w:p>
         </w:tc>
@@ -5452,7 +5452,7 @@
                 <w:szCs w:val="24"/>
                 <w:lang w:val="en-US" w:eastAsia="en-US" w:bidi="ar-SA"/>
               </w:rPr>
-              <w:t>Week 5</w:t>
+              <w:t>Week 3</w:t>
             </w:r>
           </w:p>
         </w:tc>
@@ -5482,7 +5482,7 @@
                 <w:szCs w:val="24"/>
                 <w:lang w:val="en-US" w:eastAsia="en-US" w:bidi="ar-SA"/>
               </w:rPr>
-              <w:t>Continue gap analysis across operations, procurement, and HR touchpoints.</w:t>
+              <w:t>Begin the ISO 9001/14001 gap analysis against current Settat practices.</w:t>
             </w:r>
           </w:p>
         </w:tc>
@@ -5512,7 +5512,7 @@
                 <w:szCs w:val="24"/>
                 <w:lang w:val="en-US" w:eastAsia="en-US" w:bidi="ar-SA"/>
               </w:rPr>
-              <w:t>Log Nadia Fassi’s coalition status: zero named coalition members beyond herself.</w:t>
+              <w:t>Baseline ADKAR pulse for plant operations and quality staff.</w:t>
             </w:r>
           </w:p>
         </w:tc>
@@ -5542,7 +5542,7 @@
                 <w:szCs w:val="24"/>
                 <w:lang w:val="en-US" w:eastAsia="en-US" w:bidi="ar-SA"/>
               </w:rPr>
-              <w:t>M7 (Sponsor &amp; Coalition) — coalition member count: 0.</w:t>
+              <w:t>M5 (ADKAR Engine) — Awareness 3, Desire 3.</w:t>
             </w:r>
           </w:p>
         </w:tc>
@@ -5602,7 +5602,7 @@
                 <w:szCs w:val="24"/>
                 <w:lang w:val="en-US" w:eastAsia="en-US" w:bidi="ar-SA"/>
               </w:rPr>
-              <w:t>Coalition member count</w:t>
+              <w:t>—</w:t>
             </w:r>
           </w:p>
         </w:tc>
@@ -5639,7 +5639,7 @@
                 <w:szCs w:val="24"/>
                 <w:lang w:val="en-US" w:eastAsia="en-US" w:bidi="ar-SA"/>
               </w:rPr>
-              <w:t>Week 7</w:t>
+              <w:t>Week 4</w:t>
             </w:r>
           </w:p>
         </w:tc>
@@ -5669,7 +5669,7 @@
                 <w:szCs w:val="24"/>
                 <w:lang w:val="en-US" w:eastAsia="en-US" w:bidi="ar-SA"/>
               </w:rPr>
-              <w:t>Continue gap analysis.</w:t>
+              <w:t>Continue gap analysis; catalogue findings against both standards’ clause sets in parallel.</w:t>
             </w:r>
           </w:p>
         </w:tc>
@@ -5699,7 +5699,7 @@
                 <w:szCs w:val="24"/>
                 <w:lang w:val="en-US" w:eastAsia="en-US" w:bidi="ar-SA"/>
               </w:rPr>
-              <w:t>Map stakeholder cohorts across the four functions certification touches.</w:t>
+              <w:t>—</w:t>
             </w:r>
           </w:p>
         </w:tc>
@@ -5729,7 +5729,7 @@
                 <w:szCs w:val="24"/>
                 <w:lang w:val="en-US" w:eastAsia="en-US" w:bidi="ar-SA"/>
               </w:rPr>
-              <w:t>M4 (Stakeholder Mapping) — “Settat Operations,” “Quality Function,” “Procurement,” “HR” cohorts logged.</w:t>
+              <w:t>M21 — routine log.</w:t>
             </w:r>
           </w:p>
         </w:tc>
@@ -5826,6 +5826,754 @@
                 <w:szCs w:val="24"/>
                 <w:lang w:val="en-US" w:eastAsia="en-US" w:bidi="ar-SA"/>
               </w:rPr>
+              <w:t>Week 5</w:t>
+            </w:r>
+          </w:p>
+        </w:tc>
+        <w:tc>
+          <w:tcPr>
+            <w:tcW w:w="2351" w:type="dxa"/>
+            <w:tcBorders/>
+          </w:tcPr>
+          <w:p>
+            <w:pPr>
+              <w:pStyle w:val="Compact"/>
+              <w:widowControl/>
+              <w:spacing w:before="36" w:after="36"/>
+              <w:jc w:val="left"/>
+              <w:rPr>
+                <w:rFonts w:ascii="Cambria" w:hAnsi="Cambria" w:eastAsia="Cambria" w:cs=""/>
+                <w:kern w:val="0"/>
+                <w:szCs w:val="24"/>
+                <w:lang w:val="en-US" w:eastAsia="en-US" w:bidi="ar-SA"/>
+              </w:rPr>
+            </w:pPr>
+            <w:r>
+              <w:rPr>
+                <w:rFonts w:eastAsia="Cambria" w:cs=""/>
+                <w:kern w:val="0"/>
+                <w:sz w:val="19"/>
+                <w:szCs w:val="24"/>
+                <w:lang w:val="en-US" w:eastAsia="en-US" w:bidi="ar-SA"/>
+              </w:rPr>
+              <w:t>Continue gap analysis across operations, procurement, and HR touchpoints.</w:t>
+            </w:r>
+          </w:p>
+        </w:tc>
+        <w:tc>
+          <w:tcPr>
+            <w:tcW w:w="2352" w:type="dxa"/>
+            <w:tcBorders/>
+          </w:tcPr>
+          <w:p>
+            <w:pPr>
+              <w:pStyle w:val="Compact"/>
+              <w:widowControl/>
+              <w:spacing w:before="36" w:after="36"/>
+              <w:jc w:val="left"/>
+              <w:rPr>
+                <w:rFonts w:ascii="Cambria" w:hAnsi="Cambria" w:eastAsia="Cambria" w:cs=""/>
+                <w:kern w:val="0"/>
+                <w:szCs w:val="24"/>
+                <w:lang w:val="en-US" w:eastAsia="en-US" w:bidi="ar-SA"/>
+              </w:rPr>
+            </w:pPr>
+            <w:r>
+              <w:rPr>
+                <w:rFonts w:eastAsia="Cambria" w:cs=""/>
+                <w:kern w:val="0"/>
+                <w:sz w:val="19"/>
+                <w:szCs w:val="24"/>
+                <w:lang w:val="en-US" w:eastAsia="en-US" w:bidi="ar-SA"/>
+              </w:rPr>
+              <w:t>Log Nadia Fassi’s coalition status: zero named coalition members beyond herself.</w:t>
+            </w:r>
+          </w:p>
+        </w:tc>
+        <w:tc>
+          <w:tcPr>
+            <w:tcW w:w="2353" w:type="dxa"/>
+            <w:tcBorders/>
+          </w:tcPr>
+          <w:p>
+            <w:pPr>
+              <w:pStyle w:val="Compact"/>
+              <w:widowControl/>
+              <w:spacing w:before="36" w:after="36"/>
+              <w:jc w:val="left"/>
+              <w:rPr>
+                <w:rFonts w:ascii="Cambria" w:hAnsi="Cambria" w:eastAsia="Cambria" w:cs=""/>
+                <w:kern w:val="0"/>
+                <w:szCs w:val="24"/>
+                <w:lang w:val="en-US" w:eastAsia="en-US" w:bidi="ar-SA"/>
+              </w:rPr>
+            </w:pPr>
+            <w:r>
+              <w:rPr>
+                <w:rFonts w:eastAsia="Cambria" w:cs=""/>
+                <w:kern w:val="0"/>
+                <w:sz w:val="19"/>
+                <w:szCs w:val="24"/>
+                <w:lang w:val="en-US" w:eastAsia="en-US" w:bidi="ar-SA"/>
+              </w:rPr>
+              <w:t>M7 (Sponsor &amp; Coalition) — coalition member count: 0.</w:t>
+            </w:r>
+          </w:p>
+        </w:tc>
+        <w:tc>
+          <w:tcPr>
+            <w:tcW w:w="2351" w:type="dxa"/>
+            <w:tcBorders/>
+          </w:tcPr>
+          <w:p>
+            <w:pPr>
+              <w:pStyle w:val="Compact"/>
+              <w:widowControl/>
+              <w:spacing w:before="36" w:after="36"/>
+              <w:jc w:val="left"/>
+              <w:rPr>
+                <w:rFonts w:ascii="Cambria" w:hAnsi="Cambria" w:eastAsia="Cambria" w:cs=""/>
+                <w:kern w:val="0"/>
+                <w:szCs w:val="24"/>
+                <w:lang w:val="en-US" w:eastAsia="en-US" w:bidi="ar-SA"/>
+              </w:rPr>
+            </w:pPr>
+            <w:r>
+              <w:rPr>
+                <w:rFonts w:eastAsia="Cambria" w:cs=""/>
+                <w:kern w:val="0"/>
+                <w:sz w:val="19"/>
+                <w:szCs w:val="24"/>
+                <w:lang w:val="en-US" w:eastAsia="en-US" w:bidi="ar-SA"/>
+              </w:rPr>
+              <w:t>—</w:t>
+            </w:r>
+          </w:p>
+        </w:tc>
+        <w:tc>
+          <w:tcPr>
+            <w:tcW w:w="2352" w:type="dxa"/>
+            <w:tcBorders/>
+          </w:tcPr>
+          <w:p>
+            <w:pPr>
+              <w:pStyle w:val="Compact"/>
+              <w:widowControl/>
+              <w:spacing w:before="36" w:after="36"/>
+              <w:jc w:val="left"/>
+              <w:rPr>
+                <w:rFonts w:ascii="Cambria" w:hAnsi="Cambria" w:eastAsia="Cambria" w:cs=""/>
+                <w:kern w:val="0"/>
+                <w:szCs w:val="24"/>
+                <w:lang w:val="en-US" w:eastAsia="en-US" w:bidi="ar-SA"/>
+              </w:rPr>
+            </w:pPr>
+            <w:r>
+              <w:rPr>
+                <w:rFonts w:eastAsia="Cambria" w:cs=""/>
+                <w:kern w:val="0"/>
+                <w:sz w:val="19"/>
+                <w:szCs w:val="24"/>
+                <w:lang w:val="en-US" w:eastAsia="en-US" w:bidi="ar-SA"/>
+              </w:rPr>
+              <w:t>Coalition member count</w:t>
+            </w:r>
+          </w:p>
+        </w:tc>
+      </w:tr>
+      <w:tr>
+        <w:trPr>
+          <w:cantSplit w:val="true"/>
+        </w:trPr>
+        <w:tc>
+          <w:tcPr>
+            <w:tcW w:w="2352" w:type="dxa"/>
+            <w:tcBorders/>
+          </w:tcPr>
+          <w:p>
+            <w:pPr>
+              <w:pStyle w:val="Compact"/>
+              <w:widowControl/>
+              <w:spacing w:before="36" w:after="36"/>
+              <w:jc w:val="left"/>
+              <w:rPr>
+                <w:rFonts w:ascii="Cambria" w:hAnsi="Cambria" w:eastAsia="Cambria" w:cs=""/>
+                <w:kern w:val="0"/>
+                <w:szCs w:val="24"/>
+                <w:lang w:val="en-US" w:eastAsia="en-US" w:bidi="ar-SA"/>
+              </w:rPr>
+            </w:pPr>
+            <w:r>
+              <w:rPr>
+                <w:rFonts w:eastAsia="Cambria" w:cs=""/>
+                <w:b/>
+                <w:bCs/>
+                <w:kern w:val="0"/>
+                <w:sz w:val="19"/>
+                <w:szCs w:val="24"/>
+                <w:lang w:val="en-US" w:eastAsia="en-US" w:bidi="ar-SA"/>
+              </w:rPr>
+              <w:t>Week 6</w:t>
+            </w:r>
+          </w:p>
+        </w:tc>
+        <w:tc>
+          <w:tcPr>
+            <w:tcW w:w="2351" w:type="dxa"/>
+            <w:tcBorders/>
+          </w:tcPr>
+          <w:p>
+            <w:pPr>
+              <w:pStyle w:val="Compact"/>
+              <w:widowControl/>
+              <w:spacing w:before="36" w:after="36"/>
+              <w:jc w:val="left"/>
+              <w:rPr>
+                <w:rFonts w:ascii="Cambria" w:hAnsi="Cambria" w:eastAsia="Cambria" w:cs=""/>
+                <w:kern w:val="0"/>
+                <w:szCs w:val="24"/>
+                <w:lang w:val="en-US" w:eastAsia="en-US" w:bidi="ar-SA"/>
+              </w:rPr>
+            </w:pPr>
+            <w:r>
+              <w:rPr>
+                <w:rFonts w:eastAsia="Cambria" w:cs=""/>
+                <w:kern w:val="0"/>
+                <w:sz w:val="19"/>
+                <w:szCs w:val="24"/>
+                <w:lang w:val="en-US" w:eastAsia="en-US" w:bidi="ar-SA"/>
+              </w:rPr>
+              <w:t>Continue gap analysis.</w:t>
+            </w:r>
+          </w:p>
+        </w:tc>
+        <w:tc>
+          <w:tcPr>
+            <w:tcW w:w="2352" w:type="dxa"/>
+            <w:tcBorders/>
+          </w:tcPr>
+          <w:p>
+            <w:pPr>
+              <w:pStyle w:val="Compact"/>
+              <w:widowControl/>
+              <w:spacing w:before="36" w:after="36"/>
+              <w:jc w:val="left"/>
+              <w:rPr>
+                <w:rFonts w:ascii="Cambria" w:hAnsi="Cambria" w:eastAsia="Cambria" w:cs=""/>
+                <w:kern w:val="0"/>
+                <w:szCs w:val="24"/>
+                <w:lang w:val="en-US" w:eastAsia="en-US" w:bidi="ar-SA"/>
+              </w:rPr>
+            </w:pPr>
+            <w:r>
+              <w:rPr>
+                <w:rFonts w:eastAsia="Cambria" w:cs=""/>
+                <w:kern w:val="0"/>
+                <w:sz w:val="19"/>
+                <w:szCs w:val="24"/>
+                <w:lang w:val="en-US" w:eastAsia="en-US" w:bidi="ar-SA"/>
+              </w:rPr>
+              <w:t>—</w:t>
+            </w:r>
+          </w:p>
+        </w:tc>
+        <w:tc>
+          <w:tcPr>
+            <w:tcW w:w="2353" w:type="dxa"/>
+            <w:tcBorders/>
+          </w:tcPr>
+          <w:p>
+            <w:pPr>
+              <w:pStyle w:val="Compact"/>
+              <w:widowControl/>
+              <w:spacing w:before="36" w:after="36"/>
+              <w:jc w:val="left"/>
+              <w:rPr>
+                <w:rFonts w:ascii="Cambria" w:hAnsi="Cambria" w:eastAsia="Cambria" w:cs=""/>
+                <w:kern w:val="0"/>
+                <w:szCs w:val="24"/>
+                <w:lang w:val="en-US" w:eastAsia="en-US" w:bidi="ar-SA"/>
+              </w:rPr>
+            </w:pPr>
+            <w:r>
+              <w:rPr>
+                <w:rFonts w:eastAsia="Cambria" w:cs=""/>
+                <w:kern w:val="0"/>
+                <w:sz w:val="19"/>
+                <w:szCs w:val="24"/>
+                <w:lang w:val="en-US" w:eastAsia="en-US" w:bidi="ar-SA"/>
+              </w:rPr>
+              <w:t>M21 — routine log.</w:t>
+            </w:r>
+          </w:p>
+        </w:tc>
+        <w:tc>
+          <w:tcPr>
+            <w:tcW w:w="2351" w:type="dxa"/>
+            <w:tcBorders/>
+          </w:tcPr>
+          <w:p>
+            <w:pPr>
+              <w:pStyle w:val="Compact"/>
+              <w:widowControl/>
+              <w:spacing w:before="36" w:after="36"/>
+              <w:jc w:val="left"/>
+              <w:rPr>
+                <w:rFonts w:ascii="Cambria" w:hAnsi="Cambria" w:eastAsia="Cambria" w:cs=""/>
+                <w:kern w:val="0"/>
+                <w:szCs w:val="24"/>
+                <w:lang w:val="en-US" w:eastAsia="en-US" w:bidi="ar-SA"/>
+              </w:rPr>
+            </w:pPr>
+            <w:r>
+              <w:rPr>
+                <w:rFonts w:eastAsia="Cambria" w:cs=""/>
+                <w:kern w:val="0"/>
+                <w:sz w:val="19"/>
+                <w:szCs w:val="24"/>
+                <w:lang w:val="en-US" w:eastAsia="en-US" w:bidi="ar-SA"/>
+              </w:rPr>
+              <w:t>—</w:t>
+            </w:r>
+          </w:p>
+        </w:tc>
+        <w:tc>
+          <w:tcPr>
+            <w:tcW w:w="2352" w:type="dxa"/>
+            <w:tcBorders/>
+          </w:tcPr>
+          <w:p>
+            <w:pPr>
+              <w:pStyle w:val="Compact"/>
+              <w:widowControl/>
+              <w:spacing w:before="36" w:after="36"/>
+              <w:jc w:val="left"/>
+              <w:rPr>
+                <w:rFonts w:ascii="Cambria" w:hAnsi="Cambria" w:eastAsia="Cambria" w:cs=""/>
+                <w:kern w:val="0"/>
+                <w:szCs w:val="24"/>
+                <w:lang w:val="en-US" w:eastAsia="en-US" w:bidi="ar-SA"/>
+              </w:rPr>
+            </w:pPr>
+            <w:r>
+              <w:rPr>
+                <w:rFonts w:eastAsia="Cambria" w:cs=""/>
+                <w:kern w:val="0"/>
+                <w:sz w:val="19"/>
+                <w:szCs w:val="24"/>
+                <w:lang w:val="en-US" w:eastAsia="en-US" w:bidi="ar-SA"/>
+              </w:rPr>
+              <w:t>—</w:t>
+            </w:r>
+          </w:p>
+        </w:tc>
+      </w:tr>
+      <w:tr>
+        <w:trPr>
+          <w:cantSplit w:val="true"/>
+        </w:trPr>
+        <w:tc>
+          <w:tcPr>
+            <w:tcW w:w="2352" w:type="dxa"/>
+            <w:tcBorders/>
+          </w:tcPr>
+          <w:p>
+            <w:pPr>
+              <w:pStyle w:val="Compact"/>
+              <w:widowControl/>
+              <w:spacing w:before="36" w:after="36"/>
+              <w:jc w:val="left"/>
+              <w:rPr>
+                <w:rFonts w:ascii="Cambria" w:hAnsi="Cambria" w:eastAsia="Cambria" w:cs=""/>
+                <w:kern w:val="0"/>
+                <w:szCs w:val="24"/>
+                <w:lang w:val="en-US" w:eastAsia="en-US" w:bidi="ar-SA"/>
+              </w:rPr>
+            </w:pPr>
+            <w:r>
+              <w:rPr>
+                <w:rFonts w:eastAsia="Cambria" w:cs=""/>
+                <w:b/>
+                <w:bCs/>
+                <w:kern w:val="0"/>
+                <w:sz w:val="19"/>
+                <w:szCs w:val="24"/>
+                <w:lang w:val="en-US" w:eastAsia="en-US" w:bidi="ar-SA"/>
+              </w:rPr>
+              <w:t>Week 7</w:t>
+            </w:r>
+          </w:p>
+        </w:tc>
+        <w:tc>
+          <w:tcPr>
+            <w:tcW w:w="2351" w:type="dxa"/>
+            <w:tcBorders/>
+          </w:tcPr>
+          <w:p>
+            <w:pPr>
+              <w:pStyle w:val="Compact"/>
+              <w:widowControl/>
+              <w:spacing w:before="36" w:after="36"/>
+              <w:jc w:val="left"/>
+              <w:rPr>
+                <w:rFonts w:ascii="Cambria" w:hAnsi="Cambria" w:eastAsia="Cambria" w:cs=""/>
+                <w:kern w:val="0"/>
+                <w:szCs w:val="24"/>
+                <w:lang w:val="en-US" w:eastAsia="en-US" w:bidi="ar-SA"/>
+              </w:rPr>
+            </w:pPr>
+            <w:r>
+              <w:rPr>
+                <w:rFonts w:eastAsia="Cambria" w:cs=""/>
+                <w:kern w:val="0"/>
+                <w:sz w:val="19"/>
+                <w:szCs w:val="24"/>
+                <w:lang w:val="en-US" w:eastAsia="en-US" w:bidi="ar-SA"/>
+              </w:rPr>
+              <w:t>Continue gap analysis.</w:t>
+            </w:r>
+          </w:p>
+        </w:tc>
+        <w:tc>
+          <w:tcPr>
+            <w:tcW w:w="2352" w:type="dxa"/>
+            <w:tcBorders/>
+          </w:tcPr>
+          <w:p>
+            <w:pPr>
+              <w:pStyle w:val="Compact"/>
+              <w:widowControl/>
+              <w:spacing w:before="36" w:after="36"/>
+              <w:jc w:val="left"/>
+              <w:rPr>
+                <w:rFonts w:ascii="Cambria" w:hAnsi="Cambria" w:eastAsia="Cambria" w:cs=""/>
+                <w:kern w:val="0"/>
+                <w:szCs w:val="24"/>
+                <w:lang w:val="en-US" w:eastAsia="en-US" w:bidi="ar-SA"/>
+              </w:rPr>
+            </w:pPr>
+            <w:r>
+              <w:rPr>
+                <w:rFonts w:eastAsia="Cambria" w:cs=""/>
+                <w:kern w:val="0"/>
+                <w:sz w:val="19"/>
+                <w:szCs w:val="24"/>
+                <w:lang w:val="en-US" w:eastAsia="en-US" w:bidi="ar-SA"/>
+              </w:rPr>
+              <w:t>Map stakeholder cohorts across the four functions certification touches.</w:t>
+            </w:r>
+          </w:p>
+        </w:tc>
+        <w:tc>
+          <w:tcPr>
+            <w:tcW w:w="2353" w:type="dxa"/>
+            <w:tcBorders/>
+          </w:tcPr>
+          <w:p>
+            <w:pPr>
+              <w:pStyle w:val="Compact"/>
+              <w:widowControl/>
+              <w:spacing w:before="36" w:after="36"/>
+              <w:jc w:val="left"/>
+              <w:rPr>
+                <w:rFonts w:ascii="Cambria" w:hAnsi="Cambria" w:eastAsia="Cambria" w:cs=""/>
+                <w:kern w:val="0"/>
+                <w:szCs w:val="24"/>
+                <w:lang w:val="en-US" w:eastAsia="en-US" w:bidi="ar-SA"/>
+              </w:rPr>
+            </w:pPr>
+            <w:r>
+              <w:rPr>
+                <w:rFonts w:eastAsia="Cambria" w:cs=""/>
+                <w:kern w:val="0"/>
+                <w:sz w:val="19"/>
+                <w:szCs w:val="24"/>
+                <w:lang w:val="en-US" w:eastAsia="en-US" w:bidi="ar-SA"/>
+              </w:rPr>
+              <w:t>M4 (Stakeholder Mapping) — “Settat Operations,” “Quality Function,” “Procurement,” “HR” cohorts logged.</w:t>
+            </w:r>
+          </w:p>
+        </w:tc>
+        <w:tc>
+          <w:tcPr>
+            <w:tcW w:w="2351" w:type="dxa"/>
+            <w:tcBorders/>
+          </w:tcPr>
+          <w:p>
+            <w:pPr>
+              <w:pStyle w:val="Compact"/>
+              <w:widowControl/>
+              <w:spacing w:before="36" w:after="36"/>
+              <w:jc w:val="left"/>
+              <w:rPr>
+                <w:rFonts w:ascii="Cambria" w:hAnsi="Cambria" w:eastAsia="Cambria" w:cs=""/>
+                <w:kern w:val="0"/>
+                <w:szCs w:val="24"/>
+                <w:lang w:val="en-US" w:eastAsia="en-US" w:bidi="ar-SA"/>
+              </w:rPr>
+            </w:pPr>
+            <w:r>
+              <w:rPr>
+                <w:rFonts w:eastAsia="Cambria" w:cs=""/>
+                <w:kern w:val="0"/>
+                <w:sz w:val="19"/>
+                <w:szCs w:val="24"/>
+                <w:lang w:val="en-US" w:eastAsia="en-US" w:bidi="ar-SA"/>
+              </w:rPr>
+              <w:t>—</w:t>
+            </w:r>
+          </w:p>
+        </w:tc>
+        <w:tc>
+          <w:tcPr>
+            <w:tcW w:w="2352" w:type="dxa"/>
+            <w:tcBorders/>
+          </w:tcPr>
+          <w:p>
+            <w:pPr>
+              <w:pStyle w:val="Compact"/>
+              <w:widowControl/>
+              <w:spacing w:before="36" w:after="36"/>
+              <w:jc w:val="left"/>
+              <w:rPr>
+                <w:rFonts w:ascii="Cambria" w:hAnsi="Cambria" w:eastAsia="Cambria" w:cs=""/>
+                <w:kern w:val="0"/>
+                <w:szCs w:val="24"/>
+                <w:lang w:val="en-US" w:eastAsia="en-US" w:bidi="ar-SA"/>
+              </w:rPr>
+            </w:pPr>
+            <w:r>
+              <w:rPr>
+                <w:rFonts w:eastAsia="Cambria" w:cs=""/>
+                <w:kern w:val="0"/>
+                <w:sz w:val="19"/>
+                <w:szCs w:val="24"/>
+                <w:lang w:val="en-US" w:eastAsia="en-US" w:bidi="ar-SA"/>
+              </w:rPr>
+              <w:t>—</w:t>
+            </w:r>
+          </w:p>
+        </w:tc>
+      </w:tr>
+      <w:tr>
+        <w:trPr>
+          <w:cantSplit w:val="true"/>
+        </w:trPr>
+        <w:tc>
+          <w:tcPr>
+            <w:tcW w:w="2352" w:type="dxa"/>
+            <w:tcBorders/>
+          </w:tcPr>
+          <w:p>
+            <w:pPr>
+              <w:pStyle w:val="Compact"/>
+              <w:widowControl/>
+              <w:spacing w:before="36" w:after="36"/>
+              <w:jc w:val="left"/>
+              <w:rPr>
+                <w:rFonts w:ascii="Cambria" w:hAnsi="Cambria" w:eastAsia="Cambria" w:cs=""/>
+                <w:kern w:val="0"/>
+                <w:szCs w:val="24"/>
+                <w:lang w:val="en-US" w:eastAsia="en-US" w:bidi="ar-SA"/>
+              </w:rPr>
+            </w:pPr>
+            <w:r>
+              <w:rPr>
+                <w:rFonts w:eastAsia="Cambria" w:cs=""/>
+                <w:b/>
+                <w:bCs/>
+                <w:kern w:val="0"/>
+                <w:sz w:val="19"/>
+                <w:szCs w:val="24"/>
+                <w:lang w:val="en-US" w:eastAsia="en-US" w:bidi="ar-SA"/>
+              </w:rPr>
+              <w:t>Week 8</w:t>
+            </w:r>
+          </w:p>
+        </w:tc>
+        <w:tc>
+          <w:tcPr>
+            <w:tcW w:w="2351" w:type="dxa"/>
+            <w:tcBorders/>
+          </w:tcPr>
+          <w:p>
+            <w:pPr>
+              <w:pStyle w:val="Compact"/>
+              <w:widowControl/>
+              <w:spacing w:before="36" w:after="36"/>
+              <w:jc w:val="left"/>
+              <w:rPr>
+                <w:rFonts w:ascii="Cambria" w:hAnsi="Cambria" w:eastAsia="Cambria" w:cs=""/>
+                <w:kern w:val="0"/>
+                <w:szCs w:val="24"/>
+                <w:lang w:val="en-US" w:eastAsia="en-US" w:bidi="ar-SA"/>
+              </w:rPr>
+            </w:pPr>
+            <w:r>
+              <w:rPr>
+                <w:rFonts w:eastAsia="Cambria" w:cs=""/>
+                <w:kern w:val="0"/>
+                <w:sz w:val="19"/>
+                <w:szCs w:val="24"/>
+                <w:lang w:val="en-US" w:eastAsia="en-US" w:bidi="ar-SA"/>
+              </w:rPr>
+              <w:t>Draft the dual-standard gap analysis report.</w:t>
+            </w:r>
+          </w:p>
+        </w:tc>
+        <w:tc>
+          <w:tcPr>
+            <w:tcW w:w="2352" w:type="dxa"/>
+            <w:tcBorders/>
+          </w:tcPr>
+          <w:p>
+            <w:pPr>
+              <w:pStyle w:val="Compact"/>
+              <w:widowControl/>
+              <w:spacing w:before="36" w:after="36"/>
+              <w:jc w:val="left"/>
+              <w:rPr>
+                <w:rFonts w:ascii="Cambria" w:hAnsi="Cambria" w:eastAsia="Cambria" w:cs=""/>
+                <w:kern w:val="0"/>
+                <w:szCs w:val="24"/>
+                <w:lang w:val="en-US" w:eastAsia="en-US" w:bidi="ar-SA"/>
+              </w:rPr>
+            </w:pPr>
+            <w:r>
+              <w:rPr>
+                <w:rFonts w:eastAsia="Cambria" w:cs=""/>
+                <w:kern w:val="0"/>
+                <w:sz w:val="19"/>
+                <w:szCs w:val="24"/>
+                <w:lang w:val="en-US" w:eastAsia="en-US" w:bidi="ar-SA"/>
+              </w:rPr>
+              <w:t>—</w:t>
+            </w:r>
+          </w:p>
+        </w:tc>
+        <w:tc>
+          <w:tcPr>
+            <w:tcW w:w="2353" w:type="dxa"/>
+            <w:tcBorders/>
+          </w:tcPr>
+          <w:p>
+            <w:pPr>
+              <w:pStyle w:val="Compact"/>
+              <w:widowControl/>
+              <w:spacing w:before="36" w:after="36"/>
+              <w:jc w:val="left"/>
+              <w:rPr>
+                <w:rFonts w:ascii="Cambria" w:hAnsi="Cambria" w:eastAsia="Cambria" w:cs=""/>
+                <w:kern w:val="0"/>
+                <w:szCs w:val="24"/>
+                <w:lang w:val="en-US" w:eastAsia="en-US" w:bidi="ar-SA"/>
+              </w:rPr>
+            </w:pPr>
+            <w:r>
+              <w:rPr>
+                <w:rFonts w:eastAsia="Cambria" w:cs=""/>
+                <w:kern w:val="0"/>
+                <w:sz w:val="19"/>
+                <w:szCs w:val="24"/>
+                <w:lang w:val="en-US" w:eastAsia="en-US" w:bidi="ar-SA"/>
+              </w:rPr>
+              <w:t>M21 — routine log.</w:t>
+            </w:r>
+          </w:p>
+        </w:tc>
+        <w:tc>
+          <w:tcPr>
+            <w:tcW w:w="2351" w:type="dxa"/>
+            <w:tcBorders/>
+          </w:tcPr>
+          <w:p>
+            <w:pPr>
+              <w:pStyle w:val="Compact"/>
+              <w:widowControl/>
+              <w:spacing w:before="36" w:after="36"/>
+              <w:jc w:val="left"/>
+              <w:rPr>
+                <w:rFonts w:ascii="Cambria" w:hAnsi="Cambria" w:eastAsia="Cambria" w:cs=""/>
+                <w:kern w:val="0"/>
+                <w:szCs w:val="24"/>
+                <w:lang w:val="en-US" w:eastAsia="en-US" w:bidi="ar-SA"/>
+              </w:rPr>
+            </w:pPr>
+            <w:r>
+              <w:rPr>
+                <w:rFonts w:eastAsia="Cambria" w:cs=""/>
+                <w:kern w:val="0"/>
+                <w:sz w:val="19"/>
+                <w:szCs w:val="24"/>
+                <w:lang w:val="en-US" w:eastAsia="en-US" w:bidi="ar-SA"/>
+              </w:rPr>
+              <w:t>—</w:t>
+            </w:r>
+          </w:p>
+        </w:tc>
+        <w:tc>
+          <w:tcPr>
+            <w:tcW w:w="2352" w:type="dxa"/>
+            <w:tcBorders/>
+          </w:tcPr>
+          <w:p>
+            <w:pPr>
+              <w:pStyle w:val="Compact"/>
+              <w:widowControl/>
+              <w:spacing w:before="36" w:after="36"/>
+              <w:jc w:val="left"/>
+              <w:rPr>
+                <w:rFonts w:ascii="Cambria" w:hAnsi="Cambria" w:eastAsia="Cambria" w:cs=""/>
+                <w:kern w:val="0"/>
+                <w:szCs w:val="24"/>
+                <w:lang w:val="en-US" w:eastAsia="en-US" w:bidi="ar-SA"/>
+              </w:rPr>
+            </w:pPr>
+            <w:r>
+              <w:rPr>
+                <w:rFonts w:eastAsia="Cambria" w:cs=""/>
+                <w:kern w:val="0"/>
+                <w:sz w:val="19"/>
+                <w:szCs w:val="24"/>
+                <w:lang w:val="en-US" w:eastAsia="en-US" w:bidi="ar-SA"/>
+              </w:rPr>
+              <w:t>—</w:t>
+            </w:r>
+          </w:p>
+        </w:tc>
+      </w:tr>
+      <w:tr>
+        <w:trPr>
+          <w:cantSplit w:val="true"/>
+        </w:trPr>
+        <w:tc>
+          <w:tcPr>
+            <w:tcW w:w="2352" w:type="dxa"/>
+            <w:tcBorders/>
+          </w:tcPr>
+          <w:p>
+            <w:pPr>
+              <w:pStyle w:val="Compact"/>
+              <w:widowControl/>
+              <w:spacing w:before="36" w:after="36"/>
+              <w:jc w:val="left"/>
+              <w:rPr>
+                <w:rFonts w:ascii="Cambria" w:hAnsi="Cambria" w:eastAsia="Cambria" w:cs=""/>
+                <w:kern w:val="0"/>
+                <w:szCs w:val="24"/>
+                <w:lang w:val="en-US" w:eastAsia="en-US" w:bidi="ar-SA"/>
+              </w:rPr>
+            </w:pPr>
+            <w:r>
+              <w:rPr>
+                <w:rFonts w:eastAsia="Cambria" w:cs=""/>
+                <w:b/>
+                <w:bCs/>
+                <w:kern w:val="0"/>
+                <w:sz w:val="19"/>
+                <w:szCs w:val="24"/>
+                <w:lang w:val="en-US" w:eastAsia="en-US" w:bidi="ar-SA"/>
+              </w:rPr>
               <w:t>Week 9</w:t>
             </w:r>
           </w:p>
@@ -5917,6 +6665,380 @@
                 <w:lang w:val="en-US" w:eastAsia="en-US" w:bidi="ar-SA"/>
               </w:rPr>
               <w:t>M21 (Field Notes) — Category: Decision · Title: “Gap Analysis Consolidated.”</w:t>
+            </w:r>
+          </w:p>
+        </w:tc>
+        <w:tc>
+          <w:tcPr>
+            <w:tcW w:w="2351" w:type="dxa"/>
+            <w:tcBorders/>
+          </w:tcPr>
+          <w:p>
+            <w:pPr>
+              <w:pStyle w:val="Compact"/>
+              <w:widowControl/>
+              <w:spacing w:before="36" w:after="36"/>
+              <w:jc w:val="left"/>
+              <w:rPr>
+                <w:rFonts w:ascii="Cambria" w:hAnsi="Cambria" w:eastAsia="Cambria" w:cs=""/>
+                <w:kern w:val="0"/>
+                <w:szCs w:val="24"/>
+                <w:lang w:val="en-US" w:eastAsia="en-US" w:bidi="ar-SA"/>
+              </w:rPr>
+            </w:pPr>
+            <w:r>
+              <w:rPr>
+                <w:rFonts w:eastAsia="Cambria" w:cs=""/>
+                <w:kern w:val="0"/>
+                <w:sz w:val="19"/>
+                <w:szCs w:val="24"/>
+                <w:lang w:val="en-US" w:eastAsia="en-US" w:bidi="ar-SA"/>
+              </w:rPr>
+              <w:t>—</w:t>
+            </w:r>
+          </w:p>
+        </w:tc>
+        <w:tc>
+          <w:tcPr>
+            <w:tcW w:w="2352" w:type="dxa"/>
+            <w:tcBorders/>
+          </w:tcPr>
+          <w:p>
+            <w:pPr>
+              <w:pStyle w:val="Compact"/>
+              <w:widowControl/>
+              <w:spacing w:before="36" w:after="36"/>
+              <w:jc w:val="left"/>
+              <w:rPr>
+                <w:rFonts w:ascii="Cambria" w:hAnsi="Cambria" w:eastAsia="Cambria" w:cs=""/>
+                <w:kern w:val="0"/>
+                <w:szCs w:val="24"/>
+                <w:lang w:val="en-US" w:eastAsia="en-US" w:bidi="ar-SA"/>
+              </w:rPr>
+            </w:pPr>
+            <w:r>
+              <w:rPr>
+                <w:rFonts w:eastAsia="Cambria" w:cs=""/>
+                <w:kern w:val="0"/>
+                <w:sz w:val="19"/>
+                <w:szCs w:val="24"/>
+                <w:lang w:val="en-US" w:eastAsia="en-US" w:bidi="ar-SA"/>
+              </w:rPr>
+              <w:t>—</w:t>
+            </w:r>
+          </w:p>
+        </w:tc>
+      </w:tr>
+      <w:tr>
+        <w:trPr>
+          <w:cantSplit w:val="true"/>
+        </w:trPr>
+        <w:tc>
+          <w:tcPr>
+            <w:tcW w:w="2352" w:type="dxa"/>
+            <w:tcBorders/>
+          </w:tcPr>
+          <w:p>
+            <w:pPr>
+              <w:pStyle w:val="Compact"/>
+              <w:widowControl/>
+              <w:spacing w:before="36" w:after="36"/>
+              <w:jc w:val="left"/>
+              <w:rPr>
+                <w:rFonts w:ascii="Cambria" w:hAnsi="Cambria" w:eastAsia="Cambria" w:cs=""/>
+                <w:kern w:val="0"/>
+                <w:szCs w:val="24"/>
+                <w:lang w:val="en-US" w:eastAsia="en-US" w:bidi="ar-SA"/>
+              </w:rPr>
+            </w:pPr>
+            <w:r>
+              <w:rPr>
+                <w:rFonts w:eastAsia="Cambria" w:cs=""/>
+                <w:b/>
+                <w:bCs/>
+                <w:kern w:val="0"/>
+                <w:sz w:val="19"/>
+                <w:szCs w:val="24"/>
+                <w:lang w:val="en-US" w:eastAsia="en-US" w:bidi="ar-SA"/>
+              </w:rPr>
+              <w:t>Week 10</w:t>
+            </w:r>
+          </w:p>
+        </w:tc>
+        <w:tc>
+          <w:tcPr>
+            <w:tcW w:w="2351" w:type="dxa"/>
+            <w:tcBorders/>
+          </w:tcPr>
+          <w:p>
+            <w:pPr>
+              <w:pStyle w:val="Compact"/>
+              <w:widowControl/>
+              <w:spacing w:before="36" w:after="36"/>
+              <w:jc w:val="left"/>
+              <w:rPr>
+                <w:rFonts w:ascii="Cambria" w:hAnsi="Cambria" w:eastAsia="Cambria" w:cs=""/>
+                <w:kern w:val="0"/>
+                <w:szCs w:val="24"/>
+                <w:lang w:val="en-US" w:eastAsia="en-US" w:bidi="ar-SA"/>
+              </w:rPr>
+            </w:pPr>
+            <w:r>
+              <w:rPr>
+                <w:rFonts w:eastAsia="Cambria" w:cs=""/>
+                <w:kern w:val="0"/>
+                <w:sz w:val="19"/>
+                <w:szCs w:val="24"/>
+                <w:lang w:val="en-US" w:eastAsia="en-US" w:bidi="ar-SA"/>
+              </w:rPr>
+              <w:t>Review the consolidated findings with the Steering Committee.</w:t>
+            </w:r>
+          </w:p>
+        </w:tc>
+        <w:tc>
+          <w:tcPr>
+            <w:tcW w:w="2352" w:type="dxa"/>
+            <w:tcBorders/>
+          </w:tcPr>
+          <w:p>
+            <w:pPr>
+              <w:pStyle w:val="Compact"/>
+              <w:widowControl/>
+              <w:spacing w:before="36" w:after="36"/>
+              <w:jc w:val="left"/>
+              <w:rPr>
+                <w:rFonts w:ascii="Cambria" w:hAnsi="Cambria" w:eastAsia="Cambria" w:cs=""/>
+                <w:kern w:val="0"/>
+                <w:szCs w:val="24"/>
+                <w:lang w:val="en-US" w:eastAsia="en-US" w:bidi="ar-SA"/>
+              </w:rPr>
+            </w:pPr>
+            <w:r>
+              <w:rPr>
+                <w:rFonts w:eastAsia="Cambria" w:cs=""/>
+                <w:kern w:val="0"/>
+                <w:sz w:val="19"/>
+                <w:szCs w:val="24"/>
+                <w:lang w:val="en-US" w:eastAsia="en-US" w:bidi="ar-SA"/>
+              </w:rPr>
+              <w:t>—</w:t>
+            </w:r>
+          </w:p>
+        </w:tc>
+        <w:tc>
+          <w:tcPr>
+            <w:tcW w:w="2353" w:type="dxa"/>
+            <w:tcBorders/>
+          </w:tcPr>
+          <w:p>
+            <w:pPr>
+              <w:pStyle w:val="Compact"/>
+              <w:widowControl/>
+              <w:spacing w:before="36" w:after="36"/>
+              <w:jc w:val="left"/>
+              <w:rPr>
+                <w:rFonts w:ascii="Cambria" w:hAnsi="Cambria" w:eastAsia="Cambria" w:cs=""/>
+                <w:kern w:val="0"/>
+                <w:szCs w:val="24"/>
+                <w:lang w:val="en-US" w:eastAsia="en-US" w:bidi="ar-SA"/>
+              </w:rPr>
+            </w:pPr>
+            <w:r>
+              <w:rPr>
+                <w:rFonts w:eastAsia="Cambria" w:cs=""/>
+                <w:kern w:val="0"/>
+                <w:sz w:val="19"/>
+                <w:szCs w:val="24"/>
+                <w:lang w:val="en-US" w:eastAsia="en-US" w:bidi="ar-SA"/>
+              </w:rPr>
+              <w:t>M21 — routine log.</w:t>
+            </w:r>
+          </w:p>
+        </w:tc>
+        <w:tc>
+          <w:tcPr>
+            <w:tcW w:w="2351" w:type="dxa"/>
+            <w:tcBorders/>
+          </w:tcPr>
+          <w:p>
+            <w:pPr>
+              <w:pStyle w:val="Compact"/>
+              <w:widowControl/>
+              <w:spacing w:before="36" w:after="36"/>
+              <w:jc w:val="left"/>
+              <w:rPr>
+                <w:rFonts w:ascii="Cambria" w:hAnsi="Cambria" w:eastAsia="Cambria" w:cs=""/>
+                <w:kern w:val="0"/>
+                <w:szCs w:val="24"/>
+                <w:lang w:val="en-US" w:eastAsia="en-US" w:bidi="ar-SA"/>
+              </w:rPr>
+            </w:pPr>
+            <w:r>
+              <w:rPr>
+                <w:rFonts w:eastAsia="Cambria" w:cs=""/>
+                <w:kern w:val="0"/>
+                <w:sz w:val="19"/>
+                <w:szCs w:val="24"/>
+                <w:lang w:val="en-US" w:eastAsia="en-US" w:bidi="ar-SA"/>
+              </w:rPr>
+              <w:t>(Phase 2 also begins this week)</w:t>
+            </w:r>
+          </w:p>
+        </w:tc>
+        <w:tc>
+          <w:tcPr>
+            <w:tcW w:w="2352" w:type="dxa"/>
+            <w:tcBorders/>
+          </w:tcPr>
+          <w:p>
+            <w:pPr>
+              <w:pStyle w:val="Compact"/>
+              <w:widowControl/>
+              <w:spacing w:before="36" w:after="36"/>
+              <w:jc w:val="left"/>
+              <w:rPr>
+                <w:rFonts w:ascii="Cambria" w:hAnsi="Cambria" w:eastAsia="Cambria" w:cs=""/>
+                <w:kern w:val="0"/>
+                <w:szCs w:val="24"/>
+                <w:lang w:val="en-US" w:eastAsia="en-US" w:bidi="ar-SA"/>
+              </w:rPr>
+            </w:pPr>
+            <w:r>
+              <w:rPr>
+                <w:rFonts w:eastAsia="Cambria" w:cs=""/>
+                <w:kern w:val="0"/>
+                <w:sz w:val="19"/>
+                <w:szCs w:val="24"/>
+                <w:lang w:val="en-US" w:eastAsia="en-US" w:bidi="ar-SA"/>
+              </w:rPr>
+              <w:t>—</w:t>
+            </w:r>
+          </w:p>
+        </w:tc>
+      </w:tr>
+      <w:tr>
+        <w:trPr>
+          <w:cantSplit w:val="true"/>
+        </w:trPr>
+        <w:tc>
+          <w:tcPr>
+            <w:tcW w:w="2352" w:type="dxa"/>
+            <w:tcBorders/>
+          </w:tcPr>
+          <w:p>
+            <w:pPr>
+              <w:pStyle w:val="Compact"/>
+              <w:widowControl/>
+              <w:spacing w:before="36" w:after="36"/>
+              <w:jc w:val="left"/>
+              <w:rPr>
+                <w:rFonts w:ascii="Cambria" w:hAnsi="Cambria" w:eastAsia="Cambria" w:cs=""/>
+                <w:kern w:val="0"/>
+                <w:szCs w:val="24"/>
+                <w:lang w:val="en-US" w:eastAsia="en-US" w:bidi="ar-SA"/>
+              </w:rPr>
+            </w:pPr>
+            <w:r>
+              <w:rPr>
+                <w:rFonts w:eastAsia="Cambria" w:cs=""/>
+                <w:b/>
+                <w:bCs/>
+                <w:kern w:val="0"/>
+                <w:sz w:val="19"/>
+                <w:szCs w:val="24"/>
+                <w:lang w:val="en-US" w:eastAsia="en-US" w:bidi="ar-SA"/>
+              </w:rPr>
+              <w:t>Week 11</w:t>
+            </w:r>
+          </w:p>
+        </w:tc>
+        <w:tc>
+          <w:tcPr>
+            <w:tcW w:w="2351" w:type="dxa"/>
+            <w:tcBorders/>
+          </w:tcPr>
+          <w:p>
+            <w:pPr>
+              <w:pStyle w:val="Compact"/>
+              <w:widowControl/>
+              <w:spacing w:before="36" w:after="36"/>
+              <w:jc w:val="left"/>
+              <w:rPr>
+                <w:rFonts w:ascii="Cambria" w:hAnsi="Cambria" w:eastAsia="Cambria" w:cs=""/>
+                <w:kern w:val="0"/>
+                <w:szCs w:val="24"/>
+                <w:lang w:val="en-US" w:eastAsia="en-US" w:bidi="ar-SA"/>
+              </w:rPr>
+            </w:pPr>
+            <w:r>
+              <w:rPr>
+                <w:rFonts w:eastAsia="Cambria" w:cs=""/>
+                <w:kern w:val="0"/>
+                <w:sz w:val="19"/>
+                <w:szCs w:val="24"/>
+                <w:lang w:val="en-US" w:eastAsia="en-US" w:bidi="ar-SA"/>
+              </w:rPr>
+              <w:t>Finalize the gap analysis report for sign-off.</w:t>
+            </w:r>
+          </w:p>
+        </w:tc>
+        <w:tc>
+          <w:tcPr>
+            <w:tcW w:w="2352" w:type="dxa"/>
+            <w:tcBorders/>
+          </w:tcPr>
+          <w:p>
+            <w:pPr>
+              <w:pStyle w:val="Compact"/>
+              <w:widowControl/>
+              <w:spacing w:before="36" w:after="36"/>
+              <w:jc w:val="left"/>
+              <w:rPr>
+                <w:rFonts w:ascii="Cambria" w:hAnsi="Cambria" w:eastAsia="Cambria" w:cs=""/>
+                <w:kern w:val="0"/>
+                <w:szCs w:val="24"/>
+                <w:lang w:val="en-US" w:eastAsia="en-US" w:bidi="ar-SA"/>
+              </w:rPr>
+            </w:pPr>
+            <w:r>
+              <w:rPr>
+                <w:rFonts w:eastAsia="Cambria" w:cs=""/>
+                <w:kern w:val="0"/>
+                <w:sz w:val="19"/>
+                <w:szCs w:val="24"/>
+                <w:lang w:val="en-US" w:eastAsia="en-US" w:bidi="ar-SA"/>
+              </w:rPr>
+              <w:t>—</w:t>
+            </w:r>
+          </w:p>
+        </w:tc>
+        <w:tc>
+          <w:tcPr>
+            <w:tcW w:w="2353" w:type="dxa"/>
+            <w:tcBorders/>
+          </w:tcPr>
+          <w:p>
+            <w:pPr>
+              <w:pStyle w:val="Compact"/>
+              <w:widowControl/>
+              <w:spacing w:before="36" w:after="36"/>
+              <w:jc w:val="left"/>
+              <w:rPr>
+                <w:rFonts w:ascii="Cambria" w:hAnsi="Cambria" w:eastAsia="Cambria" w:cs=""/>
+                <w:kern w:val="0"/>
+                <w:szCs w:val="24"/>
+                <w:lang w:val="en-US" w:eastAsia="en-US" w:bidi="ar-SA"/>
+              </w:rPr>
+            </w:pPr>
+            <w:r>
+              <w:rPr>
+                <w:rFonts w:eastAsia="Cambria" w:cs=""/>
+                <w:kern w:val="0"/>
+                <w:sz w:val="19"/>
+                <w:szCs w:val="24"/>
+                <w:lang w:val="en-US" w:eastAsia="en-US" w:bidi="ar-SA"/>
+              </w:rPr>
+              <w:t>M21 — routine log.</w:t>
             </w:r>
           </w:p>
         </w:tc>
@@ -6698,7 +7820,7 @@
                 <w:szCs w:val="24"/>
                 <w:lang w:val="en-US" w:eastAsia="en-US" w:bidi="ar-SA"/>
               </w:rPr>
-              <w:t>Week 14</w:t>
+              <w:t>Week 11</w:t>
             </w:r>
           </w:p>
         </w:tc>
@@ -6728,7 +7850,7 @@
                 <w:szCs w:val="24"/>
                 <w:lang w:val="en-US" w:eastAsia="en-US" w:bidi="ar-SA"/>
               </w:rPr>
-              <w:t>Continue procedure design; confirm which existing procedures can be adapted versus written new.</w:t>
+              <w:t>Continue procedure design; scope the full document set against both standards.</w:t>
             </w:r>
           </w:p>
         </w:tc>
@@ -6885,7 +8007,7 @@
                 <w:szCs w:val="24"/>
                 <w:lang w:val="en-US" w:eastAsia="en-US" w:bidi="ar-SA"/>
               </w:rPr>
-              <w:t>Week 18</w:t>
+              <w:t>Week 12</w:t>
             </w:r>
           </w:p>
         </w:tc>
@@ -6915,7 +8037,7 @@
                 <w:szCs w:val="24"/>
                 <w:lang w:val="en-US" w:eastAsia="en-US" w:bidi="ar-SA"/>
               </w:rPr>
-              <w:t>Continue procedure design across operations and environmental controls.</w:t>
+              <w:t>Continue procedure design.</w:t>
             </w:r>
           </w:p>
         </w:tc>
@@ -6945,7 +8067,7 @@
                 <w:szCs w:val="24"/>
                 <w:lang w:val="en-US" w:eastAsia="en-US" w:bidi="ar-SA"/>
               </w:rPr>
-              <w:t>Re-score ADKAR — Knowledge beginning to build as draft procedures circulate.</w:t>
+              <w:t>—</w:t>
             </w:r>
           </w:p>
         </w:tc>
@@ -6975,7 +8097,7 @@
                 <w:szCs w:val="24"/>
                 <w:lang w:val="en-US" w:eastAsia="en-US" w:bidi="ar-SA"/>
               </w:rPr>
-              <w:t>M5 (ADKAR Engine) — Knowledge 3.</w:t>
+              <w:t>M21 — routine log.</w:t>
             </w:r>
           </w:p>
         </w:tc>
@@ -7005,7 +8127,7 @@
                 <w:szCs w:val="24"/>
                 <w:lang w:val="en-US" w:eastAsia="en-US" w:bidi="ar-SA"/>
               </w:rPr>
-              <w:t>—</w:t>
+              <w:t>(Phase 1 gate also closes this week)</w:t>
             </w:r>
           </w:p>
         </w:tc>
@@ -7072,6 +8194,1689 @@
                 <w:szCs w:val="24"/>
                 <w:lang w:val="en-US" w:eastAsia="en-US" w:bidi="ar-SA"/>
               </w:rPr>
+              <w:t>Week 13</w:t>
+            </w:r>
+          </w:p>
+        </w:tc>
+        <w:tc>
+          <w:tcPr>
+            <w:tcW w:w="2351" w:type="dxa"/>
+            <w:tcBorders/>
+          </w:tcPr>
+          <w:p>
+            <w:pPr>
+              <w:pStyle w:val="Compact"/>
+              <w:widowControl/>
+              <w:spacing w:before="36" w:after="36"/>
+              <w:jc w:val="left"/>
+              <w:rPr>
+                <w:rFonts w:ascii="Cambria" w:hAnsi="Cambria" w:eastAsia="Cambria" w:cs=""/>
+                <w:kern w:val="0"/>
+                <w:szCs w:val="24"/>
+                <w:lang w:val="en-US" w:eastAsia="en-US" w:bidi="ar-SA"/>
+              </w:rPr>
+            </w:pPr>
+            <w:r>
+              <w:rPr>
+                <w:rFonts w:eastAsia="Cambria" w:cs=""/>
+                <w:kern w:val="0"/>
+                <w:sz w:val="19"/>
+                <w:szCs w:val="24"/>
+                <w:lang w:val="en-US" w:eastAsia="en-US" w:bidi="ar-SA"/>
+              </w:rPr>
+              <w:t>Continue procedure design.</w:t>
+            </w:r>
+          </w:p>
+        </w:tc>
+        <w:tc>
+          <w:tcPr>
+            <w:tcW w:w="2352" w:type="dxa"/>
+            <w:tcBorders/>
+          </w:tcPr>
+          <w:p>
+            <w:pPr>
+              <w:pStyle w:val="Compact"/>
+              <w:widowControl/>
+              <w:spacing w:before="36" w:after="36"/>
+              <w:jc w:val="left"/>
+              <w:rPr>
+                <w:rFonts w:ascii="Cambria" w:hAnsi="Cambria" w:eastAsia="Cambria" w:cs=""/>
+                <w:kern w:val="0"/>
+                <w:szCs w:val="24"/>
+                <w:lang w:val="en-US" w:eastAsia="en-US" w:bidi="ar-SA"/>
+              </w:rPr>
+            </w:pPr>
+            <w:r>
+              <w:rPr>
+                <w:rFonts w:eastAsia="Cambria" w:cs=""/>
+                <w:kern w:val="0"/>
+                <w:sz w:val="19"/>
+                <w:szCs w:val="24"/>
+                <w:lang w:val="en-US" w:eastAsia="en-US" w:bidi="ar-SA"/>
+              </w:rPr>
+              <w:t>—</w:t>
+            </w:r>
+          </w:p>
+        </w:tc>
+        <w:tc>
+          <w:tcPr>
+            <w:tcW w:w="2353" w:type="dxa"/>
+            <w:tcBorders/>
+          </w:tcPr>
+          <w:p>
+            <w:pPr>
+              <w:pStyle w:val="Compact"/>
+              <w:widowControl/>
+              <w:spacing w:before="36" w:after="36"/>
+              <w:jc w:val="left"/>
+              <w:rPr>
+                <w:rFonts w:ascii="Cambria" w:hAnsi="Cambria" w:eastAsia="Cambria" w:cs=""/>
+                <w:kern w:val="0"/>
+                <w:szCs w:val="24"/>
+                <w:lang w:val="en-US" w:eastAsia="en-US" w:bidi="ar-SA"/>
+              </w:rPr>
+            </w:pPr>
+            <w:r>
+              <w:rPr>
+                <w:rFonts w:eastAsia="Cambria" w:cs=""/>
+                <w:kern w:val="0"/>
+                <w:sz w:val="19"/>
+                <w:szCs w:val="24"/>
+                <w:lang w:val="en-US" w:eastAsia="en-US" w:bidi="ar-SA"/>
+              </w:rPr>
+              <w:t>M21 — routine log.</w:t>
+            </w:r>
+          </w:p>
+        </w:tc>
+        <w:tc>
+          <w:tcPr>
+            <w:tcW w:w="2351" w:type="dxa"/>
+            <w:tcBorders/>
+          </w:tcPr>
+          <w:p>
+            <w:pPr>
+              <w:pStyle w:val="Compact"/>
+              <w:widowControl/>
+              <w:spacing w:before="36" w:after="36"/>
+              <w:jc w:val="left"/>
+              <w:rPr>
+                <w:rFonts w:ascii="Cambria" w:hAnsi="Cambria" w:eastAsia="Cambria" w:cs=""/>
+                <w:kern w:val="0"/>
+                <w:szCs w:val="24"/>
+                <w:lang w:val="en-US" w:eastAsia="en-US" w:bidi="ar-SA"/>
+              </w:rPr>
+            </w:pPr>
+            <w:r>
+              <w:rPr>
+                <w:rFonts w:eastAsia="Cambria" w:cs=""/>
+                <w:kern w:val="0"/>
+                <w:sz w:val="19"/>
+                <w:szCs w:val="24"/>
+                <w:lang w:val="en-US" w:eastAsia="en-US" w:bidi="ar-SA"/>
+              </w:rPr>
+              <w:t>—</w:t>
+            </w:r>
+          </w:p>
+        </w:tc>
+        <w:tc>
+          <w:tcPr>
+            <w:tcW w:w="2352" w:type="dxa"/>
+            <w:tcBorders/>
+          </w:tcPr>
+          <w:p>
+            <w:pPr>
+              <w:pStyle w:val="Compact"/>
+              <w:widowControl/>
+              <w:spacing w:before="36" w:after="36"/>
+              <w:jc w:val="left"/>
+              <w:rPr>
+                <w:rFonts w:ascii="Cambria" w:hAnsi="Cambria" w:eastAsia="Cambria" w:cs=""/>
+                <w:kern w:val="0"/>
+                <w:szCs w:val="24"/>
+                <w:lang w:val="en-US" w:eastAsia="en-US" w:bidi="ar-SA"/>
+              </w:rPr>
+            </w:pPr>
+            <w:r>
+              <w:rPr>
+                <w:rFonts w:eastAsia="Cambria" w:cs=""/>
+                <w:kern w:val="0"/>
+                <w:sz w:val="19"/>
+                <w:szCs w:val="24"/>
+                <w:lang w:val="en-US" w:eastAsia="en-US" w:bidi="ar-SA"/>
+              </w:rPr>
+              <w:t>—</w:t>
+            </w:r>
+          </w:p>
+        </w:tc>
+      </w:tr>
+      <w:tr>
+        <w:trPr>
+          <w:cantSplit w:val="true"/>
+        </w:trPr>
+        <w:tc>
+          <w:tcPr>
+            <w:tcW w:w="2352" w:type="dxa"/>
+            <w:tcBorders/>
+          </w:tcPr>
+          <w:p>
+            <w:pPr>
+              <w:pStyle w:val="Compact"/>
+              <w:widowControl/>
+              <w:spacing w:before="36" w:after="36"/>
+              <w:jc w:val="left"/>
+              <w:rPr>
+                <w:rFonts w:ascii="Cambria" w:hAnsi="Cambria" w:eastAsia="Cambria" w:cs=""/>
+                <w:kern w:val="0"/>
+                <w:szCs w:val="24"/>
+                <w:lang w:val="en-US" w:eastAsia="en-US" w:bidi="ar-SA"/>
+              </w:rPr>
+            </w:pPr>
+            <w:r>
+              <w:rPr>
+                <w:rFonts w:eastAsia="Cambria" w:cs=""/>
+                <w:b/>
+                <w:bCs/>
+                <w:kern w:val="0"/>
+                <w:sz w:val="19"/>
+                <w:szCs w:val="24"/>
+                <w:lang w:val="en-US" w:eastAsia="en-US" w:bidi="ar-SA"/>
+              </w:rPr>
+              <w:t>Week 14</w:t>
+            </w:r>
+          </w:p>
+        </w:tc>
+        <w:tc>
+          <w:tcPr>
+            <w:tcW w:w="2351" w:type="dxa"/>
+            <w:tcBorders/>
+          </w:tcPr>
+          <w:p>
+            <w:pPr>
+              <w:pStyle w:val="Compact"/>
+              <w:widowControl/>
+              <w:spacing w:before="36" w:after="36"/>
+              <w:jc w:val="left"/>
+              <w:rPr>
+                <w:rFonts w:ascii="Cambria" w:hAnsi="Cambria" w:eastAsia="Cambria" w:cs=""/>
+                <w:kern w:val="0"/>
+                <w:szCs w:val="24"/>
+                <w:lang w:val="en-US" w:eastAsia="en-US" w:bidi="ar-SA"/>
+              </w:rPr>
+            </w:pPr>
+            <w:r>
+              <w:rPr>
+                <w:rFonts w:eastAsia="Cambria" w:cs=""/>
+                <w:kern w:val="0"/>
+                <w:sz w:val="19"/>
+                <w:szCs w:val="24"/>
+                <w:lang w:val="en-US" w:eastAsia="en-US" w:bidi="ar-SA"/>
+              </w:rPr>
+              <w:t>Continue procedure design; confirm which existing procedures can be adapted versus written new.</w:t>
+            </w:r>
+          </w:p>
+        </w:tc>
+        <w:tc>
+          <w:tcPr>
+            <w:tcW w:w="2352" w:type="dxa"/>
+            <w:tcBorders/>
+          </w:tcPr>
+          <w:p>
+            <w:pPr>
+              <w:pStyle w:val="Compact"/>
+              <w:widowControl/>
+              <w:spacing w:before="36" w:after="36"/>
+              <w:jc w:val="left"/>
+              <w:rPr>
+                <w:rFonts w:ascii="Cambria" w:hAnsi="Cambria" w:eastAsia="Cambria" w:cs=""/>
+                <w:kern w:val="0"/>
+                <w:szCs w:val="24"/>
+                <w:lang w:val="en-US" w:eastAsia="en-US" w:bidi="ar-SA"/>
+              </w:rPr>
+            </w:pPr>
+            <w:r>
+              <w:rPr>
+                <w:rFonts w:eastAsia="Cambria" w:cs=""/>
+                <w:kern w:val="0"/>
+                <w:sz w:val="19"/>
+                <w:szCs w:val="24"/>
+                <w:lang w:val="en-US" w:eastAsia="en-US" w:bidi="ar-SA"/>
+              </w:rPr>
+              <w:t>—</w:t>
+            </w:r>
+          </w:p>
+        </w:tc>
+        <w:tc>
+          <w:tcPr>
+            <w:tcW w:w="2353" w:type="dxa"/>
+            <w:tcBorders/>
+          </w:tcPr>
+          <w:p>
+            <w:pPr>
+              <w:pStyle w:val="Compact"/>
+              <w:widowControl/>
+              <w:spacing w:before="36" w:after="36"/>
+              <w:jc w:val="left"/>
+              <w:rPr>
+                <w:rFonts w:ascii="Cambria" w:hAnsi="Cambria" w:eastAsia="Cambria" w:cs=""/>
+                <w:kern w:val="0"/>
+                <w:szCs w:val="24"/>
+                <w:lang w:val="en-US" w:eastAsia="en-US" w:bidi="ar-SA"/>
+              </w:rPr>
+            </w:pPr>
+            <w:r>
+              <w:rPr>
+                <w:rFonts w:eastAsia="Cambria" w:cs=""/>
+                <w:kern w:val="0"/>
+                <w:sz w:val="19"/>
+                <w:szCs w:val="24"/>
+                <w:lang w:val="en-US" w:eastAsia="en-US" w:bidi="ar-SA"/>
+              </w:rPr>
+              <w:t>M21 — routine log.</w:t>
+            </w:r>
+          </w:p>
+        </w:tc>
+        <w:tc>
+          <w:tcPr>
+            <w:tcW w:w="2351" w:type="dxa"/>
+            <w:tcBorders/>
+          </w:tcPr>
+          <w:p>
+            <w:pPr>
+              <w:pStyle w:val="Compact"/>
+              <w:widowControl/>
+              <w:spacing w:before="36" w:after="36"/>
+              <w:jc w:val="left"/>
+              <w:rPr>
+                <w:rFonts w:ascii="Cambria" w:hAnsi="Cambria" w:eastAsia="Cambria" w:cs=""/>
+                <w:kern w:val="0"/>
+                <w:szCs w:val="24"/>
+                <w:lang w:val="en-US" w:eastAsia="en-US" w:bidi="ar-SA"/>
+              </w:rPr>
+            </w:pPr>
+            <w:r>
+              <w:rPr>
+                <w:rFonts w:eastAsia="Cambria" w:cs=""/>
+                <w:kern w:val="0"/>
+                <w:sz w:val="19"/>
+                <w:szCs w:val="24"/>
+                <w:lang w:val="en-US" w:eastAsia="en-US" w:bidi="ar-SA"/>
+              </w:rPr>
+              <w:t>—</w:t>
+            </w:r>
+          </w:p>
+        </w:tc>
+        <w:tc>
+          <w:tcPr>
+            <w:tcW w:w="2352" w:type="dxa"/>
+            <w:tcBorders/>
+          </w:tcPr>
+          <w:p>
+            <w:pPr>
+              <w:pStyle w:val="Compact"/>
+              <w:widowControl/>
+              <w:spacing w:before="36" w:after="36"/>
+              <w:jc w:val="left"/>
+              <w:rPr>
+                <w:rFonts w:ascii="Cambria" w:hAnsi="Cambria" w:eastAsia="Cambria" w:cs=""/>
+                <w:kern w:val="0"/>
+                <w:szCs w:val="24"/>
+                <w:lang w:val="en-US" w:eastAsia="en-US" w:bidi="ar-SA"/>
+              </w:rPr>
+            </w:pPr>
+            <w:r>
+              <w:rPr>
+                <w:rFonts w:eastAsia="Cambria" w:cs=""/>
+                <w:kern w:val="0"/>
+                <w:sz w:val="19"/>
+                <w:szCs w:val="24"/>
+                <w:lang w:val="en-US" w:eastAsia="en-US" w:bidi="ar-SA"/>
+              </w:rPr>
+              <w:t>—</w:t>
+            </w:r>
+          </w:p>
+        </w:tc>
+      </w:tr>
+      <w:tr>
+        <w:trPr>
+          <w:cantSplit w:val="true"/>
+        </w:trPr>
+        <w:tc>
+          <w:tcPr>
+            <w:tcW w:w="2352" w:type="dxa"/>
+            <w:tcBorders/>
+          </w:tcPr>
+          <w:p>
+            <w:pPr>
+              <w:pStyle w:val="Compact"/>
+              <w:widowControl/>
+              <w:spacing w:before="36" w:after="36"/>
+              <w:jc w:val="left"/>
+              <w:rPr>
+                <w:rFonts w:ascii="Cambria" w:hAnsi="Cambria" w:eastAsia="Cambria" w:cs=""/>
+                <w:kern w:val="0"/>
+                <w:szCs w:val="24"/>
+                <w:lang w:val="en-US" w:eastAsia="en-US" w:bidi="ar-SA"/>
+              </w:rPr>
+            </w:pPr>
+            <w:r>
+              <w:rPr>
+                <w:rFonts w:eastAsia="Cambria" w:cs=""/>
+                <w:b/>
+                <w:bCs/>
+                <w:kern w:val="0"/>
+                <w:sz w:val="19"/>
+                <w:szCs w:val="24"/>
+                <w:lang w:val="en-US" w:eastAsia="en-US" w:bidi="ar-SA"/>
+              </w:rPr>
+              <w:t>Week 15</w:t>
+            </w:r>
+          </w:p>
+        </w:tc>
+        <w:tc>
+          <w:tcPr>
+            <w:tcW w:w="2351" w:type="dxa"/>
+            <w:tcBorders/>
+          </w:tcPr>
+          <w:p>
+            <w:pPr>
+              <w:pStyle w:val="Compact"/>
+              <w:widowControl/>
+              <w:spacing w:before="36" w:after="36"/>
+              <w:jc w:val="left"/>
+              <w:rPr>
+                <w:rFonts w:ascii="Cambria" w:hAnsi="Cambria" w:eastAsia="Cambria" w:cs=""/>
+                <w:kern w:val="0"/>
+                <w:szCs w:val="24"/>
+                <w:lang w:val="en-US" w:eastAsia="en-US" w:bidi="ar-SA"/>
+              </w:rPr>
+            </w:pPr>
+            <w:r>
+              <w:rPr>
+                <w:rFonts w:eastAsia="Cambria" w:cs=""/>
+                <w:kern w:val="0"/>
+                <w:sz w:val="19"/>
+                <w:szCs w:val="24"/>
+                <w:lang w:val="en-US" w:eastAsia="en-US" w:bidi="ar-SA"/>
+              </w:rPr>
+              <w:t>Continue procedure design across quality and environmental controls.</w:t>
+            </w:r>
+          </w:p>
+        </w:tc>
+        <w:tc>
+          <w:tcPr>
+            <w:tcW w:w="2352" w:type="dxa"/>
+            <w:tcBorders/>
+          </w:tcPr>
+          <w:p>
+            <w:pPr>
+              <w:pStyle w:val="Compact"/>
+              <w:widowControl/>
+              <w:spacing w:before="36" w:after="36"/>
+              <w:jc w:val="left"/>
+              <w:rPr>
+                <w:rFonts w:ascii="Cambria" w:hAnsi="Cambria" w:eastAsia="Cambria" w:cs=""/>
+                <w:kern w:val="0"/>
+                <w:szCs w:val="24"/>
+                <w:lang w:val="en-US" w:eastAsia="en-US" w:bidi="ar-SA"/>
+              </w:rPr>
+            </w:pPr>
+            <w:r>
+              <w:rPr>
+                <w:rFonts w:eastAsia="Cambria" w:cs=""/>
+                <w:kern w:val="0"/>
+                <w:sz w:val="19"/>
+                <w:szCs w:val="24"/>
+                <w:lang w:val="en-US" w:eastAsia="en-US" w:bidi="ar-SA"/>
+              </w:rPr>
+              <w:t>—</w:t>
+            </w:r>
+          </w:p>
+        </w:tc>
+        <w:tc>
+          <w:tcPr>
+            <w:tcW w:w="2353" w:type="dxa"/>
+            <w:tcBorders/>
+          </w:tcPr>
+          <w:p>
+            <w:pPr>
+              <w:pStyle w:val="Compact"/>
+              <w:widowControl/>
+              <w:spacing w:before="36" w:after="36"/>
+              <w:jc w:val="left"/>
+              <w:rPr>
+                <w:rFonts w:ascii="Cambria" w:hAnsi="Cambria" w:eastAsia="Cambria" w:cs=""/>
+                <w:kern w:val="0"/>
+                <w:szCs w:val="24"/>
+                <w:lang w:val="en-US" w:eastAsia="en-US" w:bidi="ar-SA"/>
+              </w:rPr>
+            </w:pPr>
+            <w:r>
+              <w:rPr>
+                <w:rFonts w:eastAsia="Cambria" w:cs=""/>
+                <w:kern w:val="0"/>
+                <w:sz w:val="19"/>
+                <w:szCs w:val="24"/>
+                <w:lang w:val="en-US" w:eastAsia="en-US" w:bidi="ar-SA"/>
+              </w:rPr>
+              <w:t>M21 — routine log.</w:t>
+            </w:r>
+          </w:p>
+        </w:tc>
+        <w:tc>
+          <w:tcPr>
+            <w:tcW w:w="2351" w:type="dxa"/>
+            <w:tcBorders/>
+          </w:tcPr>
+          <w:p>
+            <w:pPr>
+              <w:pStyle w:val="Compact"/>
+              <w:widowControl/>
+              <w:spacing w:before="36" w:after="36"/>
+              <w:jc w:val="left"/>
+              <w:rPr>
+                <w:rFonts w:ascii="Cambria" w:hAnsi="Cambria" w:eastAsia="Cambria" w:cs=""/>
+                <w:kern w:val="0"/>
+                <w:szCs w:val="24"/>
+                <w:lang w:val="en-US" w:eastAsia="en-US" w:bidi="ar-SA"/>
+              </w:rPr>
+            </w:pPr>
+            <w:r>
+              <w:rPr>
+                <w:rFonts w:eastAsia="Cambria" w:cs=""/>
+                <w:kern w:val="0"/>
+                <w:sz w:val="19"/>
+                <w:szCs w:val="24"/>
+                <w:lang w:val="en-US" w:eastAsia="en-US" w:bidi="ar-SA"/>
+              </w:rPr>
+              <w:t>—</w:t>
+            </w:r>
+          </w:p>
+        </w:tc>
+        <w:tc>
+          <w:tcPr>
+            <w:tcW w:w="2352" w:type="dxa"/>
+            <w:tcBorders/>
+          </w:tcPr>
+          <w:p>
+            <w:pPr>
+              <w:pStyle w:val="Compact"/>
+              <w:widowControl/>
+              <w:spacing w:before="36" w:after="36"/>
+              <w:jc w:val="left"/>
+              <w:rPr>
+                <w:rFonts w:ascii="Cambria" w:hAnsi="Cambria" w:eastAsia="Cambria" w:cs=""/>
+                <w:kern w:val="0"/>
+                <w:szCs w:val="24"/>
+                <w:lang w:val="en-US" w:eastAsia="en-US" w:bidi="ar-SA"/>
+              </w:rPr>
+            </w:pPr>
+            <w:r>
+              <w:rPr>
+                <w:rFonts w:eastAsia="Cambria" w:cs=""/>
+                <w:kern w:val="0"/>
+                <w:sz w:val="19"/>
+                <w:szCs w:val="24"/>
+                <w:lang w:val="en-US" w:eastAsia="en-US" w:bidi="ar-SA"/>
+              </w:rPr>
+              <w:t>—</w:t>
+            </w:r>
+          </w:p>
+        </w:tc>
+      </w:tr>
+      <w:tr>
+        <w:trPr>
+          <w:cantSplit w:val="true"/>
+        </w:trPr>
+        <w:tc>
+          <w:tcPr>
+            <w:tcW w:w="2352" w:type="dxa"/>
+            <w:tcBorders/>
+          </w:tcPr>
+          <w:p>
+            <w:pPr>
+              <w:pStyle w:val="Compact"/>
+              <w:widowControl/>
+              <w:spacing w:before="36" w:after="36"/>
+              <w:jc w:val="left"/>
+              <w:rPr>
+                <w:rFonts w:ascii="Cambria" w:hAnsi="Cambria" w:eastAsia="Cambria" w:cs=""/>
+                <w:kern w:val="0"/>
+                <w:szCs w:val="24"/>
+                <w:lang w:val="en-US" w:eastAsia="en-US" w:bidi="ar-SA"/>
+              </w:rPr>
+            </w:pPr>
+            <w:r>
+              <w:rPr>
+                <w:rFonts w:eastAsia="Cambria" w:cs=""/>
+                <w:b/>
+                <w:bCs/>
+                <w:kern w:val="0"/>
+                <w:sz w:val="19"/>
+                <w:szCs w:val="24"/>
+                <w:lang w:val="en-US" w:eastAsia="en-US" w:bidi="ar-SA"/>
+              </w:rPr>
+              <w:t>Week 16</w:t>
+            </w:r>
+          </w:p>
+        </w:tc>
+        <w:tc>
+          <w:tcPr>
+            <w:tcW w:w="2351" w:type="dxa"/>
+            <w:tcBorders/>
+          </w:tcPr>
+          <w:p>
+            <w:pPr>
+              <w:pStyle w:val="Compact"/>
+              <w:widowControl/>
+              <w:spacing w:before="36" w:after="36"/>
+              <w:jc w:val="left"/>
+              <w:rPr>
+                <w:rFonts w:ascii="Cambria" w:hAnsi="Cambria" w:eastAsia="Cambria" w:cs=""/>
+                <w:kern w:val="0"/>
+                <w:szCs w:val="24"/>
+                <w:lang w:val="en-US" w:eastAsia="en-US" w:bidi="ar-SA"/>
+              </w:rPr>
+            </w:pPr>
+            <w:r>
+              <w:rPr>
+                <w:rFonts w:eastAsia="Cambria" w:cs=""/>
+                <w:kern w:val="0"/>
+                <w:sz w:val="19"/>
+                <w:szCs w:val="24"/>
+                <w:lang w:val="en-US" w:eastAsia="en-US" w:bidi="ar-SA"/>
+              </w:rPr>
+              <w:t>Continue procedure design.</w:t>
+            </w:r>
+          </w:p>
+        </w:tc>
+        <w:tc>
+          <w:tcPr>
+            <w:tcW w:w="2352" w:type="dxa"/>
+            <w:tcBorders/>
+          </w:tcPr>
+          <w:p>
+            <w:pPr>
+              <w:pStyle w:val="Compact"/>
+              <w:widowControl/>
+              <w:spacing w:before="36" w:after="36"/>
+              <w:jc w:val="left"/>
+              <w:rPr>
+                <w:rFonts w:ascii="Cambria" w:hAnsi="Cambria" w:eastAsia="Cambria" w:cs=""/>
+                <w:kern w:val="0"/>
+                <w:szCs w:val="24"/>
+                <w:lang w:val="en-US" w:eastAsia="en-US" w:bidi="ar-SA"/>
+              </w:rPr>
+            </w:pPr>
+            <w:r>
+              <w:rPr>
+                <w:rFonts w:eastAsia="Cambria" w:cs=""/>
+                <w:kern w:val="0"/>
+                <w:sz w:val="19"/>
+                <w:szCs w:val="24"/>
+                <w:lang w:val="en-US" w:eastAsia="en-US" w:bidi="ar-SA"/>
+              </w:rPr>
+              <w:t>—</w:t>
+            </w:r>
+          </w:p>
+        </w:tc>
+        <w:tc>
+          <w:tcPr>
+            <w:tcW w:w="2353" w:type="dxa"/>
+            <w:tcBorders/>
+          </w:tcPr>
+          <w:p>
+            <w:pPr>
+              <w:pStyle w:val="Compact"/>
+              <w:widowControl/>
+              <w:spacing w:before="36" w:after="36"/>
+              <w:jc w:val="left"/>
+              <w:rPr>
+                <w:rFonts w:ascii="Cambria" w:hAnsi="Cambria" w:eastAsia="Cambria" w:cs=""/>
+                <w:kern w:val="0"/>
+                <w:szCs w:val="24"/>
+                <w:lang w:val="en-US" w:eastAsia="en-US" w:bidi="ar-SA"/>
+              </w:rPr>
+            </w:pPr>
+            <w:r>
+              <w:rPr>
+                <w:rFonts w:eastAsia="Cambria" w:cs=""/>
+                <w:kern w:val="0"/>
+                <w:sz w:val="19"/>
+                <w:szCs w:val="24"/>
+                <w:lang w:val="en-US" w:eastAsia="en-US" w:bidi="ar-SA"/>
+              </w:rPr>
+              <w:t>M21 — routine log.</w:t>
+            </w:r>
+          </w:p>
+        </w:tc>
+        <w:tc>
+          <w:tcPr>
+            <w:tcW w:w="2351" w:type="dxa"/>
+            <w:tcBorders/>
+          </w:tcPr>
+          <w:p>
+            <w:pPr>
+              <w:pStyle w:val="Compact"/>
+              <w:widowControl/>
+              <w:spacing w:before="36" w:after="36"/>
+              <w:jc w:val="left"/>
+              <w:rPr>
+                <w:rFonts w:ascii="Cambria" w:hAnsi="Cambria" w:eastAsia="Cambria" w:cs=""/>
+                <w:kern w:val="0"/>
+                <w:szCs w:val="24"/>
+                <w:lang w:val="en-US" w:eastAsia="en-US" w:bidi="ar-SA"/>
+              </w:rPr>
+            </w:pPr>
+            <w:r>
+              <w:rPr>
+                <w:rFonts w:eastAsia="Cambria" w:cs=""/>
+                <w:kern w:val="0"/>
+                <w:sz w:val="19"/>
+                <w:szCs w:val="24"/>
+                <w:lang w:val="en-US" w:eastAsia="en-US" w:bidi="ar-SA"/>
+              </w:rPr>
+              <w:t>—</w:t>
+            </w:r>
+          </w:p>
+        </w:tc>
+        <w:tc>
+          <w:tcPr>
+            <w:tcW w:w="2352" w:type="dxa"/>
+            <w:tcBorders/>
+          </w:tcPr>
+          <w:p>
+            <w:pPr>
+              <w:pStyle w:val="Compact"/>
+              <w:widowControl/>
+              <w:spacing w:before="36" w:after="36"/>
+              <w:jc w:val="left"/>
+              <w:rPr>
+                <w:rFonts w:ascii="Cambria" w:hAnsi="Cambria" w:eastAsia="Cambria" w:cs=""/>
+                <w:kern w:val="0"/>
+                <w:szCs w:val="24"/>
+                <w:lang w:val="en-US" w:eastAsia="en-US" w:bidi="ar-SA"/>
+              </w:rPr>
+            </w:pPr>
+            <w:r>
+              <w:rPr>
+                <w:rFonts w:eastAsia="Cambria" w:cs=""/>
+                <w:kern w:val="0"/>
+                <w:sz w:val="19"/>
+                <w:szCs w:val="24"/>
+                <w:lang w:val="en-US" w:eastAsia="en-US" w:bidi="ar-SA"/>
+              </w:rPr>
+              <w:t>—</w:t>
+            </w:r>
+          </w:p>
+        </w:tc>
+      </w:tr>
+      <w:tr>
+        <w:trPr>
+          <w:cantSplit w:val="true"/>
+        </w:trPr>
+        <w:tc>
+          <w:tcPr>
+            <w:tcW w:w="2352" w:type="dxa"/>
+            <w:tcBorders/>
+          </w:tcPr>
+          <w:p>
+            <w:pPr>
+              <w:pStyle w:val="Compact"/>
+              <w:widowControl/>
+              <w:spacing w:before="36" w:after="36"/>
+              <w:jc w:val="left"/>
+              <w:rPr>
+                <w:rFonts w:ascii="Cambria" w:hAnsi="Cambria" w:eastAsia="Cambria" w:cs=""/>
+                <w:kern w:val="0"/>
+                <w:szCs w:val="24"/>
+                <w:lang w:val="en-US" w:eastAsia="en-US" w:bidi="ar-SA"/>
+              </w:rPr>
+            </w:pPr>
+            <w:r>
+              <w:rPr>
+                <w:rFonts w:eastAsia="Cambria" w:cs=""/>
+                <w:b/>
+                <w:bCs/>
+                <w:kern w:val="0"/>
+                <w:sz w:val="19"/>
+                <w:szCs w:val="24"/>
+                <w:lang w:val="en-US" w:eastAsia="en-US" w:bidi="ar-SA"/>
+              </w:rPr>
+              <w:t>Week 17</w:t>
+            </w:r>
+          </w:p>
+        </w:tc>
+        <w:tc>
+          <w:tcPr>
+            <w:tcW w:w="2351" w:type="dxa"/>
+            <w:tcBorders/>
+          </w:tcPr>
+          <w:p>
+            <w:pPr>
+              <w:pStyle w:val="Compact"/>
+              <w:widowControl/>
+              <w:spacing w:before="36" w:after="36"/>
+              <w:jc w:val="left"/>
+              <w:rPr>
+                <w:rFonts w:ascii="Cambria" w:hAnsi="Cambria" w:eastAsia="Cambria" w:cs=""/>
+                <w:kern w:val="0"/>
+                <w:szCs w:val="24"/>
+                <w:lang w:val="en-US" w:eastAsia="en-US" w:bidi="ar-SA"/>
+              </w:rPr>
+            </w:pPr>
+            <w:r>
+              <w:rPr>
+                <w:rFonts w:eastAsia="Cambria" w:cs=""/>
+                <w:kern w:val="0"/>
+                <w:sz w:val="19"/>
+                <w:szCs w:val="24"/>
+                <w:lang w:val="en-US" w:eastAsia="en-US" w:bidi="ar-SA"/>
+              </w:rPr>
+              <w:t>Draft the first complete procedure set for internal review.</w:t>
+            </w:r>
+          </w:p>
+        </w:tc>
+        <w:tc>
+          <w:tcPr>
+            <w:tcW w:w="2352" w:type="dxa"/>
+            <w:tcBorders/>
+          </w:tcPr>
+          <w:p>
+            <w:pPr>
+              <w:pStyle w:val="Compact"/>
+              <w:widowControl/>
+              <w:spacing w:before="36" w:after="36"/>
+              <w:jc w:val="left"/>
+              <w:rPr>
+                <w:rFonts w:ascii="Cambria" w:hAnsi="Cambria" w:eastAsia="Cambria" w:cs=""/>
+                <w:kern w:val="0"/>
+                <w:szCs w:val="24"/>
+                <w:lang w:val="en-US" w:eastAsia="en-US" w:bidi="ar-SA"/>
+              </w:rPr>
+            </w:pPr>
+            <w:r>
+              <w:rPr>
+                <w:rFonts w:eastAsia="Cambria" w:cs=""/>
+                <w:kern w:val="0"/>
+                <w:sz w:val="19"/>
+                <w:szCs w:val="24"/>
+                <w:lang w:val="en-US" w:eastAsia="en-US" w:bidi="ar-SA"/>
+              </w:rPr>
+              <w:t>—</w:t>
+            </w:r>
+          </w:p>
+        </w:tc>
+        <w:tc>
+          <w:tcPr>
+            <w:tcW w:w="2353" w:type="dxa"/>
+            <w:tcBorders/>
+          </w:tcPr>
+          <w:p>
+            <w:pPr>
+              <w:pStyle w:val="Compact"/>
+              <w:widowControl/>
+              <w:spacing w:before="36" w:after="36"/>
+              <w:jc w:val="left"/>
+              <w:rPr>
+                <w:rFonts w:ascii="Cambria" w:hAnsi="Cambria" w:eastAsia="Cambria" w:cs=""/>
+                <w:kern w:val="0"/>
+                <w:szCs w:val="24"/>
+                <w:lang w:val="en-US" w:eastAsia="en-US" w:bidi="ar-SA"/>
+              </w:rPr>
+            </w:pPr>
+            <w:r>
+              <w:rPr>
+                <w:rFonts w:eastAsia="Cambria" w:cs=""/>
+                <w:kern w:val="0"/>
+                <w:sz w:val="19"/>
+                <w:szCs w:val="24"/>
+                <w:lang w:val="en-US" w:eastAsia="en-US" w:bidi="ar-SA"/>
+              </w:rPr>
+              <w:t>M21 — routine log.</w:t>
+            </w:r>
+          </w:p>
+        </w:tc>
+        <w:tc>
+          <w:tcPr>
+            <w:tcW w:w="2351" w:type="dxa"/>
+            <w:tcBorders/>
+          </w:tcPr>
+          <w:p>
+            <w:pPr>
+              <w:pStyle w:val="Compact"/>
+              <w:widowControl/>
+              <w:spacing w:before="36" w:after="36"/>
+              <w:jc w:val="left"/>
+              <w:rPr>
+                <w:rFonts w:ascii="Cambria" w:hAnsi="Cambria" w:eastAsia="Cambria" w:cs=""/>
+                <w:kern w:val="0"/>
+                <w:szCs w:val="24"/>
+                <w:lang w:val="en-US" w:eastAsia="en-US" w:bidi="ar-SA"/>
+              </w:rPr>
+            </w:pPr>
+            <w:r>
+              <w:rPr>
+                <w:rFonts w:eastAsia="Cambria" w:cs=""/>
+                <w:kern w:val="0"/>
+                <w:sz w:val="19"/>
+                <w:szCs w:val="24"/>
+                <w:lang w:val="en-US" w:eastAsia="en-US" w:bidi="ar-SA"/>
+              </w:rPr>
+              <w:t>—</w:t>
+            </w:r>
+          </w:p>
+        </w:tc>
+        <w:tc>
+          <w:tcPr>
+            <w:tcW w:w="2352" w:type="dxa"/>
+            <w:tcBorders/>
+          </w:tcPr>
+          <w:p>
+            <w:pPr>
+              <w:pStyle w:val="Compact"/>
+              <w:widowControl/>
+              <w:spacing w:before="36" w:after="36"/>
+              <w:jc w:val="left"/>
+              <w:rPr>
+                <w:rFonts w:ascii="Cambria" w:hAnsi="Cambria" w:eastAsia="Cambria" w:cs=""/>
+                <w:kern w:val="0"/>
+                <w:szCs w:val="24"/>
+                <w:lang w:val="en-US" w:eastAsia="en-US" w:bidi="ar-SA"/>
+              </w:rPr>
+            </w:pPr>
+            <w:r>
+              <w:rPr>
+                <w:rFonts w:eastAsia="Cambria" w:cs=""/>
+                <w:kern w:val="0"/>
+                <w:sz w:val="19"/>
+                <w:szCs w:val="24"/>
+                <w:lang w:val="en-US" w:eastAsia="en-US" w:bidi="ar-SA"/>
+              </w:rPr>
+              <w:t>—</w:t>
+            </w:r>
+          </w:p>
+        </w:tc>
+      </w:tr>
+      <w:tr>
+        <w:trPr>
+          <w:cantSplit w:val="true"/>
+        </w:trPr>
+        <w:tc>
+          <w:tcPr>
+            <w:tcW w:w="2352" w:type="dxa"/>
+            <w:tcBorders/>
+          </w:tcPr>
+          <w:p>
+            <w:pPr>
+              <w:pStyle w:val="Compact"/>
+              <w:widowControl/>
+              <w:spacing w:before="36" w:after="36"/>
+              <w:jc w:val="left"/>
+              <w:rPr>
+                <w:rFonts w:ascii="Cambria" w:hAnsi="Cambria" w:eastAsia="Cambria" w:cs=""/>
+                <w:kern w:val="0"/>
+                <w:szCs w:val="24"/>
+                <w:lang w:val="en-US" w:eastAsia="en-US" w:bidi="ar-SA"/>
+              </w:rPr>
+            </w:pPr>
+            <w:r>
+              <w:rPr>
+                <w:rFonts w:eastAsia="Cambria" w:cs=""/>
+                <w:b/>
+                <w:bCs/>
+                <w:kern w:val="0"/>
+                <w:sz w:val="19"/>
+                <w:szCs w:val="24"/>
+                <w:lang w:val="en-US" w:eastAsia="en-US" w:bidi="ar-SA"/>
+              </w:rPr>
+              <w:t>Week 18</w:t>
+            </w:r>
+          </w:p>
+        </w:tc>
+        <w:tc>
+          <w:tcPr>
+            <w:tcW w:w="2351" w:type="dxa"/>
+            <w:tcBorders/>
+          </w:tcPr>
+          <w:p>
+            <w:pPr>
+              <w:pStyle w:val="Compact"/>
+              <w:widowControl/>
+              <w:spacing w:before="36" w:after="36"/>
+              <w:jc w:val="left"/>
+              <w:rPr>
+                <w:rFonts w:ascii="Cambria" w:hAnsi="Cambria" w:eastAsia="Cambria" w:cs=""/>
+                <w:kern w:val="0"/>
+                <w:szCs w:val="24"/>
+                <w:lang w:val="en-US" w:eastAsia="en-US" w:bidi="ar-SA"/>
+              </w:rPr>
+            </w:pPr>
+            <w:r>
+              <w:rPr>
+                <w:rFonts w:eastAsia="Cambria" w:cs=""/>
+                <w:kern w:val="0"/>
+                <w:sz w:val="19"/>
+                <w:szCs w:val="24"/>
+                <w:lang w:val="en-US" w:eastAsia="en-US" w:bidi="ar-SA"/>
+              </w:rPr>
+              <w:t>Continue procedure design across operations and environmental controls.</w:t>
+            </w:r>
+          </w:p>
+        </w:tc>
+        <w:tc>
+          <w:tcPr>
+            <w:tcW w:w="2352" w:type="dxa"/>
+            <w:tcBorders/>
+          </w:tcPr>
+          <w:p>
+            <w:pPr>
+              <w:pStyle w:val="Compact"/>
+              <w:widowControl/>
+              <w:spacing w:before="36" w:after="36"/>
+              <w:jc w:val="left"/>
+              <w:rPr>
+                <w:rFonts w:ascii="Cambria" w:hAnsi="Cambria" w:eastAsia="Cambria" w:cs=""/>
+                <w:kern w:val="0"/>
+                <w:szCs w:val="24"/>
+                <w:lang w:val="en-US" w:eastAsia="en-US" w:bidi="ar-SA"/>
+              </w:rPr>
+            </w:pPr>
+            <w:r>
+              <w:rPr>
+                <w:rFonts w:eastAsia="Cambria" w:cs=""/>
+                <w:kern w:val="0"/>
+                <w:sz w:val="19"/>
+                <w:szCs w:val="24"/>
+                <w:lang w:val="en-US" w:eastAsia="en-US" w:bidi="ar-SA"/>
+              </w:rPr>
+              <w:t>Re-score ADKAR — Knowledge beginning to build as draft procedures circulate.</w:t>
+            </w:r>
+          </w:p>
+        </w:tc>
+        <w:tc>
+          <w:tcPr>
+            <w:tcW w:w="2353" w:type="dxa"/>
+            <w:tcBorders/>
+          </w:tcPr>
+          <w:p>
+            <w:pPr>
+              <w:pStyle w:val="Compact"/>
+              <w:widowControl/>
+              <w:spacing w:before="36" w:after="36"/>
+              <w:jc w:val="left"/>
+              <w:rPr>
+                <w:rFonts w:ascii="Cambria" w:hAnsi="Cambria" w:eastAsia="Cambria" w:cs=""/>
+                <w:kern w:val="0"/>
+                <w:szCs w:val="24"/>
+                <w:lang w:val="en-US" w:eastAsia="en-US" w:bidi="ar-SA"/>
+              </w:rPr>
+            </w:pPr>
+            <w:r>
+              <w:rPr>
+                <w:rFonts w:eastAsia="Cambria" w:cs=""/>
+                <w:kern w:val="0"/>
+                <w:sz w:val="19"/>
+                <w:szCs w:val="24"/>
+                <w:lang w:val="en-US" w:eastAsia="en-US" w:bidi="ar-SA"/>
+              </w:rPr>
+              <w:t>M5 (ADKAR Engine) — Knowledge 3.</w:t>
+            </w:r>
+          </w:p>
+        </w:tc>
+        <w:tc>
+          <w:tcPr>
+            <w:tcW w:w="2351" w:type="dxa"/>
+            <w:tcBorders/>
+          </w:tcPr>
+          <w:p>
+            <w:pPr>
+              <w:pStyle w:val="Compact"/>
+              <w:widowControl/>
+              <w:spacing w:before="36" w:after="36"/>
+              <w:jc w:val="left"/>
+              <w:rPr>
+                <w:rFonts w:ascii="Cambria" w:hAnsi="Cambria" w:eastAsia="Cambria" w:cs=""/>
+                <w:kern w:val="0"/>
+                <w:szCs w:val="24"/>
+                <w:lang w:val="en-US" w:eastAsia="en-US" w:bidi="ar-SA"/>
+              </w:rPr>
+            </w:pPr>
+            <w:r>
+              <w:rPr>
+                <w:rFonts w:eastAsia="Cambria" w:cs=""/>
+                <w:kern w:val="0"/>
+                <w:sz w:val="19"/>
+                <w:szCs w:val="24"/>
+                <w:lang w:val="en-US" w:eastAsia="en-US" w:bidi="ar-SA"/>
+              </w:rPr>
+              <w:t>—</w:t>
+            </w:r>
+          </w:p>
+        </w:tc>
+        <w:tc>
+          <w:tcPr>
+            <w:tcW w:w="2352" w:type="dxa"/>
+            <w:tcBorders/>
+          </w:tcPr>
+          <w:p>
+            <w:pPr>
+              <w:pStyle w:val="Compact"/>
+              <w:widowControl/>
+              <w:spacing w:before="36" w:after="36"/>
+              <w:jc w:val="left"/>
+              <w:rPr>
+                <w:rFonts w:ascii="Cambria" w:hAnsi="Cambria" w:eastAsia="Cambria" w:cs=""/>
+                <w:kern w:val="0"/>
+                <w:szCs w:val="24"/>
+                <w:lang w:val="en-US" w:eastAsia="en-US" w:bidi="ar-SA"/>
+              </w:rPr>
+            </w:pPr>
+            <w:r>
+              <w:rPr>
+                <w:rFonts w:eastAsia="Cambria" w:cs=""/>
+                <w:kern w:val="0"/>
+                <w:sz w:val="19"/>
+                <w:szCs w:val="24"/>
+                <w:lang w:val="en-US" w:eastAsia="en-US" w:bidi="ar-SA"/>
+              </w:rPr>
+              <w:t>—</w:t>
+            </w:r>
+          </w:p>
+        </w:tc>
+      </w:tr>
+      <w:tr>
+        <w:trPr>
+          <w:cantSplit w:val="true"/>
+        </w:trPr>
+        <w:tc>
+          <w:tcPr>
+            <w:tcW w:w="2352" w:type="dxa"/>
+            <w:tcBorders/>
+          </w:tcPr>
+          <w:p>
+            <w:pPr>
+              <w:pStyle w:val="Compact"/>
+              <w:widowControl/>
+              <w:spacing w:before="36" w:after="36"/>
+              <w:jc w:val="left"/>
+              <w:rPr>
+                <w:rFonts w:ascii="Cambria" w:hAnsi="Cambria" w:eastAsia="Cambria" w:cs=""/>
+                <w:kern w:val="0"/>
+                <w:szCs w:val="24"/>
+                <w:lang w:val="en-US" w:eastAsia="en-US" w:bidi="ar-SA"/>
+              </w:rPr>
+            </w:pPr>
+            <w:r>
+              <w:rPr>
+                <w:rFonts w:eastAsia="Cambria" w:cs=""/>
+                <w:b/>
+                <w:bCs/>
+                <w:kern w:val="0"/>
+                <w:sz w:val="19"/>
+                <w:szCs w:val="24"/>
+                <w:lang w:val="en-US" w:eastAsia="en-US" w:bidi="ar-SA"/>
+              </w:rPr>
+              <w:t>Week 19</w:t>
+            </w:r>
+          </w:p>
+        </w:tc>
+        <w:tc>
+          <w:tcPr>
+            <w:tcW w:w="2351" w:type="dxa"/>
+            <w:tcBorders/>
+          </w:tcPr>
+          <w:p>
+            <w:pPr>
+              <w:pStyle w:val="Compact"/>
+              <w:widowControl/>
+              <w:spacing w:before="36" w:after="36"/>
+              <w:jc w:val="left"/>
+              <w:rPr>
+                <w:rFonts w:ascii="Cambria" w:hAnsi="Cambria" w:eastAsia="Cambria" w:cs=""/>
+                <w:kern w:val="0"/>
+                <w:szCs w:val="24"/>
+                <w:lang w:val="en-US" w:eastAsia="en-US" w:bidi="ar-SA"/>
+              </w:rPr>
+            </w:pPr>
+            <w:r>
+              <w:rPr>
+                <w:rFonts w:eastAsia="Cambria" w:cs=""/>
+                <w:kern w:val="0"/>
+                <w:sz w:val="19"/>
+                <w:szCs w:val="24"/>
+                <w:lang w:val="en-US" w:eastAsia="en-US" w:bidi="ar-SA"/>
+              </w:rPr>
+              <w:t>Review the draft procedure set internally within Quality.</w:t>
+            </w:r>
+          </w:p>
+        </w:tc>
+        <w:tc>
+          <w:tcPr>
+            <w:tcW w:w="2352" w:type="dxa"/>
+            <w:tcBorders/>
+          </w:tcPr>
+          <w:p>
+            <w:pPr>
+              <w:pStyle w:val="Compact"/>
+              <w:widowControl/>
+              <w:spacing w:before="36" w:after="36"/>
+              <w:jc w:val="left"/>
+              <w:rPr>
+                <w:rFonts w:ascii="Cambria" w:hAnsi="Cambria" w:eastAsia="Cambria" w:cs=""/>
+                <w:kern w:val="0"/>
+                <w:szCs w:val="24"/>
+                <w:lang w:val="en-US" w:eastAsia="en-US" w:bidi="ar-SA"/>
+              </w:rPr>
+            </w:pPr>
+            <w:r>
+              <w:rPr>
+                <w:rFonts w:eastAsia="Cambria" w:cs=""/>
+                <w:kern w:val="0"/>
+                <w:sz w:val="19"/>
+                <w:szCs w:val="24"/>
+                <w:lang w:val="en-US" w:eastAsia="en-US" w:bidi="ar-SA"/>
+              </w:rPr>
+              <w:t>—</w:t>
+            </w:r>
+          </w:p>
+        </w:tc>
+        <w:tc>
+          <w:tcPr>
+            <w:tcW w:w="2353" w:type="dxa"/>
+            <w:tcBorders/>
+          </w:tcPr>
+          <w:p>
+            <w:pPr>
+              <w:pStyle w:val="Compact"/>
+              <w:widowControl/>
+              <w:spacing w:before="36" w:after="36"/>
+              <w:jc w:val="left"/>
+              <w:rPr>
+                <w:rFonts w:ascii="Cambria" w:hAnsi="Cambria" w:eastAsia="Cambria" w:cs=""/>
+                <w:kern w:val="0"/>
+                <w:szCs w:val="24"/>
+                <w:lang w:val="en-US" w:eastAsia="en-US" w:bidi="ar-SA"/>
+              </w:rPr>
+            </w:pPr>
+            <w:r>
+              <w:rPr>
+                <w:rFonts w:eastAsia="Cambria" w:cs=""/>
+                <w:kern w:val="0"/>
+                <w:sz w:val="19"/>
+                <w:szCs w:val="24"/>
+                <w:lang w:val="en-US" w:eastAsia="en-US" w:bidi="ar-SA"/>
+              </w:rPr>
+              <w:t>M21 — routine log.</w:t>
+            </w:r>
+          </w:p>
+        </w:tc>
+        <w:tc>
+          <w:tcPr>
+            <w:tcW w:w="2351" w:type="dxa"/>
+            <w:tcBorders/>
+          </w:tcPr>
+          <w:p>
+            <w:pPr>
+              <w:pStyle w:val="Compact"/>
+              <w:widowControl/>
+              <w:spacing w:before="36" w:after="36"/>
+              <w:jc w:val="left"/>
+              <w:rPr>
+                <w:rFonts w:ascii="Cambria" w:hAnsi="Cambria" w:eastAsia="Cambria" w:cs=""/>
+                <w:kern w:val="0"/>
+                <w:szCs w:val="24"/>
+                <w:lang w:val="en-US" w:eastAsia="en-US" w:bidi="ar-SA"/>
+              </w:rPr>
+            </w:pPr>
+            <w:r>
+              <w:rPr>
+                <w:rFonts w:eastAsia="Cambria" w:cs=""/>
+                <w:kern w:val="0"/>
+                <w:sz w:val="19"/>
+                <w:szCs w:val="24"/>
+                <w:lang w:val="en-US" w:eastAsia="en-US" w:bidi="ar-SA"/>
+              </w:rPr>
+              <w:t>—</w:t>
+            </w:r>
+          </w:p>
+        </w:tc>
+        <w:tc>
+          <w:tcPr>
+            <w:tcW w:w="2352" w:type="dxa"/>
+            <w:tcBorders/>
+          </w:tcPr>
+          <w:p>
+            <w:pPr>
+              <w:pStyle w:val="Compact"/>
+              <w:widowControl/>
+              <w:spacing w:before="36" w:after="36"/>
+              <w:jc w:val="left"/>
+              <w:rPr>
+                <w:rFonts w:ascii="Cambria" w:hAnsi="Cambria" w:eastAsia="Cambria" w:cs=""/>
+                <w:kern w:val="0"/>
+                <w:szCs w:val="24"/>
+                <w:lang w:val="en-US" w:eastAsia="en-US" w:bidi="ar-SA"/>
+              </w:rPr>
+            </w:pPr>
+            <w:r>
+              <w:rPr>
+                <w:rFonts w:eastAsia="Cambria" w:cs=""/>
+                <w:kern w:val="0"/>
+                <w:sz w:val="19"/>
+                <w:szCs w:val="24"/>
+                <w:lang w:val="en-US" w:eastAsia="en-US" w:bidi="ar-SA"/>
+              </w:rPr>
+              <w:t>—</w:t>
+            </w:r>
+          </w:p>
+        </w:tc>
+      </w:tr>
+      <w:tr>
+        <w:trPr>
+          <w:cantSplit w:val="true"/>
+        </w:trPr>
+        <w:tc>
+          <w:tcPr>
+            <w:tcW w:w="2352" w:type="dxa"/>
+            <w:tcBorders/>
+          </w:tcPr>
+          <w:p>
+            <w:pPr>
+              <w:pStyle w:val="Compact"/>
+              <w:widowControl/>
+              <w:spacing w:before="36" w:after="36"/>
+              <w:jc w:val="left"/>
+              <w:rPr>
+                <w:rFonts w:ascii="Cambria" w:hAnsi="Cambria" w:eastAsia="Cambria" w:cs=""/>
+                <w:kern w:val="0"/>
+                <w:szCs w:val="24"/>
+                <w:lang w:val="en-US" w:eastAsia="en-US" w:bidi="ar-SA"/>
+              </w:rPr>
+            </w:pPr>
+            <w:r>
+              <w:rPr>
+                <w:rFonts w:eastAsia="Cambria" w:cs=""/>
+                <w:b/>
+                <w:bCs/>
+                <w:kern w:val="0"/>
+                <w:sz w:val="19"/>
+                <w:szCs w:val="24"/>
+                <w:lang w:val="en-US" w:eastAsia="en-US" w:bidi="ar-SA"/>
+              </w:rPr>
+              <w:t>Week 20</w:t>
+            </w:r>
+          </w:p>
+        </w:tc>
+        <w:tc>
+          <w:tcPr>
+            <w:tcW w:w="2351" w:type="dxa"/>
+            <w:tcBorders/>
+          </w:tcPr>
+          <w:p>
+            <w:pPr>
+              <w:pStyle w:val="Compact"/>
+              <w:widowControl/>
+              <w:spacing w:before="36" w:after="36"/>
+              <w:jc w:val="left"/>
+              <w:rPr>
+                <w:rFonts w:ascii="Cambria" w:hAnsi="Cambria" w:eastAsia="Cambria" w:cs=""/>
+                <w:kern w:val="0"/>
+                <w:szCs w:val="24"/>
+                <w:lang w:val="en-US" w:eastAsia="en-US" w:bidi="ar-SA"/>
+              </w:rPr>
+            </w:pPr>
+            <w:r>
+              <w:rPr>
+                <w:rFonts w:eastAsia="Cambria" w:cs=""/>
+                <w:kern w:val="0"/>
+                <w:sz w:val="19"/>
+                <w:szCs w:val="24"/>
+                <w:lang w:val="en-US" w:eastAsia="en-US" w:bidi="ar-SA"/>
+              </w:rPr>
+              <w:t>Continue internal review.</w:t>
+            </w:r>
+          </w:p>
+        </w:tc>
+        <w:tc>
+          <w:tcPr>
+            <w:tcW w:w="2352" w:type="dxa"/>
+            <w:tcBorders/>
+          </w:tcPr>
+          <w:p>
+            <w:pPr>
+              <w:pStyle w:val="Compact"/>
+              <w:widowControl/>
+              <w:spacing w:before="36" w:after="36"/>
+              <w:jc w:val="left"/>
+              <w:rPr>
+                <w:rFonts w:ascii="Cambria" w:hAnsi="Cambria" w:eastAsia="Cambria" w:cs=""/>
+                <w:kern w:val="0"/>
+                <w:szCs w:val="24"/>
+                <w:lang w:val="en-US" w:eastAsia="en-US" w:bidi="ar-SA"/>
+              </w:rPr>
+            </w:pPr>
+            <w:r>
+              <w:rPr>
+                <w:rFonts w:eastAsia="Cambria" w:cs=""/>
+                <w:kern w:val="0"/>
+                <w:sz w:val="19"/>
+                <w:szCs w:val="24"/>
+                <w:lang w:val="en-US" w:eastAsia="en-US" w:bidi="ar-SA"/>
+              </w:rPr>
+              <w:t>—</w:t>
+            </w:r>
+          </w:p>
+        </w:tc>
+        <w:tc>
+          <w:tcPr>
+            <w:tcW w:w="2353" w:type="dxa"/>
+            <w:tcBorders/>
+          </w:tcPr>
+          <w:p>
+            <w:pPr>
+              <w:pStyle w:val="Compact"/>
+              <w:widowControl/>
+              <w:spacing w:before="36" w:after="36"/>
+              <w:jc w:val="left"/>
+              <w:rPr>
+                <w:rFonts w:ascii="Cambria" w:hAnsi="Cambria" w:eastAsia="Cambria" w:cs=""/>
+                <w:kern w:val="0"/>
+                <w:szCs w:val="24"/>
+                <w:lang w:val="en-US" w:eastAsia="en-US" w:bidi="ar-SA"/>
+              </w:rPr>
+            </w:pPr>
+            <w:r>
+              <w:rPr>
+                <w:rFonts w:eastAsia="Cambria" w:cs=""/>
+                <w:kern w:val="0"/>
+                <w:sz w:val="19"/>
+                <w:szCs w:val="24"/>
+                <w:lang w:val="en-US" w:eastAsia="en-US" w:bidi="ar-SA"/>
+              </w:rPr>
+              <w:t>M21 — routine log.</w:t>
+            </w:r>
+          </w:p>
+        </w:tc>
+        <w:tc>
+          <w:tcPr>
+            <w:tcW w:w="2351" w:type="dxa"/>
+            <w:tcBorders/>
+          </w:tcPr>
+          <w:p>
+            <w:pPr>
+              <w:pStyle w:val="Compact"/>
+              <w:widowControl/>
+              <w:spacing w:before="36" w:after="36"/>
+              <w:jc w:val="left"/>
+              <w:rPr>
+                <w:rFonts w:ascii="Cambria" w:hAnsi="Cambria" w:eastAsia="Cambria" w:cs=""/>
+                <w:kern w:val="0"/>
+                <w:szCs w:val="24"/>
+                <w:lang w:val="en-US" w:eastAsia="en-US" w:bidi="ar-SA"/>
+              </w:rPr>
+            </w:pPr>
+            <w:r>
+              <w:rPr>
+                <w:rFonts w:eastAsia="Cambria" w:cs=""/>
+                <w:kern w:val="0"/>
+                <w:sz w:val="19"/>
+                <w:szCs w:val="24"/>
+                <w:lang w:val="en-US" w:eastAsia="en-US" w:bidi="ar-SA"/>
+              </w:rPr>
+              <w:t>—</w:t>
+            </w:r>
+          </w:p>
+        </w:tc>
+        <w:tc>
+          <w:tcPr>
+            <w:tcW w:w="2352" w:type="dxa"/>
+            <w:tcBorders/>
+          </w:tcPr>
+          <w:p>
+            <w:pPr>
+              <w:pStyle w:val="Compact"/>
+              <w:widowControl/>
+              <w:spacing w:before="36" w:after="36"/>
+              <w:jc w:val="left"/>
+              <w:rPr>
+                <w:rFonts w:ascii="Cambria" w:hAnsi="Cambria" w:eastAsia="Cambria" w:cs=""/>
+                <w:kern w:val="0"/>
+                <w:szCs w:val="24"/>
+                <w:lang w:val="en-US" w:eastAsia="en-US" w:bidi="ar-SA"/>
+              </w:rPr>
+            </w:pPr>
+            <w:r>
+              <w:rPr>
+                <w:rFonts w:eastAsia="Cambria" w:cs=""/>
+                <w:kern w:val="0"/>
+                <w:sz w:val="19"/>
+                <w:szCs w:val="24"/>
+                <w:lang w:val="en-US" w:eastAsia="en-US" w:bidi="ar-SA"/>
+              </w:rPr>
+              <w:t>—</w:t>
+            </w:r>
+          </w:p>
+        </w:tc>
+      </w:tr>
+      <w:tr>
+        <w:trPr>
+          <w:cantSplit w:val="true"/>
+        </w:trPr>
+        <w:tc>
+          <w:tcPr>
+            <w:tcW w:w="2352" w:type="dxa"/>
+            <w:tcBorders/>
+          </w:tcPr>
+          <w:p>
+            <w:pPr>
+              <w:pStyle w:val="Compact"/>
+              <w:widowControl/>
+              <w:spacing w:before="36" w:after="36"/>
+              <w:jc w:val="left"/>
+              <w:rPr>
+                <w:rFonts w:ascii="Cambria" w:hAnsi="Cambria" w:eastAsia="Cambria" w:cs=""/>
+                <w:kern w:val="0"/>
+                <w:szCs w:val="24"/>
+                <w:lang w:val="en-US" w:eastAsia="en-US" w:bidi="ar-SA"/>
+              </w:rPr>
+            </w:pPr>
+            <w:r>
+              <w:rPr>
+                <w:rFonts w:eastAsia="Cambria" w:cs=""/>
+                <w:b/>
+                <w:bCs/>
+                <w:kern w:val="0"/>
+                <w:sz w:val="19"/>
+                <w:szCs w:val="24"/>
+                <w:lang w:val="en-US" w:eastAsia="en-US" w:bidi="ar-SA"/>
+              </w:rPr>
+              <w:t>Week 21</w:t>
+            </w:r>
+          </w:p>
+        </w:tc>
+        <w:tc>
+          <w:tcPr>
+            <w:tcW w:w="2351" w:type="dxa"/>
+            <w:tcBorders/>
+          </w:tcPr>
+          <w:p>
+            <w:pPr>
+              <w:pStyle w:val="Compact"/>
+              <w:widowControl/>
+              <w:spacing w:before="36" w:after="36"/>
+              <w:jc w:val="left"/>
+              <w:rPr>
+                <w:rFonts w:ascii="Cambria" w:hAnsi="Cambria" w:eastAsia="Cambria" w:cs=""/>
+                <w:kern w:val="0"/>
+                <w:szCs w:val="24"/>
+                <w:lang w:val="en-US" w:eastAsia="en-US" w:bidi="ar-SA"/>
+              </w:rPr>
+            </w:pPr>
+            <w:r>
+              <w:rPr>
+                <w:rFonts w:eastAsia="Cambria" w:cs=""/>
+                <w:kern w:val="0"/>
+                <w:sz w:val="19"/>
+                <w:szCs w:val="24"/>
+                <w:lang w:val="en-US" w:eastAsia="en-US" w:bidi="ar-SA"/>
+              </w:rPr>
+              <w:t>Circulate the draft procedure set to Operations, Procurement, and HR for comment.</w:t>
+            </w:r>
+          </w:p>
+        </w:tc>
+        <w:tc>
+          <w:tcPr>
+            <w:tcW w:w="2352" w:type="dxa"/>
+            <w:tcBorders/>
+          </w:tcPr>
+          <w:p>
+            <w:pPr>
+              <w:pStyle w:val="Compact"/>
+              <w:widowControl/>
+              <w:spacing w:before="36" w:after="36"/>
+              <w:jc w:val="left"/>
+              <w:rPr>
+                <w:rFonts w:ascii="Cambria" w:hAnsi="Cambria" w:eastAsia="Cambria" w:cs=""/>
+                <w:kern w:val="0"/>
+                <w:szCs w:val="24"/>
+                <w:lang w:val="en-US" w:eastAsia="en-US" w:bidi="ar-SA"/>
+              </w:rPr>
+            </w:pPr>
+            <w:r>
+              <w:rPr>
+                <w:rFonts w:eastAsia="Cambria" w:cs=""/>
+                <w:kern w:val="0"/>
+                <w:sz w:val="19"/>
+                <w:szCs w:val="24"/>
+                <w:lang w:val="en-US" w:eastAsia="en-US" w:bidi="ar-SA"/>
+              </w:rPr>
+              <w:t>—</w:t>
+            </w:r>
+          </w:p>
+        </w:tc>
+        <w:tc>
+          <w:tcPr>
+            <w:tcW w:w="2353" w:type="dxa"/>
+            <w:tcBorders/>
+          </w:tcPr>
+          <w:p>
+            <w:pPr>
+              <w:pStyle w:val="Compact"/>
+              <w:widowControl/>
+              <w:spacing w:before="36" w:after="36"/>
+              <w:jc w:val="left"/>
+              <w:rPr>
+                <w:rFonts w:ascii="Cambria" w:hAnsi="Cambria" w:eastAsia="Cambria" w:cs=""/>
+                <w:kern w:val="0"/>
+                <w:szCs w:val="24"/>
+                <w:lang w:val="en-US" w:eastAsia="en-US" w:bidi="ar-SA"/>
+              </w:rPr>
+            </w:pPr>
+            <w:r>
+              <w:rPr>
+                <w:rFonts w:eastAsia="Cambria" w:cs=""/>
+                <w:kern w:val="0"/>
+                <w:sz w:val="19"/>
+                <w:szCs w:val="24"/>
+                <w:lang w:val="en-US" w:eastAsia="en-US" w:bidi="ar-SA"/>
+              </w:rPr>
+              <w:t>M21 — routine log.</w:t>
+            </w:r>
+          </w:p>
+        </w:tc>
+        <w:tc>
+          <w:tcPr>
+            <w:tcW w:w="2351" w:type="dxa"/>
+            <w:tcBorders/>
+          </w:tcPr>
+          <w:p>
+            <w:pPr>
+              <w:pStyle w:val="Compact"/>
+              <w:widowControl/>
+              <w:spacing w:before="36" w:after="36"/>
+              <w:jc w:val="left"/>
+              <w:rPr>
+                <w:rFonts w:ascii="Cambria" w:hAnsi="Cambria" w:eastAsia="Cambria" w:cs=""/>
+                <w:kern w:val="0"/>
+                <w:szCs w:val="24"/>
+                <w:lang w:val="en-US" w:eastAsia="en-US" w:bidi="ar-SA"/>
+              </w:rPr>
+            </w:pPr>
+            <w:r>
+              <w:rPr>
+                <w:rFonts w:eastAsia="Cambria" w:cs=""/>
+                <w:kern w:val="0"/>
+                <w:sz w:val="19"/>
+                <w:szCs w:val="24"/>
+                <w:lang w:val="en-US" w:eastAsia="en-US" w:bidi="ar-SA"/>
+              </w:rPr>
+              <w:t>—</w:t>
+            </w:r>
+          </w:p>
+        </w:tc>
+        <w:tc>
+          <w:tcPr>
+            <w:tcW w:w="2352" w:type="dxa"/>
+            <w:tcBorders/>
+          </w:tcPr>
+          <w:p>
+            <w:pPr>
+              <w:pStyle w:val="Compact"/>
+              <w:widowControl/>
+              <w:spacing w:before="36" w:after="36"/>
+              <w:jc w:val="left"/>
+              <w:rPr>
+                <w:rFonts w:ascii="Cambria" w:hAnsi="Cambria" w:eastAsia="Cambria" w:cs=""/>
+                <w:kern w:val="0"/>
+                <w:szCs w:val="24"/>
+                <w:lang w:val="en-US" w:eastAsia="en-US" w:bidi="ar-SA"/>
+              </w:rPr>
+            </w:pPr>
+            <w:r>
+              <w:rPr>
+                <w:rFonts w:eastAsia="Cambria" w:cs=""/>
+                <w:kern w:val="0"/>
+                <w:sz w:val="19"/>
+                <w:szCs w:val="24"/>
+                <w:lang w:val="en-US" w:eastAsia="en-US" w:bidi="ar-SA"/>
+              </w:rPr>
+              <w:t>—</w:t>
+            </w:r>
+          </w:p>
+        </w:tc>
+      </w:tr>
+      <w:tr>
+        <w:trPr>
+          <w:cantSplit w:val="true"/>
+        </w:trPr>
+        <w:tc>
+          <w:tcPr>
+            <w:tcW w:w="2352" w:type="dxa"/>
+            <w:tcBorders/>
+          </w:tcPr>
+          <w:p>
+            <w:pPr>
+              <w:pStyle w:val="Compact"/>
+              <w:widowControl/>
+              <w:spacing w:before="36" w:after="36"/>
+              <w:jc w:val="left"/>
+              <w:rPr>
+                <w:rFonts w:ascii="Cambria" w:hAnsi="Cambria" w:eastAsia="Cambria" w:cs=""/>
+                <w:kern w:val="0"/>
+                <w:szCs w:val="24"/>
+                <w:lang w:val="en-US" w:eastAsia="en-US" w:bidi="ar-SA"/>
+              </w:rPr>
+            </w:pPr>
+            <w:r>
+              <w:rPr>
+                <w:rFonts w:eastAsia="Cambria" w:cs=""/>
+                <w:b/>
+                <w:bCs/>
+                <w:kern w:val="0"/>
+                <w:sz w:val="19"/>
+                <w:szCs w:val="24"/>
+                <w:lang w:val="en-US" w:eastAsia="en-US" w:bidi="ar-SA"/>
+              </w:rPr>
               <w:t>Week 22</w:t>
             </w:r>
           </w:p>
@@ -7223,6 +10028,567 @@
                 <w:lang w:val="en-US" w:eastAsia="en-US" w:bidi="ar-SA"/>
               </w:rPr>
               <w:t>Coalition member count (unchanged)</w:t>
+            </w:r>
+          </w:p>
+        </w:tc>
+      </w:tr>
+      <w:tr>
+        <w:trPr>
+          <w:cantSplit w:val="true"/>
+        </w:trPr>
+        <w:tc>
+          <w:tcPr>
+            <w:tcW w:w="2352" w:type="dxa"/>
+            <w:tcBorders/>
+          </w:tcPr>
+          <w:p>
+            <w:pPr>
+              <w:pStyle w:val="Compact"/>
+              <w:widowControl/>
+              <w:spacing w:before="36" w:after="36"/>
+              <w:jc w:val="left"/>
+              <w:rPr>
+                <w:rFonts w:ascii="Cambria" w:hAnsi="Cambria" w:eastAsia="Cambria" w:cs=""/>
+                <w:kern w:val="0"/>
+                <w:szCs w:val="24"/>
+                <w:lang w:val="en-US" w:eastAsia="en-US" w:bidi="ar-SA"/>
+              </w:rPr>
+            </w:pPr>
+            <w:r>
+              <w:rPr>
+                <w:rFonts w:eastAsia="Cambria" w:cs=""/>
+                <w:b/>
+                <w:bCs/>
+                <w:kern w:val="0"/>
+                <w:sz w:val="19"/>
+                <w:szCs w:val="24"/>
+                <w:lang w:val="en-US" w:eastAsia="en-US" w:bidi="ar-SA"/>
+              </w:rPr>
+              <w:t>Week 23</w:t>
+            </w:r>
+          </w:p>
+        </w:tc>
+        <w:tc>
+          <w:tcPr>
+            <w:tcW w:w="2351" w:type="dxa"/>
+            <w:tcBorders/>
+          </w:tcPr>
+          <w:p>
+            <w:pPr>
+              <w:pStyle w:val="Compact"/>
+              <w:widowControl/>
+              <w:spacing w:before="36" w:after="36"/>
+              <w:jc w:val="left"/>
+              <w:rPr>
+                <w:rFonts w:ascii="Cambria" w:hAnsi="Cambria" w:eastAsia="Cambria" w:cs=""/>
+                <w:kern w:val="0"/>
+                <w:szCs w:val="24"/>
+                <w:lang w:val="en-US" w:eastAsia="en-US" w:bidi="ar-SA"/>
+              </w:rPr>
+            </w:pPr>
+            <w:r>
+              <w:rPr>
+                <w:rFonts w:eastAsia="Cambria" w:cs=""/>
+                <w:kern w:val="0"/>
+                <w:sz w:val="19"/>
+                <w:szCs w:val="24"/>
+                <w:lang w:val="en-US" w:eastAsia="en-US" w:bidi="ar-SA"/>
+              </w:rPr>
+              <w:t>Incorporate review comments into the procedure set.</w:t>
+            </w:r>
+          </w:p>
+        </w:tc>
+        <w:tc>
+          <w:tcPr>
+            <w:tcW w:w="2352" w:type="dxa"/>
+            <w:tcBorders/>
+          </w:tcPr>
+          <w:p>
+            <w:pPr>
+              <w:pStyle w:val="Compact"/>
+              <w:widowControl/>
+              <w:spacing w:before="36" w:after="36"/>
+              <w:jc w:val="left"/>
+              <w:rPr>
+                <w:rFonts w:ascii="Cambria" w:hAnsi="Cambria" w:eastAsia="Cambria" w:cs=""/>
+                <w:kern w:val="0"/>
+                <w:szCs w:val="24"/>
+                <w:lang w:val="en-US" w:eastAsia="en-US" w:bidi="ar-SA"/>
+              </w:rPr>
+            </w:pPr>
+            <w:r>
+              <w:rPr>
+                <w:rFonts w:eastAsia="Cambria" w:cs=""/>
+                <w:kern w:val="0"/>
+                <w:sz w:val="19"/>
+                <w:szCs w:val="24"/>
+                <w:lang w:val="en-US" w:eastAsia="en-US" w:bidi="ar-SA"/>
+              </w:rPr>
+              <w:t>—</w:t>
+            </w:r>
+          </w:p>
+        </w:tc>
+        <w:tc>
+          <w:tcPr>
+            <w:tcW w:w="2353" w:type="dxa"/>
+            <w:tcBorders/>
+          </w:tcPr>
+          <w:p>
+            <w:pPr>
+              <w:pStyle w:val="Compact"/>
+              <w:widowControl/>
+              <w:spacing w:before="36" w:after="36"/>
+              <w:jc w:val="left"/>
+              <w:rPr>
+                <w:rFonts w:ascii="Cambria" w:hAnsi="Cambria" w:eastAsia="Cambria" w:cs=""/>
+                <w:kern w:val="0"/>
+                <w:szCs w:val="24"/>
+                <w:lang w:val="en-US" w:eastAsia="en-US" w:bidi="ar-SA"/>
+              </w:rPr>
+            </w:pPr>
+            <w:r>
+              <w:rPr>
+                <w:rFonts w:eastAsia="Cambria" w:cs=""/>
+                <w:kern w:val="0"/>
+                <w:sz w:val="19"/>
+                <w:szCs w:val="24"/>
+                <w:lang w:val="en-US" w:eastAsia="en-US" w:bidi="ar-SA"/>
+              </w:rPr>
+              <w:t>M21 — routine log.</w:t>
+            </w:r>
+          </w:p>
+        </w:tc>
+        <w:tc>
+          <w:tcPr>
+            <w:tcW w:w="2351" w:type="dxa"/>
+            <w:tcBorders/>
+          </w:tcPr>
+          <w:p>
+            <w:pPr>
+              <w:pStyle w:val="Compact"/>
+              <w:widowControl/>
+              <w:spacing w:before="36" w:after="36"/>
+              <w:jc w:val="left"/>
+              <w:rPr>
+                <w:rFonts w:ascii="Cambria" w:hAnsi="Cambria" w:eastAsia="Cambria" w:cs=""/>
+                <w:kern w:val="0"/>
+                <w:szCs w:val="24"/>
+                <w:lang w:val="en-US" w:eastAsia="en-US" w:bidi="ar-SA"/>
+              </w:rPr>
+            </w:pPr>
+            <w:r>
+              <w:rPr>
+                <w:rFonts w:eastAsia="Cambria" w:cs=""/>
+                <w:kern w:val="0"/>
+                <w:sz w:val="19"/>
+                <w:szCs w:val="24"/>
+                <w:lang w:val="en-US" w:eastAsia="en-US" w:bidi="ar-SA"/>
+              </w:rPr>
+              <w:t>—</w:t>
+            </w:r>
+          </w:p>
+        </w:tc>
+        <w:tc>
+          <w:tcPr>
+            <w:tcW w:w="2352" w:type="dxa"/>
+            <w:tcBorders/>
+          </w:tcPr>
+          <w:p>
+            <w:pPr>
+              <w:pStyle w:val="Compact"/>
+              <w:widowControl/>
+              <w:spacing w:before="36" w:after="36"/>
+              <w:jc w:val="left"/>
+              <w:rPr>
+                <w:rFonts w:ascii="Cambria" w:hAnsi="Cambria" w:eastAsia="Cambria" w:cs=""/>
+                <w:kern w:val="0"/>
+                <w:szCs w:val="24"/>
+                <w:lang w:val="en-US" w:eastAsia="en-US" w:bidi="ar-SA"/>
+              </w:rPr>
+            </w:pPr>
+            <w:r>
+              <w:rPr>
+                <w:rFonts w:eastAsia="Cambria" w:cs=""/>
+                <w:kern w:val="0"/>
+                <w:sz w:val="19"/>
+                <w:szCs w:val="24"/>
+                <w:lang w:val="en-US" w:eastAsia="en-US" w:bidi="ar-SA"/>
+              </w:rPr>
+              <w:t>—</w:t>
+            </w:r>
+          </w:p>
+        </w:tc>
+      </w:tr>
+      <w:tr>
+        <w:trPr>
+          <w:cantSplit w:val="true"/>
+        </w:trPr>
+        <w:tc>
+          <w:tcPr>
+            <w:tcW w:w="2352" w:type="dxa"/>
+            <w:tcBorders/>
+          </w:tcPr>
+          <w:p>
+            <w:pPr>
+              <w:pStyle w:val="Compact"/>
+              <w:widowControl/>
+              <w:spacing w:before="36" w:after="36"/>
+              <w:jc w:val="left"/>
+              <w:rPr>
+                <w:rFonts w:ascii="Cambria" w:hAnsi="Cambria" w:eastAsia="Cambria" w:cs=""/>
+                <w:kern w:val="0"/>
+                <w:szCs w:val="24"/>
+                <w:lang w:val="en-US" w:eastAsia="en-US" w:bidi="ar-SA"/>
+              </w:rPr>
+            </w:pPr>
+            <w:r>
+              <w:rPr>
+                <w:rFonts w:eastAsia="Cambria" w:cs=""/>
+                <w:b/>
+                <w:bCs/>
+                <w:kern w:val="0"/>
+                <w:sz w:val="19"/>
+                <w:szCs w:val="24"/>
+                <w:lang w:val="en-US" w:eastAsia="en-US" w:bidi="ar-SA"/>
+              </w:rPr>
+              <w:t>Week 24</w:t>
+            </w:r>
+          </w:p>
+        </w:tc>
+        <w:tc>
+          <w:tcPr>
+            <w:tcW w:w="2351" w:type="dxa"/>
+            <w:tcBorders/>
+          </w:tcPr>
+          <w:p>
+            <w:pPr>
+              <w:pStyle w:val="Compact"/>
+              <w:widowControl/>
+              <w:spacing w:before="36" w:after="36"/>
+              <w:jc w:val="left"/>
+              <w:rPr>
+                <w:rFonts w:ascii="Cambria" w:hAnsi="Cambria" w:eastAsia="Cambria" w:cs=""/>
+                <w:kern w:val="0"/>
+                <w:szCs w:val="24"/>
+                <w:lang w:val="en-US" w:eastAsia="en-US" w:bidi="ar-SA"/>
+              </w:rPr>
+            </w:pPr>
+            <w:r>
+              <w:rPr>
+                <w:rFonts w:eastAsia="Cambria" w:cs=""/>
+                <w:kern w:val="0"/>
+                <w:sz w:val="19"/>
+                <w:szCs w:val="24"/>
+                <w:lang w:val="en-US" w:eastAsia="en-US" w:bidi="ar-SA"/>
+              </w:rPr>
+              <w:t>Finalize the procedure set for sign-off.</w:t>
+            </w:r>
+          </w:p>
+        </w:tc>
+        <w:tc>
+          <w:tcPr>
+            <w:tcW w:w="2352" w:type="dxa"/>
+            <w:tcBorders/>
+          </w:tcPr>
+          <w:p>
+            <w:pPr>
+              <w:pStyle w:val="Compact"/>
+              <w:widowControl/>
+              <w:spacing w:before="36" w:after="36"/>
+              <w:jc w:val="left"/>
+              <w:rPr>
+                <w:rFonts w:ascii="Cambria" w:hAnsi="Cambria" w:eastAsia="Cambria" w:cs=""/>
+                <w:kern w:val="0"/>
+                <w:szCs w:val="24"/>
+                <w:lang w:val="en-US" w:eastAsia="en-US" w:bidi="ar-SA"/>
+              </w:rPr>
+            </w:pPr>
+            <w:r>
+              <w:rPr>
+                <w:rFonts w:eastAsia="Cambria" w:cs=""/>
+                <w:kern w:val="0"/>
+                <w:sz w:val="19"/>
+                <w:szCs w:val="24"/>
+                <w:lang w:val="en-US" w:eastAsia="en-US" w:bidi="ar-SA"/>
+              </w:rPr>
+              <w:t>—</w:t>
+            </w:r>
+          </w:p>
+        </w:tc>
+        <w:tc>
+          <w:tcPr>
+            <w:tcW w:w="2353" w:type="dxa"/>
+            <w:tcBorders/>
+          </w:tcPr>
+          <w:p>
+            <w:pPr>
+              <w:pStyle w:val="Compact"/>
+              <w:widowControl/>
+              <w:spacing w:before="36" w:after="36"/>
+              <w:jc w:val="left"/>
+              <w:rPr>
+                <w:rFonts w:ascii="Cambria" w:hAnsi="Cambria" w:eastAsia="Cambria" w:cs=""/>
+                <w:kern w:val="0"/>
+                <w:szCs w:val="24"/>
+                <w:lang w:val="en-US" w:eastAsia="en-US" w:bidi="ar-SA"/>
+              </w:rPr>
+            </w:pPr>
+            <w:r>
+              <w:rPr>
+                <w:rFonts w:eastAsia="Cambria" w:cs=""/>
+                <w:kern w:val="0"/>
+                <w:sz w:val="19"/>
+                <w:szCs w:val="24"/>
+                <w:lang w:val="en-US" w:eastAsia="en-US" w:bidi="ar-SA"/>
+              </w:rPr>
+              <w:t>M21 — routine log.</w:t>
+            </w:r>
+          </w:p>
+        </w:tc>
+        <w:tc>
+          <w:tcPr>
+            <w:tcW w:w="2351" w:type="dxa"/>
+            <w:tcBorders/>
+          </w:tcPr>
+          <w:p>
+            <w:pPr>
+              <w:pStyle w:val="Compact"/>
+              <w:widowControl/>
+              <w:spacing w:before="36" w:after="36"/>
+              <w:jc w:val="left"/>
+              <w:rPr>
+                <w:rFonts w:ascii="Cambria" w:hAnsi="Cambria" w:eastAsia="Cambria" w:cs=""/>
+                <w:kern w:val="0"/>
+                <w:szCs w:val="24"/>
+                <w:lang w:val="en-US" w:eastAsia="en-US" w:bidi="ar-SA"/>
+              </w:rPr>
+            </w:pPr>
+            <w:r>
+              <w:rPr>
+                <w:rFonts w:eastAsia="Cambria" w:cs=""/>
+                <w:kern w:val="0"/>
+                <w:sz w:val="19"/>
+                <w:szCs w:val="24"/>
+                <w:lang w:val="en-US" w:eastAsia="en-US" w:bidi="ar-SA"/>
+              </w:rPr>
+              <w:t>(Phase 3 also begins this week)</w:t>
+            </w:r>
+          </w:p>
+        </w:tc>
+        <w:tc>
+          <w:tcPr>
+            <w:tcW w:w="2352" w:type="dxa"/>
+            <w:tcBorders/>
+          </w:tcPr>
+          <w:p>
+            <w:pPr>
+              <w:pStyle w:val="Compact"/>
+              <w:widowControl/>
+              <w:spacing w:before="36" w:after="36"/>
+              <w:jc w:val="left"/>
+              <w:rPr>
+                <w:rFonts w:ascii="Cambria" w:hAnsi="Cambria" w:eastAsia="Cambria" w:cs=""/>
+                <w:kern w:val="0"/>
+                <w:szCs w:val="24"/>
+                <w:lang w:val="en-US" w:eastAsia="en-US" w:bidi="ar-SA"/>
+              </w:rPr>
+            </w:pPr>
+            <w:r>
+              <w:rPr>
+                <w:rFonts w:eastAsia="Cambria" w:cs=""/>
+                <w:kern w:val="0"/>
+                <w:sz w:val="19"/>
+                <w:szCs w:val="24"/>
+                <w:lang w:val="en-US" w:eastAsia="en-US" w:bidi="ar-SA"/>
+              </w:rPr>
+              <w:t>—</w:t>
+            </w:r>
+          </w:p>
+        </w:tc>
+      </w:tr>
+      <w:tr>
+        <w:trPr>
+          <w:cantSplit w:val="true"/>
+        </w:trPr>
+        <w:tc>
+          <w:tcPr>
+            <w:tcW w:w="2352" w:type="dxa"/>
+            <w:tcBorders/>
+          </w:tcPr>
+          <w:p>
+            <w:pPr>
+              <w:pStyle w:val="Compact"/>
+              <w:widowControl/>
+              <w:spacing w:before="36" w:after="36"/>
+              <w:jc w:val="left"/>
+              <w:rPr>
+                <w:rFonts w:ascii="Cambria" w:hAnsi="Cambria" w:eastAsia="Cambria" w:cs=""/>
+                <w:kern w:val="0"/>
+                <w:szCs w:val="24"/>
+                <w:lang w:val="en-US" w:eastAsia="en-US" w:bidi="ar-SA"/>
+              </w:rPr>
+            </w:pPr>
+            <w:r>
+              <w:rPr>
+                <w:rFonts w:eastAsia="Cambria" w:cs=""/>
+                <w:b/>
+                <w:bCs/>
+                <w:kern w:val="0"/>
+                <w:sz w:val="19"/>
+                <w:szCs w:val="24"/>
+                <w:lang w:val="en-US" w:eastAsia="en-US" w:bidi="ar-SA"/>
+              </w:rPr>
+              <w:t>Week 25</w:t>
+            </w:r>
+          </w:p>
+        </w:tc>
+        <w:tc>
+          <w:tcPr>
+            <w:tcW w:w="2351" w:type="dxa"/>
+            <w:tcBorders/>
+          </w:tcPr>
+          <w:p>
+            <w:pPr>
+              <w:pStyle w:val="Compact"/>
+              <w:widowControl/>
+              <w:spacing w:before="36" w:after="36"/>
+              <w:jc w:val="left"/>
+              <w:rPr>
+                <w:rFonts w:ascii="Cambria" w:hAnsi="Cambria" w:eastAsia="Cambria" w:cs=""/>
+                <w:kern w:val="0"/>
+                <w:szCs w:val="24"/>
+                <w:lang w:val="en-US" w:eastAsia="en-US" w:bidi="ar-SA"/>
+              </w:rPr>
+            </w:pPr>
+            <w:r>
+              <w:rPr>
+                <w:rFonts w:eastAsia="Cambria" w:cs=""/>
+                <w:kern w:val="0"/>
+                <w:sz w:val="19"/>
+                <w:szCs w:val="24"/>
+                <w:lang w:val="en-US" w:eastAsia="en-US" w:bidi="ar-SA"/>
+              </w:rPr>
+              <w:t>Present the finalized procedure set to the Steering Committee.</w:t>
+            </w:r>
+          </w:p>
+        </w:tc>
+        <w:tc>
+          <w:tcPr>
+            <w:tcW w:w="2352" w:type="dxa"/>
+            <w:tcBorders/>
+          </w:tcPr>
+          <w:p>
+            <w:pPr>
+              <w:pStyle w:val="Compact"/>
+              <w:widowControl/>
+              <w:spacing w:before="36" w:after="36"/>
+              <w:jc w:val="left"/>
+              <w:rPr>
+                <w:rFonts w:ascii="Cambria" w:hAnsi="Cambria" w:eastAsia="Cambria" w:cs=""/>
+                <w:kern w:val="0"/>
+                <w:szCs w:val="24"/>
+                <w:lang w:val="en-US" w:eastAsia="en-US" w:bidi="ar-SA"/>
+              </w:rPr>
+            </w:pPr>
+            <w:r>
+              <w:rPr>
+                <w:rFonts w:eastAsia="Cambria" w:cs=""/>
+                <w:kern w:val="0"/>
+                <w:sz w:val="19"/>
+                <w:szCs w:val="24"/>
+                <w:lang w:val="en-US" w:eastAsia="en-US" w:bidi="ar-SA"/>
+              </w:rPr>
+              <w:t>—</w:t>
+            </w:r>
+          </w:p>
+        </w:tc>
+        <w:tc>
+          <w:tcPr>
+            <w:tcW w:w="2353" w:type="dxa"/>
+            <w:tcBorders/>
+          </w:tcPr>
+          <w:p>
+            <w:pPr>
+              <w:pStyle w:val="Compact"/>
+              <w:widowControl/>
+              <w:spacing w:before="36" w:after="36"/>
+              <w:jc w:val="left"/>
+              <w:rPr>
+                <w:rFonts w:ascii="Cambria" w:hAnsi="Cambria" w:eastAsia="Cambria" w:cs=""/>
+                <w:kern w:val="0"/>
+                <w:szCs w:val="24"/>
+                <w:lang w:val="en-US" w:eastAsia="en-US" w:bidi="ar-SA"/>
+              </w:rPr>
+            </w:pPr>
+            <w:r>
+              <w:rPr>
+                <w:rFonts w:eastAsia="Cambria" w:cs=""/>
+                <w:kern w:val="0"/>
+                <w:sz w:val="19"/>
+                <w:szCs w:val="24"/>
+                <w:lang w:val="en-US" w:eastAsia="en-US" w:bidi="ar-SA"/>
+              </w:rPr>
+              <w:t>M21 — routine log.</w:t>
+            </w:r>
+          </w:p>
+        </w:tc>
+        <w:tc>
+          <w:tcPr>
+            <w:tcW w:w="2351" w:type="dxa"/>
+            <w:tcBorders/>
+          </w:tcPr>
+          <w:p>
+            <w:pPr>
+              <w:pStyle w:val="Compact"/>
+              <w:widowControl/>
+              <w:spacing w:before="36" w:after="36"/>
+              <w:jc w:val="left"/>
+              <w:rPr>
+                <w:rFonts w:ascii="Cambria" w:hAnsi="Cambria" w:eastAsia="Cambria" w:cs=""/>
+                <w:kern w:val="0"/>
+                <w:szCs w:val="24"/>
+                <w:lang w:val="en-US" w:eastAsia="en-US" w:bidi="ar-SA"/>
+              </w:rPr>
+            </w:pPr>
+            <w:r>
+              <w:rPr>
+                <w:rFonts w:eastAsia="Cambria" w:cs=""/>
+                <w:kern w:val="0"/>
+                <w:sz w:val="19"/>
+                <w:szCs w:val="24"/>
+                <w:lang w:val="en-US" w:eastAsia="en-US" w:bidi="ar-SA"/>
+              </w:rPr>
+              <w:t>—</w:t>
+            </w:r>
+          </w:p>
+        </w:tc>
+        <w:tc>
+          <w:tcPr>
+            <w:tcW w:w="2352" w:type="dxa"/>
+            <w:tcBorders/>
+          </w:tcPr>
+          <w:p>
+            <w:pPr>
+              <w:pStyle w:val="Compact"/>
+              <w:widowControl/>
+              <w:spacing w:before="36" w:after="36"/>
+              <w:jc w:val="left"/>
+              <w:rPr>
+                <w:rFonts w:ascii="Cambria" w:hAnsi="Cambria" w:eastAsia="Cambria" w:cs=""/>
+                <w:kern w:val="0"/>
+                <w:szCs w:val="24"/>
+                <w:lang w:val="en-US" w:eastAsia="en-US" w:bidi="ar-SA"/>
+              </w:rPr>
+            </w:pPr>
+            <w:r>
+              <w:rPr>
+                <w:rFonts w:eastAsia="Cambria" w:cs=""/>
+                <w:kern w:val="0"/>
+                <w:sz w:val="19"/>
+                <w:szCs w:val="24"/>
+                <w:lang w:val="en-US" w:eastAsia="en-US" w:bidi="ar-SA"/>
+              </w:rPr>
+              <w:t>—</w:t>
             </w:r>
           </w:p>
         </w:tc>
@@ -7944,7 +11310,7 @@
                 <w:szCs w:val="24"/>
                 <w:lang w:val="en-US" w:eastAsia="en-US" w:bidi="ar-SA"/>
               </w:rPr>
-              <w:t>Week 26</w:t>
+              <w:t>Week 25</w:t>
             </w:r>
           </w:p>
         </w:tc>
@@ -8131,7 +11497,7 @@
                 <w:szCs w:val="24"/>
                 <w:lang w:val="en-US" w:eastAsia="en-US" w:bidi="ar-SA"/>
               </w:rPr>
-              <w:t>Week 28</w:t>
+              <w:t>Week 26</w:t>
             </w:r>
           </w:p>
         </w:tc>
@@ -8161,7 +11527,7 @@
                 <w:szCs w:val="24"/>
                 <w:lang w:val="en-US" w:eastAsia="en-US" w:bidi="ar-SA"/>
               </w:rPr>
-              <w:t>Attempt procurement rollout — stalls, since procurement reports to a different function head Nadia Fassi has no authority over.</w:t>
+              <w:t>Continue operations rollout.</w:t>
             </w:r>
           </w:p>
         </w:tc>
@@ -8186,14 +11552,12 @@
             <w:r>
               <w:rPr>
                 <w:rFonts w:eastAsia="Cambria" w:cs=""/>
-                <w:b/>
-                <w:bCs/>
-                <w:kern w:val="0"/>
-                <w:sz w:val="19"/>
-                <w:szCs w:val="24"/>
-                <w:lang w:val="en-US" w:eastAsia="en-US" w:bidi="ar-SA"/>
-              </w:rPr>
-              <w:t>Confirm the coalition gap directly: still zero named coalition members. journi’s ALT-010 (Guiding Coalition Gap) fires.</w:t>
+                <w:kern w:val="0"/>
+                <w:sz w:val="19"/>
+                <w:szCs w:val="24"/>
+                <w:lang w:val="en-US" w:eastAsia="en-US" w:bidi="ar-SA"/>
+              </w:rPr>
+              <w:t>—</w:t>
             </w:r>
           </w:p>
         </w:tc>
@@ -8223,7 +11587,7 @@
                 <w:szCs w:val="24"/>
                 <w:lang w:val="en-US" w:eastAsia="en-US" w:bidi="ar-SA"/>
               </w:rPr>
-              <w:t>M7 (Sponsor &amp; Coalition) — coalition member count: 0, five weeks into Implementation.</w:t>
+              <w:t>M5 — routine update.</w:t>
             </w:r>
           </w:p>
         </w:tc>
@@ -8248,24 +11612,12 @@
             <w:r>
               <w:rPr>
                 <w:rFonts w:eastAsia="Cambria" w:cs=""/>
-                <w:b/>
-                <w:bCs/>
-                <w:kern w:val="0"/>
-                <w:sz w:val="19"/>
-                <w:szCs w:val="24"/>
-                <w:lang w:val="en-US" w:eastAsia="en-US" w:bidi="ar-SA"/>
-              </w:rPr>
-              <w:t>ALT-010 fires this week</w:t>
-            </w:r>
-            <w:r>
-              <w:rPr>
-                <w:rFonts w:eastAsia="Cambria" w:cs=""/>
-                <w:kern w:val="0"/>
-                <w:sz w:val="19"/>
-                <w:szCs w:val="24"/>
-                <w:lang w:val="en-US" w:eastAsia="en-US" w:bidi="ar-SA"/>
-              </w:rPr>
-              <w:t xml:space="preserve"> (Section 4.2)</w:t>
+                <w:kern w:val="0"/>
+                <w:sz w:val="19"/>
+                <w:szCs w:val="24"/>
+                <w:lang w:val="en-US" w:eastAsia="en-US" w:bidi="ar-SA"/>
+              </w:rPr>
+              <w:t>(Phase 2 gate also closes this week)</w:t>
             </w:r>
           </w:p>
         </w:tc>
@@ -8295,7 +11647,7 @@
                 <w:szCs w:val="24"/>
                 <w:lang w:val="en-US" w:eastAsia="en-US" w:bidi="ar-SA"/>
               </w:rPr>
-              <w:t>Coalition member count (0)</w:t>
+              <w:t>—</w:t>
             </w:r>
           </w:p>
         </w:tc>
@@ -8332,7 +11684,7 @@
                 <w:szCs w:val="24"/>
                 <w:lang w:val="en-US" w:eastAsia="en-US" w:bidi="ar-SA"/>
               </w:rPr>
-              <w:t>Week 29</w:t>
+              <w:t>Week 27</w:t>
             </w:r>
           </w:p>
         </w:tc>
@@ -8362,7 +11714,7 @@
                 <w:szCs w:val="24"/>
                 <w:lang w:val="en-US" w:eastAsia="en-US" w:bidi="ar-SA"/>
               </w:rPr>
-              <w:t>Escalate to the Steering Committee: procurement and HR rollout both blocked without cross-functional authority.</w:t>
+              <w:t>Confirm operations rollout complete; begin procurement rollout preparation.</w:t>
             </w:r>
           </w:p>
         </w:tc>
@@ -8392,7 +11744,7 @@
                 <w:szCs w:val="24"/>
                 <w:lang w:val="en-US" w:eastAsia="en-US" w:bidi="ar-SA"/>
               </w:rPr>
-              <w:t>Begin actively recruiting named coalition members from Procurement and HR leadership.</w:t>
+              <w:t>—</w:t>
             </w:r>
           </w:p>
         </w:tc>
@@ -8422,7 +11774,7 @@
                 <w:szCs w:val="24"/>
                 <w:lang w:val="en-US" w:eastAsia="en-US" w:bidi="ar-SA"/>
               </w:rPr>
-              <w:t>M21 (Field Notes) — Category: Decision · Title: “Coalition-Building Response Initiated.”</w:t>
+              <w:t>M21 — routine log.</w:t>
             </w:r>
           </w:p>
         </w:tc>
@@ -8452,7 +11804,7 @@
                 <w:szCs w:val="24"/>
                 <w:lang w:val="en-US" w:eastAsia="en-US" w:bidi="ar-SA"/>
               </w:rPr>
-              <w:t>ALT-010 resolution in progress</w:t>
+              <w:t>—</w:t>
             </w:r>
           </w:p>
         </w:tc>
@@ -8519,7 +11871,7 @@
                 <w:szCs w:val="24"/>
                 <w:lang w:val="en-US" w:eastAsia="en-US" w:bidi="ar-SA"/>
               </w:rPr>
-              <w:t>Week 31</w:t>
+              <w:t>Week 28</w:t>
             </w:r>
           </w:p>
         </w:tc>
@@ -8549,73 +11901,13 @@
                 <w:szCs w:val="24"/>
                 <w:lang w:val="en-US" w:eastAsia="en-US" w:bidi="ar-SA"/>
               </w:rPr>
-              <w:t>Support onboarding the two new coalition members into the program’s governance.</w:t>
+              <w:t>Attempt procurement rollout — stalls, since procurement reports to a different function head Nadia Fassi has no authority over.</w:t>
             </w:r>
           </w:p>
         </w:tc>
         <w:tc>
           <w:tcPr>
             <w:tcW w:w="2352" w:type="dxa"/>
-            <w:tcBorders/>
-          </w:tcPr>
-          <w:p>
-            <w:pPr>
-              <w:pStyle w:val="Compact"/>
-              <w:widowControl/>
-              <w:spacing w:before="36" w:after="36"/>
-              <w:jc w:val="left"/>
-              <w:rPr>
-                <w:rFonts w:ascii="Cambria" w:hAnsi="Cambria" w:eastAsia="Cambria" w:cs=""/>
-                <w:kern w:val="0"/>
-                <w:szCs w:val="24"/>
-                <w:lang w:val="en-US" w:eastAsia="en-US" w:bidi="ar-SA"/>
-              </w:rPr>
-            </w:pPr>
-            <w:r>
-              <w:rPr>
-                <w:rFonts w:eastAsia="Cambria" w:cs=""/>
-                <w:kern w:val="0"/>
-                <w:sz w:val="19"/>
-                <w:szCs w:val="24"/>
-                <w:lang w:val="en-US" w:eastAsia="en-US" w:bidi="ar-SA"/>
-              </w:rPr>
-              <w:t>Log the Procurement Director and HR Business Partner as named coalition members.</w:t>
-            </w:r>
-          </w:p>
-        </w:tc>
-        <w:tc>
-          <w:tcPr>
-            <w:tcW w:w="2353" w:type="dxa"/>
-            <w:tcBorders/>
-          </w:tcPr>
-          <w:p>
-            <w:pPr>
-              <w:pStyle w:val="Compact"/>
-              <w:widowControl/>
-              <w:spacing w:before="36" w:after="36"/>
-              <w:jc w:val="left"/>
-              <w:rPr>
-                <w:rFonts w:ascii="Cambria" w:hAnsi="Cambria" w:eastAsia="Cambria" w:cs=""/>
-                <w:kern w:val="0"/>
-                <w:szCs w:val="24"/>
-                <w:lang w:val="en-US" w:eastAsia="en-US" w:bidi="ar-SA"/>
-              </w:rPr>
-            </w:pPr>
-            <w:r>
-              <w:rPr>
-                <w:rFonts w:eastAsia="Cambria" w:cs=""/>
-                <w:kern w:val="0"/>
-                <w:sz w:val="19"/>
-                <w:szCs w:val="24"/>
-                <w:lang w:val="en-US" w:eastAsia="en-US" w:bidi="ar-SA"/>
-              </w:rPr>
-              <w:t>M7 (Sponsor &amp; Coalition) — coalition member count: 2.</w:t>
-            </w:r>
-          </w:p>
-        </w:tc>
-        <w:tc>
-          <w:tcPr>
-            <w:tcW w:w="2351" w:type="dxa"/>
             <w:tcBorders/>
           </w:tcPr>
           <w:p>
@@ -8641,7 +11933,79 @@
                 <w:szCs w:val="24"/>
                 <w:lang w:val="en-US" w:eastAsia="en-US" w:bidi="ar-SA"/>
               </w:rPr>
-              <w:t>ALT-010 resolved this week</w:t>
+              <w:t>Confirm the coalition gap directly: still zero named coalition members. journi’s ALT-010 (Guiding Coalition Gap) fires.</w:t>
+            </w:r>
+          </w:p>
+        </w:tc>
+        <w:tc>
+          <w:tcPr>
+            <w:tcW w:w="2353" w:type="dxa"/>
+            <w:tcBorders/>
+          </w:tcPr>
+          <w:p>
+            <w:pPr>
+              <w:pStyle w:val="Compact"/>
+              <w:widowControl/>
+              <w:spacing w:before="36" w:after="36"/>
+              <w:jc w:val="left"/>
+              <w:rPr>
+                <w:rFonts w:ascii="Cambria" w:hAnsi="Cambria" w:eastAsia="Cambria" w:cs=""/>
+                <w:kern w:val="0"/>
+                <w:szCs w:val="24"/>
+                <w:lang w:val="en-US" w:eastAsia="en-US" w:bidi="ar-SA"/>
+              </w:rPr>
+            </w:pPr>
+            <w:r>
+              <w:rPr>
+                <w:rFonts w:eastAsia="Cambria" w:cs=""/>
+                <w:kern w:val="0"/>
+                <w:sz w:val="19"/>
+                <w:szCs w:val="24"/>
+                <w:lang w:val="en-US" w:eastAsia="en-US" w:bidi="ar-SA"/>
+              </w:rPr>
+              <w:t>M7 (Sponsor &amp; Coalition) — coalition member count: 0, five weeks into Implementation.</w:t>
+            </w:r>
+          </w:p>
+        </w:tc>
+        <w:tc>
+          <w:tcPr>
+            <w:tcW w:w="2351" w:type="dxa"/>
+            <w:tcBorders/>
+          </w:tcPr>
+          <w:p>
+            <w:pPr>
+              <w:pStyle w:val="Compact"/>
+              <w:widowControl/>
+              <w:spacing w:before="36" w:after="36"/>
+              <w:jc w:val="left"/>
+              <w:rPr>
+                <w:rFonts w:ascii="Cambria" w:hAnsi="Cambria" w:eastAsia="Cambria" w:cs=""/>
+                <w:kern w:val="0"/>
+                <w:szCs w:val="24"/>
+                <w:lang w:val="en-US" w:eastAsia="en-US" w:bidi="ar-SA"/>
+              </w:rPr>
+            </w:pPr>
+            <w:r>
+              <w:rPr>
+                <w:rFonts w:eastAsia="Cambria" w:cs=""/>
+                <w:b/>
+                <w:bCs/>
+                <w:kern w:val="0"/>
+                <w:sz w:val="19"/>
+                <w:szCs w:val="24"/>
+                <w:lang w:val="en-US" w:eastAsia="en-US" w:bidi="ar-SA"/>
+              </w:rPr>
+              <w:t>ALT-010 fires this week</w:t>
+            </w:r>
+            <w:r>
+              <w:rPr>
+                <w:rFonts w:eastAsia="Cambria" w:cs=""/>
+                <w:kern w:val="0"/>
+                <w:sz w:val="19"/>
+                <w:szCs w:val="24"/>
+                <w:lang w:val="en-US" w:eastAsia="en-US" w:bidi="ar-SA"/>
+              </w:rPr>
+              <w:t xml:space="preserve"> (Section 4.2)</w:t>
             </w:r>
           </w:p>
         </w:tc>
@@ -8671,7 +12035,7 @@
                 <w:szCs w:val="24"/>
                 <w:lang w:val="en-US" w:eastAsia="en-US" w:bidi="ar-SA"/>
               </w:rPr>
-              <w:t>Coalition member count (2)</w:t>
+              <w:t>Coalition member count (0)</w:t>
             </w:r>
           </w:p>
         </w:tc>
@@ -8708,7 +12072,7 @@
                 <w:szCs w:val="24"/>
                 <w:lang w:val="en-US" w:eastAsia="en-US" w:bidi="ar-SA"/>
               </w:rPr>
-              <w:t>Week 33</w:t>
+              <w:t>Week 29</w:t>
             </w:r>
           </w:p>
         </w:tc>
@@ -8738,7 +12102,7 @@
                 <w:szCs w:val="24"/>
                 <w:lang w:val="en-US" w:eastAsia="en-US" w:bidi="ar-SA"/>
               </w:rPr>
-              <w:t>Resume procurement rollout with the Procurement Director’s direct backing.</w:t>
+              <w:t>Escalate to the Steering Committee: procurement and HR rollout both blocked without cross-functional authority.</w:t>
             </w:r>
           </w:p>
         </w:tc>
@@ -8768,7 +12132,7 @@
                 <w:szCs w:val="24"/>
                 <w:lang w:val="en-US" w:eastAsia="en-US" w:bidi="ar-SA"/>
               </w:rPr>
-              <w:t>—</w:t>
+              <w:t>Begin actively recruiting named coalition members from Procurement and HR leadership.</w:t>
             </w:r>
           </w:p>
         </w:tc>
@@ -8798,7 +12162,7 @@
                 <w:szCs w:val="24"/>
                 <w:lang w:val="en-US" w:eastAsia="en-US" w:bidi="ar-SA"/>
               </w:rPr>
-              <w:t>M5 — routine update, procurement cohort.</w:t>
+              <w:t>M21 (Field Notes) — Category: Decision · Title: “Coalition-Building Response Initiated.”</w:t>
             </w:r>
           </w:p>
         </w:tc>
@@ -8828,7 +12192,7 @@
                 <w:szCs w:val="24"/>
                 <w:lang w:val="en-US" w:eastAsia="en-US" w:bidi="ar-SA"/>
               </w:rPr>
-              <w:t>—</w:t>
+              <w:t>ALT-010 resolution in progress</w:t>
             </w:r>
           </w:p>
         </w:tc>
@@ -8895,6 +12259,943 @@
                 <w:szCs w:val="24"/>
                 <w:lang w:val="en-US" w:eastAsia="en-US" w:bidi="ar-SA"/>
               </w:rPr>
+              <w:t>Week 30</w:t>
+            </w:r>
+          </w:p>
+        </w:tc>
+        <w:tc>
+          <w:tcPr>
+            <w:tcW w:w="2351" w:type="dxa"/>
+            <w:tcBorders/>
+          </w:tcPr>
+          <w:p>
+            <w:pPr>
+              <w:pStyle w:val="Compact"/>
+              <w:widowControl/>
+              <w:spacing w:before="36" w:after="36"/>
+              <w:jc w:val="left"/>
+              <w:rPr>
+                <w:rFonts w:ascii="Cambria" w:hAnsi="Cambria" w:eastAsia="Cambria" w:cs=""/>
+                <w:kern w:val="0"/>
+                <w:szCs w:val="24"/>
+                <w:lang w:val="en-US" w:eastAsia="en-US" w:bidi="ar-SA"/>
+              </w:rPr>
+            </w:pPr>
+            <w:r>
+              <w:rPr>
+                <w:rFonts w:eastAsia="Cambria" w:cs=""/>
+                <w:kern w:val="0"/>
+                <w:sz w:val="19"/>
+                <w:szCs w:val="24"/>
+                <w:lang w:val="en-US" w:eastAsia="en-US" w:bidi="ar-SA"/>
+              </w:rPr>
+              <w:t>Support scheduling introductory sessions with the incoming coalition members.</w:t>
+            </w:r>
+          </w:p>
+        </w:tc>
+        <w:tc>
+          <w:tcPr>
+            <w:tcW w:w="2352" w:type="dxa"/>
+            <w:tcBorders/>
+          </w:tcPr>
+          <w:p>
+            <w:pPr>
+              <w:pStyle w:val="Compact"/>
+              <w:widowControl/>
+              <w:spacing w:before="36" w:after="36"/>
+              <w:jc w:val="left"/>
+              <w:rPr>
+                <w:rFonts w:ascii="Cambria" w:hAnsi="Cambria" w:eastAsia="Cambria" w:cs=""/>
+                <w:kern w:val="0"/>
+                <w:szCs w:val="24"/>
+                <w:lang w:val="en-US" w:eastAsia="en-US" w:bidi="ar-SA"/>
+              </w:rPr>
+            </w:pPr>
+            <w:r>
+              <w:rPr>
+                <w:rFonts w:eastAsia="Cambria" w:cs=""/>
+                <w:kern w:val="0"/>
+                <w:sz w:val="19"/>
+                <w:szCs w:val="24"/>
+                <w:lang w:val="en-US" w:eastAsia="en-US" w:bidi="ar-SA"/>
+              </w:rPr>
+              <w:t>Continue coalition recruitment conversations with Procurement and HR leadership.</w:t>
+            </w:r>
+          </w:p>
+        </w:tc>
+        <w:tc>
+          <w:tcPr>
+            <w:tcW w:w="2353" w:type="dxa"/>
+            <w:tcBorders/>
+          </w:tcPr>
+          <w:p>
+            <w:pPr>
+              <w:pStyle w:val="Compact"/>
+              <w:widowControl/>
+              <w:spacing w:before="36" w:after="36"/>
+              <w:jc w:val="left"/>
+              <w:rPr>
+                <w:rFonts w:ascii="Cambria" w:hAnsi="Cambria" w:eastAsia="Cambria" w:cs=""/>
+                <w:kern w:val="0"/>
+                <w:szCs w:val="24"/>
+                <w:lang w:val="en-US" w:eastAsia="en-US" w:bidi="ar-SA"/>
+              </w:rPr>
+            </w:pPr>
+            <w:r>
+              <w:rPr>
+                <w:rFonts w:eastAsia="Cambria" w:cs=""/>
+                <w:kern w:val="0"/>
+                <w:sz w:val="19"/>
+                <w:szCs w:val="24"/>
+                <w:lang w:val="en-US" w:eastAsia="en-US" w:bidi="ar-SA"/>
+              </w:rPr>
+              <w:t>M21 — routine log.</w:t>
+            </w:r>
+          </w:p>
+        </w:tc>
+        <w:tc>
+          <w:tcPr>
+            <w:tcW w:w="2351" w:type="dxa"/>
+            <w:tcBorders/>
+          </w:tcPr>
+          <w:p>
+            <w:pPr>
+              <w:pStyle w:val="Compact"/>
+              <w:widowControl/>
+              <w:spacing w:before="36" w:after="36"/>
+              <w:jc w:val="left"/>
+              <w:rPr>
+                <w:rFonts w:ascii="Cambria" w:hAnsi="Cambria" w:eastAsia="Cambria" w:cs=""/>
+                <w:kern w:val="0"/>
+                <w:szCs w:val="24"/>
+                <w:lang w:val="en-US" w:eastAsia="en-US" w:bidi="ar-SA"/>
+              </w:rPr>
+            </w:pPr>
+            <w:r>
+              <w:rPr>
+                <w:rFonts w:eastAsia="Cambria" w:cs=""/>
+                <w:kern w:val="0"/>
+                <w:sz w:val="19"/>
+                <w:szCs w:val="24"/>
+                <w:lang w:val="en-US" w:eastAsia="en-US" w:bidi="ar-SA"/>
+              </w:rPr>
+              <w:t>ALT-010 resolution in progress</w:t>
+            </w:r>
+          </w:p>
+        </w:tc>
+        <w:tc>
+          <w:tcPr>
+            <w:tcW w:w="2352" w:type="dxa"/>
+            <w:tcBorders/>
+          </w:tcPr>
+          <w:p>
+            <w:pPr>
+              <w:pStyle w:val="Compact"/>
+              <w:widowControl/>
+              <w:spacing w:before="36" w:after="36"/>
+              <w:jc w:val="left"/>
+              <w:rPr>
+                <w:rFonts w:ascii="Cambria" w:hAnsi="Cambria" w:eastAsia="Cambria" w:cs=""/>
+                <w:kern w:val="0"/>
+                <w:szCs w:val="24"/>
+                <w:lang w:val="en-US" w:eastAsia="en-US" w:bidi="ar-SA"/>
+              </w:rPr>
+            </w:pPr>
+            <w:r>
+              <w:rPr>
+                <w:rFonts w:eastAsia="Cambria" w:cs=""/>
+                <w:kern w:val="0"/>
+                <w:sz w:val="19"/>
+                <w:szCs w:val="24"/>
+                <w:lang w:val="en-US" w:eastAsia="en-US" w:bidi="ar-SA"/>
+              </w:rPr>
+              <w:t>—</w:t>
+            </w:r>
+          </w:p>
+        </w:tc>
+      </w:tr>
+      <w:tr>
+        <w:trPr>
+          <w:cantSplit w:val="true"/>
+        </w:trPr>
+        <w:tc>
+          <w:tcPr>
+            <w:tcW w:w="2352" w:type="dxa"/>
+            <w:tcBorders/>
+          </w:tcPr>
+          <w:p>
+            <w:pPr>
+              <w:pStyle w:val="Compact"/>
+              <w:widowControl/>
+              <w:spacing w:before="36" w:after="36"/>
+              <w:jc w:val="left"/>
+              <w:rPr>
+                <w:rFonts w:ascii="Cambria" w:hAnsi="Cambria" w:eastAsia="Cambria" w:cs=""/>
+                <w:kern w:val="0"/>
+                <w:szCs w:val="24"/>
+                <w:lang w:val="en-US" w:eastAsia="en-US" w:bidi="ar-SA"/>
+              </w:rPr>
+            </w:pPr>
+            <w:r>
+              <w:rPr>
+                <w:rFonts w:eastAsia="Cambria" w:cs=""/>
+                <w:b/>
+                <w:bCs/>
+                <w:kern w:val="0"/>
+                <w:sz w:val="19"/>
+                <w:szCs w:val="24"/>
+                <w:lang w:val="en-US" w:eastAsia="en-US" w:bidi="ar-SA"/>
+              </w:rPr>
+              <w:t>Week 31</w:t>
+            </w:r>
+          </w:p>
+        </w:tc>
+        <w:tc>
+          <w:tcPr>
+            <w:tcW w:w="2351" w:type="dxa"/>
+            <w:tcBorders/>
+          </w:tcPr>
+          <w:p>
+            <w:pPr>
+              <w:pStyle w:val="Compact"/>
+              <w:widowControl/>
+              <w:spacing w:before="36" w:after="36"/>
+              <w:jc w:val="left"/>
+              <w:rPr>
+                <w:rFonts w:ascii="Cambria" w:hAnsi="Cambria" w:eastAsia="Cambria" w:cs=""/>
+                <w:kern w:val="0"/>
+                <w:szCs w:val="24"/>
+                <w:lang w:val="en-US" w:eastAsia="en-US" w:bidi="ar-SA"/>
+              </w:rPr>
+            </w:pPr>
+            <w:r>
+              <w:rPr>
+                <w:rFonts w:eastAsia="Cambria" w:cs=""/>
+                <w:kern w:val="0"/>
+                <w:sz w:val="19"/>
+                <w:szCs w:val="24"/>
+                <w:lang w:val="en-US" w:eastAsia="en-US" w:bidi="ar-SA"/>
+              </w:rPr>
+              <w:t>Support onboarding the two new coalition members into the program’s governance.</w:t>
+            </w:r>
+          </w:p>
+        </w:tc>
+        <w:tc>
+          <w:tcPr>
+            <w:tcW w:w="2352" w:type="dxa"/>
+            <w:tcBorders/>
+          </w:tcPr>
+          <w:p>
+            <w:pPr>
+              <w:pStyle w:val="Compact"/>
+              <w:widowControl/>
+              <w:spacing w:before="36" w:after="36"/>
+              <w:jc w:val="left"/>
+              <w:rPr>
+                <w:rFonts w:ascii="Cambria" w:hAnsi="Cambria" w:eastAsia="Cambria" w:cs=""/>
+                <w:kern w:val="0"/>
+                <w:szCs w:val="24"/>
+                <w:lang w:val="en-US" w:eastAsia="en-US" w:bidi="ar-SA"/>
+              </w:rPr>
+            </w:pPr>
+            <w:r>
+              <w:rPr>
+                <w:rFonts w:eastAsia="Cambria" w:cs=""/>
+                <w:kern w:val="0"/>
+                <w:sz w:val="19"/>
+                <w:szCs w:val="24"/>
+                <w:lang w:val="en-US" w:eastAsia="en-US" w:bidi="ar-SA"/>
+              </w:rPr>
+              <w:t>Log the Procurement Director and HR Business Partner as named coalition members.</w:t>
+            </w:r>
+          </w:p>
+        </w:tc>
+        <w:tc>
+          <w:tcPr>
+            <w:tcW w:w="2353" w:type="dxa"/>
+            <w:tcBorders/>
+          </w:tcPr>
+          <w:p>
+            <w:pPr>
+              <w:pStyle w:val="Compact"/>
+              <w:widowControl/>
+              <w:spacing w:before="36" w:after="36"/>
+              <w:jc w:val="left"/>
+              <w:rPr>
+                <w:rFonts w:ascii="Cambria" w:hAnsi="Cambria" w:eastAsia="Cambria" w:cs=""/>
+                <w:kern w:val="0"/>
+                <w:szCs w:val="24"/>
+                <w:lang w:val="en-US" w:eastAsia="en-US" w:bidi="ar-SA"/>
+              </w:rPr>
+            </w:pPr>
+            <w:r>
+              <w:rPr>
+                <w:rFonts w:eastAsia="Cambria" w:cs=""/>
+                <w:kern w:val="0"/>
+                <w:sz w:val="19"/>
+                <w:szCs w:val="24"/>
+                <w:lang w:val="en-US" w:eastAsia="en-US" w:bidi="ar-SA"/>
+              </w:rPr>
+              <w:t>M7 (Sponsor &amp; Coalition) — coalition member count: 2.</w:t>
+            </w:r>
+          </w:p>
+        </w:tc>
+        <w:tc>
+          <w:tcPr>
+            <w:tcW w:w="2351" w:type="dxa"/>
+            <w:tcBorders/>
+          </w:tcPr>
+          <w:p>
+            <w:pPr>
+              <w:pStyle w:val="Compact"/>
+              <w:widowControl/>
+              <w:spacing w:before="36" w:after="36"/>
+              <w:jc w:val="left"/>
+              <w:rPr>
+                <w:rFonts w:ascii="Cambria" w:hAnsi="Cambria" w:eastAsia="Cambria" w:cs=""/>
+                <w:kern w:val="0"/>
+                <w:szCs w:val="24"/>
+                <w:lang w:val="en-US" w:eastAsia="en-US" w:bidi="ar-SA"/>
+              </w:rPr>
+            </w:pPr>
+            <w:r>
+              <w:rPr>
+                <w:rFonts w:eastAsia="Cambria" w:cs=""/>
+                <w:b/>
+                <w:bCs/>
+                <w:kern w:val="0"/>
+                <w:sz w:val="19"/>
+                <w:szCs w:val="24"/>
+                <w:lang w:val="en-US" w:eastAsia="en-US" w:bidi="ar-SA"/>
+              </w:rPr>
+              <w:t>ALT-010 resolved this week</w:t>
+            </w:r>
+          </w:p>
+        </w:tc>
+        <w:tc>
+          <w:tcPr>
+            <w:tcW w:w="2352" w:type="dxa"/>
+            <w:tcBorders/>
+          </w:tcPr>
+          <w:p>
+            <w:pPr>
+              <w:pStyle w:val="Compact"/>
+              <w:widowControl/>
+              <w:spacing w:before="36" w:after="36"/>
+              <w:jc w:val="left"/>
+              <w:rPr>
+                <w:rFonts w:ascii="Cambria" w:hAnsi="Cambria" w:eastAsia="Cambria" w:cs=""/>
+                <w:kern w:val="0"/>
+                <w:szCs w:val="24"/>
+                <w:lang w:val="en-US" w:eastAsia="en-US" w:bidi="ar-SA"/>
+              </w:rPr>
+            </w:pPr>
+            <w:r>
+              <w:rPr>
+                <w:rFonts w:eastAsia="Cambria" w:cs=""/>
+                <w:kern w:val="0"/>
+                <w:sz w:val="19"/>
+                <w:szCs w:val="24"/>
+                <w:lang w:val="en-US" w:eastAsia="en-US" w:bidi="ar-SA"/>
+              </w:rPr>
+              <w:t>Coalition member count (2)</w:t>
+            </w:r>
+          </w:p>
+        </w:tc>
+      </w:tr>
+      <w:tr>
+        <w:trPr>
+          <w:cantSplit w:val="true"/>
+        </w:trPr>
+        <w:tc>
+          <w:tcPr>
+            <w:tcW w:w="2352" w:type="dxa"/>
+            <w:tcBorders/>
+          </w:tcPr>
+          <w:p>
+            <w:pPr>
+              <w:pStyle w:val="Compact"/>
+              <w:widowControl/>
+              <w:spacing w:before="36" w:after="36"/>
+              <w:jc w:val="left"/>
+              <w:rPr>
+                <w:rFonts w:ascii="Cambria" w:hAnsi="Cambria" w:eastAsia="Cambria" w:cs=""/>
+                <w:kern w:val="0"/>
+                <w:szCs w:val="24"/>
+                <w:lang w:val="en-US" w:eastAsia="en-US" w:bidi="ar-SA"/>
+              </w:rPr>
+            </w:pPr>
+            <w:r>
+              <w:rPr>
+                <w:rFonts w:eastAsia="Cambria" w:cs=""/>
+                <w:b/>
+                <w:bCs/>
+                <w:kern w:val="0"/>
+                <w:sz w:val="19"/>
+                <w:szCs w:val="24"/>
+                <w:lang w:val="en-US" w:eastAsia="en-US" w:bidi="ar-SA"/>
+              </w:rPr>
+              <w:t>Week 32</w:t>
+            </w:r>
+          </w:p>
+        </w:tc>
+        <w:tc>
+          <w:tcPr>
+            <w:tcW w:w="2351" w:type="dxa"/>
+            <w:tcBorders/>
+          </w:tcPr>
+          <w:p>
+            <w:pPr>
+              <w:pStyle w:val="Compact"/>
+              <w:widowControl/>
+              <w:spacing w:before="36" w:after="36"/>
+              <w:jc w:val="left"/>
+              <w:rPr>
+                <w:rFonts w:ascii="Cambria" w:hAnsi="Cambria" w:eastAsia="Cambria" w:cs=""/>
+                <w:kern w:val="0"/>
+                <w:szCs w:val="24"/>
+                <w:lang w:val="en-US" w:eastAsia="en-US" w:bidi="ar-SA"/>
+              </w:rPr>
+            </w:pPr>
+            <w:r>
+              <w:rPr>
+                <w:rFonts w:eastAsia="Cambria" w:cs=""/>
+                <w:kern w:val="0"/>
+                <w:sz w:val="19"/>
+                <w:szCs w:val="24"/>
+                <w:lang w:val="en-US" w:eastAsia="en-US" w:bidi="ar-SA"/>
+              </w:rPr>
+              <w:t>Resume procurement rollout planning with the Procurement Director’s direct involvement.</w:t>
+            </w:r>
+          </w:p>
+        </w:tc>
+        <w:tc>
+          <w:tcPr>
+            <w:tcW w:w="2352" w:type="dxa"/>
+            <w:tcBorders/>
+          </w:tcPr>
+          <w:p>
+            <w:pPr>
+              <w:pStyle w:val="Compact"/>
+              <w:widowControl/>
+              <w:spacing w:before="36" w:after="36"/>
+              <w:jc w:val="left"/>
+              <w:rPr>
+                <w:rFonts w:ascii="Cambria" w:hAnsi="Cambria" w:eastAsia="Cambria" w:cs=""/>
+                <w:kern w:val="0"/>
+                <w:szCs w:val="24"/>
+                <w:lang w:val="en-US" w:eastAsia="en-US" w:bidi="ar-SA"/>
+              </w:rPr>
+            </w:pPr>
+            <w:r>
+              <w:rPr>
+                <w:rFonts w:eastAsia="Cambria" w:cs=""/>
+                <w:kern w:val="0"/>
+                <w:sz w:val="19"/>
+                <w:szCs w:val="24"/>
+                <w:lang w:val="en-US" w:eastAsia="en-US" w:bidi="ar-SA"/>
+              </w:rPr>
+              <w:t>—</w:t>
+            </w:r>
+          </w:p>
+        </w:tc>
+        <w:tc>
+          <w:tcPr>
+            <w:tcW w:w="2353" w:type="dxa"/>
+            <w:tcBorders/>
+          </w:tcPr>
+          <w:p>
+            <w:pPr>
+              <w:pStyle w:val="Compact"/>
+              <w:widowControl/>
+              <w:spacing w:before="36" w:after="36"/>
+              <w:jc w:val="left"/>
+              <w:rPr>
+                <w:rFonts w:ascii="Cambria" w:hAnsi="Cambria" w:eastAsia="Cambria" w:cs=""/>
+                <w:kern w:val="0"/>
+                <w:szCs w:val="24"/>
+                <w:lang w:val="en-US" w:eastAsia="en-US" w:bidi="ar-SA"/>
+              </w:rPr>
+            </w:pPr>
+            <w:r>
+              <w:rPr>
+                <w:rFonts w:eastAsia="Cambria" w:cs=""/>
+                <w:kern w:val="0"/>
+                <w:sz w:val="19"/>
+                <w:szCs w:val="24"/>
+                <w:lang w:val="en-US" w:eastAsia="en-US" w:bidi="ar-SA"/>
+              </w:rPr>
+              <w:t>M21 — routine log.</w:t>
+            </w:r>
+          </w:p>
+        </w:tc>
+        <w:tc>
+          <w:tcPr>
+            <w:tcW w:w="2351" w:type="dxa"/>
+            <w:tcBorders/>
+          </w:tcPr>
+          <w:p>
+            <w:pPr>
+              <w:pStyle w:val="Compact"/>
+              <w:widowControl/>
+              <w:spacing w:before="36" w:after="36"/>
+              <w:jc w:val="left"/>
+              <w:rPr>
+                <w:rFonts w:ascii="Cambria" w:hAnsi="Cambria" w:eastAsia="Cambria" w:cs=""/>
+                <w:kern w:val="0"/>
+                <w:szCs w:val="24"/>
+                <w:lang w:val="en-US" w:eastAsia="en-US" w:bidi="ar-SA"/>
+              </w:rPr>
+            </w:pPr>
+            <w:r>
+              <w:rPr>
+                <w:rFonts w:eastAsia="Cambria" w:cs=""/>
+                <w:kern w:val="0"/>
+                <w:sz w:val="19"/>
+                <w:szCs w:val="24"/>
+                <w:lang w:val="en-US" w:eastAsia="en-US" w:bidi="ar-SA"/>
+              </w:rPr>
+              <w:t>—</w:t>
+            </w:r>
+          </w:p>
+        </w:tc>
+        <w:tc>
+          <w:tcPr>
+            <w:tcW w:w="2352" w:type="dxa"/>
+            <w:tcBorders/>
+          </w:tcPr>
+          <w:p>
+            <w:pPr>
+              <w:pStyle w:val="Compact"/>
+              <w:widowControl/>
+              <w:spacing w:before="36" w:after="36"/>
+              <w:jc w:val="left"/>
+              <w:rPr>
+                <w:rFonts w:ascii="Cambria" w:hAnsi="Cambria" w:eastAsia="Cambria" w:cs=""/>
+                <w:kern w:val="0"/>
+                <w:szCs w:val="24"/>
+                <w:lang w:val="en-US" w:eastAsia="en-US" w:bidi="ar-SA"/>
+              </w:rPr>
+            </w:pPr>
+            <w:r>
+              <w:rPr>
+                <w:rFonts w:eastAsia="Cambria" w:cs=""/>
+                <w:kern w:val="0"/>
+                <w:sz w:val="19"/>
+                <w:szCs w:val="24"/>
+                <w:lang w:val="en-US" w:eastAsia="en-US" w:bidi="ar-SA"/>
+              </w:rPr>
+              <w:t>—</w:t>
+            </w:r>
+          </w:p>
+        </w:tc>
+      </w:tr>
+      <w:tr>
+        <w:trPr>
+          <w:cantSplit w:val="true"/>
+        </w:trPr>
+        <w:tc>
+          <w:tcPr>
+            <w:tcW w:w="2352" w:type="dxa"/>
+            <w:tcBorders/>
+          </w:tcPr>
+          <w:p>
+            <w:pPr>
+              <w:pStyle w:val="Compact"/>
+              <w:widowControl/>
+              <w:spacing w:before="36" w:after="36"/>
+              <w:jc w:val="left"/>
+              <w:rPr>
+                <w:rFonts w:ascii="Cambria" w:hAnsi="Cambria" w:eastAsia="Cambria" w:cs=""/>
+                <w:kern w:val="0"/>
+                <w:szCs w:val="24"/>
+                <w:lang w:val="en-US" w:eastAsia="en-US" w:bidi="ar-SA"/>
+              </w:rPr>
+            </w:pPr>
+            <w:r>
+              <w:rPr>
+                <w:rFonts w:eastAsia="Cambria" w:cs=""/>
+                <w:b/>
+                <w:bCs/>
+                <w:kern w:val="0"/>
+                <w:sz w:val="19"/>
+                <w:szCs w:val="24"/>
+                <w:lang w:val="en-US" w:eastAsia="en-US" w:bidi="ar-SA"/>
+              </w:rPr>
+              <w:t>Week 33</w:t>
+            </w:r>
+          </w:p>
+        </w:tc>
+        <w:tc>
+          <w:tcPr>
+            <w:tcW w:w="2351" w:type="dxa"/>
+            <w:tcBorders/>
+          </w:tcPr>
+          <w:p>
+            <w:pPr>
+              <w:pStyle w:val="Compact"/>
+              <w:widowControl/>
+              <w:spacing w:before="36" w:after="36"/>
+              <w:jc w:val="left"/>
+              <w:rPr>
+                <w:rFonts w:ascii="Cambria" w:hAnsi="Cambria" w:eastAsia="Cambria" w:cs=""/>
+                <w:kern w:val="0"/>
+                <w:szCs w:val="24"/>
+                <w:lang w:val="en-US" w:eastAsia="en-US" w:bidi="ar-SA"/>
+              </w:rPr>
+            </w:pPr>
+            <w:r>
+              <w:rPr>
+                <w:rFonts w:eastAsia="Cambria" w:cs=""/>
+                <w:kern w:val="0"/>
+                <w:sz w:val="19"/>
+                <w:szCs w:val="24"/>
+                <w:lang w:val="en-US" w:eastAsia="en-US" w:bidi="ar-SA"/>
+              </w:rPr>
+              <w:t>Resume procurement rollout with the Procurement Director’s direct backing.</w:t>
+            </w:r>
+          </w:p>
+        </w:tc>
+        <w:tc>
+          <w:tcPr>
+            <w:tcW w:w="2352" w:type="dxa"/>
+            <w:tcBorders/>
+          </w:tcPr>
+          <w:p>
+            <w:pPr>
+              <w:pStyle w:val="Compact"/>
+              <w:widowControl/>
+              <w:spacing w:before="36" w:after="36"/>
+              <w:jc w:val="left"/>
+              <w:rPr>
+                <w:rFonts w:ascii="Cambria" w:hAnsi="Cambria" w:eastAsia="Cambria" w:cs=""/>
+                <w:kern w:val="0"/>
+                <w:szCs w:val="24"/>
+                <w:lang w:val="en-US" w:eastAsia="en-US" w:bidi="ar-SA"/>
+              </w:rPr>
+            </w:pPr>
+            <w:r>
+              <w:rPr>
+                <w:rFonts w:eastAsia="Cambria" w:cs=""/>
+                <w:kern w:val="0"/>
+                <w:sz w:val="19"/>
+                <w:szCs w:val="24"/>
+                <w:lang w:val="en-US" w:eastAsia="en-US" w:bidi="ar-SA"/>
+              </w:rPr>
+              <w:t>—</w:t>
+            </w:r>
+          </w:p>
+        </w:tc>
+        <w:tc>
+          <w:tcPr>
+            <w:tcW w:w="2353" w:type="dxa"/>
+            <w:tcBorders/>
+          </w:tcPr>
+          <w:p>
+            <w:pPr>
+              <w:pStyle w:val="Compact"/>
+              <w:widowControl/>
+              <w:spacing w:before="36" w:after="36"/>
+              <w:jc w:val="left"/>
+              <w:rPr>
+                <w:rFonts w:ascii="Cambria" w:hAnsi="Cambria" w:eastAsia="Cambria" w:cs=""/>
+                <w:kern w:val="0"/>
+                <w:szCs w:val="24"/>
+                <w:lang w:val="en-US" w:eastAsia="en-US" w:bidi="ar-SA"/>
+              </w:rPr>
+            </w:pPr>
+            <w:r>
+              <w:rPr>
+                <w:rFonts w:eastAsia="Cambria" w:cs=""/>
+                <w:kern w:val="0"/>
+                <w:sz w:val="19"/>
+                <w:szCs w:val="24"/>
+                <w:lang w:val="en-US" w:eastAsia="en-US" w:bidi="ar-SA"/>
+              </w:rPr>
+              <w:t>M5 — routine update, procurement cohort.</w:t>
+            </w:r>
+          </w:p>
+        </w:tc>
+        <w:tc>
+          <w:tcPr>
+            <w:tcW w:w="2351" w:type="dxa"/>
+            <w:tcBorders/>
+          </w:tcPr>
+          <w:p>
+            <w:pPr>
+              <w:pStyle w:val="Compact"/>
+              <w:widowControl/>
+              <w:spacing w:before="36" w:after="36"/>
+              <w:jc w:val="left"/>
+              <w:rPr>
+                <w:rFonts w:ascii="Cambria" w:hAnsi="Cambria" w:eastAsia="Cambria" w:cs=""/>
+                <w:kern w:val="0"/>
+                <w:szCs w:val="24"/>
+                <w:lang w:val="en-US" w:eastAsia="en-US" w:bidi="ar-SA"/>
+              </w:rPr>
+            </w:pPr>
+            <w:r>
+              <w:rPr>
+                <w:rFonts w:eastAsia="Cambria" w:cs=""/>
+                <w:kern w:val="0"/>
+                <w:sz w:val="19"/>
+                <w:szCs w:val="24"/>
+                <w:lang w:val="en-US" w:eastAsia="en-US" w:bidi="ar-SA"/>
+              </w:rPr>
+              <w:t>—</w:t>
+            </w:r>
+          </w:p>
+        </w:tc>
+        <w:tc>
+          <w:tcPr>
+            <w:tcW w:w="2352" w:type="dxa"/>
+            <w:tcBorders/>
+          </w:tcPr>
+          <w:p>
+            <w:pPr>
+              <w:pStyle w:val="Compact"/>
+              <w:widowControl/>
+              <w:spacing w:before="36" w:after="36"/>
+              <w:jc w:val="left"/>
+              <w:rPr>
+                <w:rFonts w:ascii="Cambria" w:hAnsi="Cambria" w:eastAsia="Cambria" w:cs=""/>
+                <w:kern w:val="0"/>
+                <w:szCs w:val="24"/>
+                <w:lang w:val="en-US" w:eastAsia="en-US" w:bidi="ar-SA"/>
+              </w:rPr>
+            </w:pPr>
+            <w:r>
+              <w:rPr>
+                <w:rFonts w:eastAsia="Cambria" w:cs=""/>
+                <w:kern w:val="0"/>
+                <w:sz w:val="19"/>
+                <w:szCs w:val="24"/>
+                <w:lang w:val="en-US" w:eastAsia="en-US" w:bidi="ar-SA"/>
+              </w:rPr>
+              <w:t>—</w:t>
+            </w:r>
+          </w:p>
+        </w:tc>
+      </w:tr>
+      <w:tr>
+        <w:trPr>
+          <w:cantSplit w:val="true"/>
+        </w:trPr>
+        <w:tc>
+          <w:tcPr>
+            <w:tcW w:w="2352" w:type="dxa"/>
+            <w:tcBorders/>
+          </w:tcPr>
+          <w:p>
+            <w:pPr>
+              <w:pStyle w:val="Compact"/>
+              <w:widowControl/>
+              <w:spacing w:before="36" w:after="36"/>
+              <w:jc w:val="left"/>
+              <w:rPr>
+                <w:rFonts w:ascii="Cambria" w:hAnsi="Cambria" w:eastAsia="Cambria" w:cs=""/>
+                <w:kern w:val="0"/>
+                <w:szCs w:val="24"/>
+                <w:lang w:val="en-US" w:eastAsia="en-US" w:bidi="ar-SA"/>
+              </w:rPr>
+            </w:pPr>
+            <w:r>
+              <w:rPr>
+                <w:rFonts w:eastAsia="Cambria" w:cs=""/>
+                <w:b/>
+                <w:bCs/>
+                <w:kern w:val="0"/>
+                <w:sz w:val="19"/>
+                <w:szCs w:val="24"/>
+                <w:lang w:val="en-US" w:eastAsia="en-US" w:bidi="ar-SA"/>
+              </w:rPr>
+              <w:t>Week 34</w:t>
+            </w:r>
+          </w:p>
+        </w:tc>
+        <w:tc>
+          <w:tcPr>
+            <w:tcW w:w="2351" w:type="dxa"/>
+            <w:tcBorders/>
+          </w:tcPr>
+          <w:p>
+            <w:pPr>
+              <w:pStyle w:val="Compact"/>
+              <w:widowControl/>
+              <w:spacing w:before="36" w:after="36"/>
+              <w:jc w:val="left"/>
+              <w:rPr>
+                <w:rFonts w:ascii="Cambria" w:hAnsi="Cambria" w:eastAsia="Cambria" w:cs=""/>
+                <w:kern w:val="0"/>
+                <w:szCs w:val="24"/>
+                <w:lang w:val="en-US" w:eastAsia="en-US" w:bidi="ar-SA"/>
+              </w:rPr>
+            </w:pPr>
+            <w:r>
+              <w:rPr>
+                <w:rFonts w:eastAsia="Cambria" w:cs=""/>
+                <w:kern w:val="0"/>
+                <w:sz w:val="19"/>
+                <w:szCs w:val="24"/>
+                <w:lang w:val="en-US" w:eastAsia="en-US" w:bidi="ar-SA"/>
+              </w:rPr>
+              <w:t>Continue procurement rollout; begin HR rollout preparation.</w:t>
+            </w:r>
+          </w:p>
+        </w:tc>
+        <w:tc>
+          <w:tcPr>
+            <w:tcW w:w="2352" w:type="dxa"/>
+            <w:tcBorders/>
+          </w:tcPr>
+          <w:p>
+            <w:pPr>
+              <w:pStyle w:val="Compact"/>
+              <w:widowControl/>
+              <w:spacing w:before="36" w:after="36"/>
+              <w:jc w:val="left"/>
+              <w:rPr>
+                <w:rFonts w:ascii="Cambria" w:hAnsi="Cambria" w:eastAsia="Cambria" w:cs=""/>
+                <w:kern w:val="0"/>
+                <w:szCs w:val="24"/>
+                <w:lang w:val="en-US" w:eastAsia="en-US" w:bidi="ar-SA"/>
+              </w:rPr>
+            </w:pPr>
+            <w:r>
+              <w:rPr>
+                <w:rFonts w:eastAsia="Cambria" w:cs=""/>
+                <w:kern w:val="0"/>
+                <w:sz w:val="19"/>
+                <w:szCs w:val="24"/>
+                <w:lang w:val="en-US" w:eastAsia="en-US" w:bidi="ar-SA"/>
+              </w:rPr>
+              <w:t>—</w:t>
+            </w:r>
+          </w:p>
+        </w:tc>
+        <w:tc>
+          <w:tcPr>
+            <w:tcW w:w="2353" w:type="dxa"/>
+            <w:tcBorders/>
+          </w:tcPr>
+          <w:p>
+            <w:pPr>
+              <w:pStyle w:val="Compact"/>
+              <w:widowControl/>
+              <w:spacing w:before="36" w:after="36"/>
+              <w:jc w:val="left"/>
+              <w:rPr>
+                <w:rFonts w:ascii="Cambria" w:hAnsi="Cambria" w:eastAsia="Cambria" w:cs=""/>
+                <w:kern w:val="0"/>
+                <w:szCs w:val="24"/>
+                <w:lang w:val="en-US" w:eastAsia="en-US" w:bidi="ar-SA"/>
+              </w:rPr>
+            </w:pPr>
+            <w:r>
+              <w:rPr>
+                <w:rFonts w:eastAsia="Cambria" w:cs=""/>
+                <w:kern w:val="0"/>
+                <w:sz w:val="19"/>
+                <w:szCs w:val="24"/>
+                <w:lang w:val="en-US" w:eastAsia="en-US" w:bidi="ar-SA"/>
+              </w:rPr>
+              <w:t>M5 — routine update.</w:t>
+            </w:r>
+          </w:p>
+        </w:tc>
+        <w:tc>
+          <w:tcPr>
+            <w:tcW w:w="2351" w:type="dxa"/>
+            <w:tcBorders/>
+          </w:tcPr>
+          <w:p>
+            <w:pPr>
+              <w:pStyle w:val="Compact"/>
+              <w:widowControl/>
+              <w:spacing w:before="36" w:after="36"/>
+              <w:jc w:val="left"/>
+              <w:rPr>
+                <w:rFonts w:ascii="Cambria" w:hAnsi="Cambria" w:eastAsia="Cambria" w:cs=""/>
+                <w:kern w:val="0"/>
+                <w:szCs w:val="24"/>
+                <w:lang w:val="en-US" w:eastAsia="en-US" w:bidi="ar-SA"/>
+              </w:rPr>
+            </w:pPr>
+            <w:r>
+              <w:rPr>
+                <w:rFonts w:eastAsia="Cambria" w:cs=""/>
+                <w:kern w:val="0"/>
+                <w:sz w:val="19"/>
+                <w:szCs w:val="24"/>
+                <w:lang w:val="en-US" w:eastAsia="en-US" w:bidi="ar-SA"/>
+              </w:rPr>
+              <w:t>—</w:t>
+            </w:r>
+          </w:p>
+        </w:tc>
+        <w:tc>
+          <w:tcPr>
+            <w:tcW w:w="2352" w:type="dxa"/>
+            <w:tcBorders/>
+          </w:tcPr>
+          <w:p>
+            <w:pPr>
+              <w:pStyle w:val="Compact"/>
+              <w:widowControl/>
+              <w:spacing w:before="36" w:after="36"/>
+              <w:jc w:val="left"/>
+              <w:rPr>
+                <w:rFonts w:ascii="Cambria" w:hAnsi="Cambria" w:eastAsia="Cambria" w:cs=""/>
+                <w:kern w:val="0"/>
+                <w:szCs w:val="24"/>
+                <w:lang w:val="en-US" w:eastAsia="en-US" w:bidi="ar-SA"/>
+              </w:rPr>
+            </w:pPr>
+            <w:r>
+              <w:rPr>
+                <w:rFonts w:eastAsia="Cambria" w:cs=""/>
+                <w:kern w:val="0"/>
+                <w:sz w:val="19"/>
+                <w:szCs w:val="24"/>
+                <w:lang w:val="en-US" w:eastAsia="en-US" w:bidi="ar-SA"/>
+              </w:rPr>
+              <w:t>—</w:t>
+            </w:r>
+          </w:p>
+        </w:tc>
+      </w:tr>
+      <w:tr>
+        <w:trPr>
+          <w:cantSplit w:val="true"/>
+        </w:trPr>
+        <w:tc>
+          <w:tcPr>
+            <w:tcW w:w="2352" w:type="dxa"/>
+            <w:tcBorders/>
+          </w:tcPr>
+          <w:p>
+            <w:pPr>
+              <w:pStyle w:val="Compact"/>
+              <w:widowControl/>
+              <w:spacing w:before="36" w:after="36"/>
+              <w:jc w:val="left"/>
+              <w:rPr>
+                <w:rFonts w:ascii="Cambria" w:hAnsi="Cambria" w:eastAsia="Cambria" w:cs=""/>
+                <w:kern w:val="0"/>
+                <w:szCs w:val="24"/>
+                <w:lang w:val="en-US" w:eastAsia="en-US" w:bidi="ar-SA"/>
+              </w:rPr>
+            </w:pPr>
+            <w:r>
+              <w:rPr>
+                <w:rFonts w:eastAsia="Cambria" w:cs=""/>
+                <w:b/>
+                <w:bCs/>
+                <w:kern w:val="0"/>
+                <w:sz w:val="19"/>
+                <w:szCs w:val="24"/>
+                <w:lang w:val="en-US" w:eastAsia="en-US" w:bidi="ar-SA"/>
+              </w:rPr>
               <w:t>Week 35</w:t>
             </w:r>
           </w:p>
@@ -8986,6 +13287,380 @@
                 <w:lang w:val="en-US" w:eastAsia="en-US" w:bidi="ar-SA"/>
               </w:rPr>
               <w:t>M5 — routine update, HR cohort.</w:t>
+            </w:r>
+          </w:p>
+        </w:tc>
+        <w:tc>
+          <w:tcPr>
+            <w:tcW w:w="2351" w:type="dxa"/>
+            <w:tcBorders/>
+          </w:tcPr>
+          <w:p>
+            <w:pPr>
+              <w:pStyle w:val="Compact"/>
+              <w:widowControl/>
+              <w:spacing w:before="36" w:after="36"/>
+              <w:jc w:val="left"/>
+              <w:rPr>
+                <w:rFonts w:ascii="Cambria" w:hAnsi="Cambria" w:eastAsia="Cambria" w:cs=""/>
+                <w:kern w:val="0"/>
+                <w:szCs w:val="24"/>
+                <w:lang w:val="en-US" w:eastAsia="en-US" w:bidi="ar-SA"/>
+              </w:rPr>
+            </w:pPr>
+            <w:r>
+              <w:rPr>
+                <w:rFonts w:eastAsia="Cambria" w:cs=""/>
+                <w:kern w:val="0"/>
+                <w:sz w:val="19"/>
+                <w:szCs w:val="24"/>
+                <w:lang w:val="en-US" w:eastAsia="en-US" w:bidi="ar-SA"/>
+              </w:rPr>
+              <w:t>—</w:t>
+            </w:r>
+          </w:p>
+        </w:tc>
+        <w:tc>
+          <w:tcPr>
+            <w:tcW w:w="2352" w:type="dxa"/>
+            <w:tcBorders/>
+          </w:tcPr>
+          <w:p>
+            <w:pPr>
+              <w:pStyle w:val="Compact"/>
+              <w:widowControl/>
+              <w:spacing w:before="36" w:after="36"/>
+              <w:jc w:val="left"/>
+              <w:rPr>
+                <w:rFonts w:ascii="Cambria" w:hAnsi="Cambria" w:eastAsia="Cambria" w:cs=""/>
+                <w:kern w:val="0"/>
+                <w:szCs w:val="24"/>
+                <w:lang w:val="en-US" w:eastAsia="en-US" w:bidi="ar-SA"/>
+              </w:rPr>
+            </w:pPr>
+            <w:r>
+              <w:rPr>
+                <w:rFonts w:eastAsia="Cambria" w:cs=""/>
+                <w:kern w:val="0"/>
+                <w:sz w:val="19"/>
+                <w:szCs w:val="24"/>
+                <w:lang w:val="en-US" w:eastAsia="en-US" w:bidi="ar-SA"/>
+              </w:rPr>
+              <w:t>—</w:t>
+            </w:r>
+          </w:p>
+        </w:tc>
+      </w:tr>
+      <w:tr>
+        <w:trPr>
+          <w:cantSplit w:val="true"/>
+        </w:trPr>
+        <w:tc>
+          <w:tcPr>
+            <w:tcW w:w="2352" w:type="dxa"/>
+            <w:tcBorders/>
+          </w:tcPr>
+          <w:p>
+            <w:pPr>
+              <w:pStyle w:val="Compact"/>
+              <w:widowControl/>
+              <w:spacing w:before="36" w:after="36"/>
+              <w:jc w:val="left"/>
+              <w:rPr>
+                <w:rFonts w:ascii="Cambria" w:hAnsi="Cambria" w:eastAsia="Cambria" w:cs=""/>
+                <w:kern w:val="0"/>
+                <w:szCs w:val="24"/>
+                <w:lang w:val="en-US" w:eastAsia="en-US" w:bidi="ar-SA"/>
+              </w:rPr>
+            </w:pPr>
+            <w:r>
+              <w:rPr>
+                <w:rFonts w:eastAsia="Cambria" w:cs=""/>
+                <w:b/>
+                <w:bCs/>
+                <w:kern w:val="0"/>
+                <w:sz w:val="19"/>
+                <w:szCs w:val="24"/>
+                <w:lang w:val="en-US" w:eastAsia="en-US" w:bidi="ar-SA"/>
+              </w:rPr>
+              <w:t>Week 36</w:t>
+            </w:r>
+          </w:p>
+        </w:tc>
+        <w:tc>
+          <w:tcPr>
+            <w:tcW w:w="2351" w:type="dxa"/>
+            <w:tcBorders/>
+          </w:tcPr>
+          <w:p>
+            <w:pPr>
+              <w:pStyle w:val="Compact"/>
+              <w:widowControl/>
+              <w:spacing w:before="36" w:after="36"/>
+              <w:jc w:val="left"/>
+              <w:rPr>
+                <w:rFonts w:ascii="Cambria" w:hAnsi="Cambria" w:eastAsia="Cambria" w:cs=""/>
+                <w:kern w:val="0"/>
+                <w:szCs w:val="24"/>
+                <w:lang w:val="en-US" w:eastAsia="en-US" w:bidi="ar-SA"/>
+              </w:rPr>
+            </w:pPr>
+            <w:r>
+              <w:rPr>
+                <w:rFonts w:eastAsia="Cambria" w:cs=""/>
+                <w:kern w:val="0"/>
+                <w:sz w:val="19"/>
+                <w:szCs w:val="24"/>
+                <w:lang w:val="en-US" w:eastAsia="en-US" w:bidi="ar-SA"/>
+              </w:rPr>
+              <w:t>Continue HR rollout.</w:t>
+            </w:r>
+          </w:p>
+        </w:tc>
+        <w:tc>
+          <w:tcPr>
+            <w:tcW w:w="2352" w:type="dxa"/>
+            <w:tcBorders/>
+          </w:tcPr>
+          <w:p>
+            <w:pPr>
+              <w:pStyle w:val="Compact"/>
+              <w:widowControl/>
+              <w:spacing w:before="36" w:after="36"/>
+              <w:jc w:val="left"/>
+              <w:rPr>
+                <w:rFonts w:ascii="Cambria" w:hAnsi="Cambria" w:eastAsia="Cambria" w:cs=""/>
+                <w:kern w:val="0"/>
+                <w:szCs w:val="24"/>
+                <w:lang w:val="en-US" w:eastAsia="en-US" w:bidi="ar-SA"/>
+              </w:rPr>
+            </w:pPr>
+            <w:r>
+              <w:rPr>
+                <w:rFonts w:eastAsia="Cambria" w:cs=""/>
+                <w:kern w:val="0"/>
+                <w:sz w:val="19"/>
+                <w:szCs w:val="24"/>
+                <w:lang w:val="en-US" w:eastAsia="en-US" w:bidi="ar-SA"/>
+              </w:rPr>
+              <w:t>—</w:t>
+            </w:r>
+          </w:p>
+        </w:tc>
+        <w:tc>
+          <w:tcPr>
+            <w:tcW w:w="2353" w:type="dxa"/>
+            <w:tcBorders/>
+          </w:tcPr>
+          <w:p>
+            <w:pPr>
+              <w:pStyle w:val="Compact"/>
+              <w:widowControl/>
+              <w:spacing w:before="36" w:after="36"/>
+              <w:jc w:val="left"/>
+              <w:rPr>
+                <w:rFonts w:ascii="Cambria" w:hAnsi="Cambria" w:eastAsia="Cambria" w:cs=""/>
+                <w:kern w:val="0"/>
+                <w:szCs w:val="24"/>
+                <w:lang w:val="en-US" w:eastAsia="en-US" w:bidi="ar-SA"/>
+              </w:rPr>
+            </w:pPr>
+            <w:r>
+              <w:rPr>
+                <w:rFonts w:eastAsia="Cambria" w:cs=""/>
+                <w:kern w:val="0"/>
+                <w:sz w:val="19"/>
+                <w:szCs w:val="24"/>
+                <w:lang w:val="en-US" w:eastAsia="en-US" w:bidi="ar-SA"/>
+              </w:rPr>
+              <w:t>M5 — routine update.</w:t>
+            </w:r>
+          </w:p>
+        </w:tc>
+        <w:tc>
+          <w:tcPr>
+            <w:tcW w:w="2351" w:type="dxa"/>
+            <w:tcBorders/>
+          </w:tcPr>
+          <w:p>
+            <w:pPr>
+              <w:pStyle w:val="Compact"/>
+              <w:widowControl/>
+              <w:spacing w:before="36" w:after="36"/>
+              <w:jc w:val="left"/>
+              <w:rPr>
+                <w:rFonts w:ascii="Cambria" w:hAnsi="Cambria" w:eastAsia="Cambria" w:cs=""/>
+                <w:kern w:val="0"/>
+                <w:szCs w:val="24"/>
+                <w:lang w:val="en-US" w:eastAsia="en-US" w:bidi="ar-SA"/>
+              </w:rPr>
+            </w:pPr>
+            <w:r>
+              <w:rPr>
+                <w:rFonts w:eastAsia="Cambria" w:cs=""/>
+                <w:kern w:val="0"/>
+                <w:sz w:val="19"/>
+                <w:szCs w:val="24"/>
+                <w:lang w:val="en-US" w:eastAsia="en-US" w:bidi="ar-SA"/>
+              </w:rPr>
+              <w:t>(Phase 4 also begins this week)</w:t>
+            </w:r>
+          </w:p>
+        </w:tc>
+        <w:tc>
+          <w:tcPr>
+            <w:tcW w:w="2352" w:type="dxa"/>
+            <w:tcBorders/>
+          </w:tcPr>
+          <w:p>
+            <w:pPr>
+              <w:pStyle w:val="Compact"/>
+              <w:widowControl/>
+              <w:spacing w:before="36" w:after="36"/>
+              <w:jc w:val="left"/>
+              <w:rPr>
+                <w:rFonts w:ascii="Cambria" w:hAnsi="Cambria" w:eastAsia="Cambria" w:cs=""/>
+                <w:kern w:val="0"/>
+                <w:szCs w:val="24"/>
+                <w:lang w:val="en-US" w:eastAsia="en-US" w:bidi="ar-SA"/>
+              </w:rPr>
+            </w:pPr>
+            <w:r>
+              <w:rPr>
+                <w:rFonts w:eastAsia="Cambria" w:cs=""/>
+                <w:kern w:val="0"/>
+                <w:sz w:val="19"/>
+                <w:szCs w:val="24"/>
+                <w:lang w:val="en-US" w:eastAsia="en-US" w:bidi="ar-SA"/>
+              </w:rPr>
+              <w:t>—</w:t>
+            </w:r>
+          </w:p>
+        </w:tc>
+      </w:tr>
+      <w:tr>
+        <w:trPr>
+          <w:cantSplit w:val="true"/>
+        </w:trPr>
+        <w:tc>
+          <w:tcPr>
+            <w:tcW w:w="2352" w:type="dxa"/>
+            <w:tcBorders/>
+          </w:tcPr>
+          <w:p>
+            <w:pPr>
+              <w:pStyle w:val="Compact"/>
+              <w:widowControl/>
+              <w:spacing w:before="36" w:after="36"/>
+              <w:jc w:val="left"/>
+              <w:rPr>
+                <w:rFonts w:ascii="Cambria" w:hAnsi="Cambria" w:eastAsia="Cambria" w:cs=""/>
+                <w:kern w:val="0"/>
+                <w:szCs w:val="24"/>
+                <w:lang w:val="en-US" w:eastAsia="en-US" w:bidi="ar-SA"/>
+              </w:rPr>
+            </w:pPr>
+            <w:r>
+              <w:rPr>
+                <w:rFonts w:eastAsia="Cambria" w:cs=""/>
+                <w:b/>
+                <w:bCs/>
+                <w:kern w:val="0"/>
+                <w:sz w:val="19"/>
+                <w:szCs w:val="24"/>
+                <w:lang w:val="en-US" w:eastAsia="en-US" w:bidi="ar-SA"/>
+              </w:rPr>
+              <w:t>Week 37</w:t>
+            </w:r>
+          </w:p>
+        </w:tc>
+        <w:tc>
+          <w:tcPr>
+            <w:tcW w:w="2351" w:type="dxa"/>
+            <w:tcBorders/>
+          </w:tcPr>
+          <w:p>
+            <w:pPr>
+              <w:pStyle w:val="Compact"/>
+              <w:widowControl/>
+              <w:spacing w:before="36" w:after="36"/>
+              <w:jc w:val="left"/>
+              <w:rPr>
+                <w:rFonts w:ascii="Cambria" w:hAnsi="Cambria" w:eastAsia="Cambria" w:cs=""/>
+                <w:kern w:val="0"/>
+                <w:szCs w:val="24"/>
+                <w:lang w:val="en-US" w:eastAsia="en-US" w:bidi="ar-SA"/>
+              </w:rPr>
+            </w:pPr>
+            <w:r>
+              <w:rPr>
+                <w:rFonts w:eastAsia="Cambria" w:cs=""/>
+                <w:kern w:val="0"/>
+                <w:sz w:val="19"/>
+                <w:szCs w:val="24"/>
+                <w:lang w:val="en-US" w:eastAsia="en-US" w:bidi="ar-SA"/>
+              </w:rPr>
+              <w:t>Confirm all four functions have adopted the new procedures.</w:t>
+            </w:r>
+          </w:p>
+        </w:tc>
+        <w:tc>
+          <w:tcPr>
+            <w:tcW w:w="2352" w:type="dxa"/>
+            <w:tcBorders/>
+          </w:tcPr>
+          <w:p>
+            <w:pPr>
+              <w:pStyle w:val="Compact"/>
+              <w:widowControl/>
+              <w:spacing w:before="36" w:after="36"/>
+              <w:jc w:val="left"/>
+              <w:rPr>
+                <w:rFonts w:ascii="Cambria" w:hAnsi="Cambria" w:eastAsia="Cambria" w:cs=""/>
+                <w:kern w:val="0"/>
+                <w:szCs w:val="24"/>
+                <w:lang w:val="en-US" w:eastAsia="en-US" w:bidi="ar-SA"/>
+              </w:rPr>
+            </w:pPr>
+            <w:r>
+              <w:rPr>
+                <w:rFonts w:eastAsia="Cambria" w:cs=""/>
+                <w:kern w:val="0"/>
+                <w:sz w:val="19"/>
+                <w:szCs w:val="24"/>
+                <w:lang w:val="en-US" w:eastAsia="en-US" w:bidi="ar-SA"/>
+              </w:rPr>
+              <w:t>—</w:t>
+            </w:r>
+          </w:p>
+        </w:tc>
+        <w:tc>
+          <w:tcPr>
+            <w:tcW w:w="2353" w:type="dxa"/>
+            <w:tcBorders/>
+          </w:tcPr>
+          <w:p>
+            <w:pPr>
+              <w:pStyle w:val="Compact"/>
+              <w:widowControl/>
+              <w:spacing w:before="36" w:after="36"/>
+              <w:jc w:val="left"/>
+              <w:rPr>
+                <w:rFonts w:ascii="Cambria" w:hAnsi="Cambria" w:eastAsia="Cambria" w:cs=""/>
+                <w:kern w:val="0"/>
+                <w:szCs w:val="24"/>
+                <w:lang w:val="en-US" w:eastAsia="en-US" w:bidi="ar-SA"/>
+              </w:rPr>
+            </w:pPr>
+            <w:r>
+              <w:rPr>
+                <w:rFonts w:eastAsia="Cambria" w:cs=""/>
+                <w:kern w:val="0"/>
+                <w:sz w:val="19"/>
+                <w:szCs w:val="24"/>
+                <w:lang w:val="en-US" w:eastAsia="en-US" w:bidi="ar-SA"/>
+              </w:rPr>
+              <w:t>M21 — routine log.</w:t>
             </w:r>
           </w:p>
         </w:tc>
@@ -9767,7 +14442,7 @@
                 <w:szCs w:val="24"/>
                 <w:lang w:val="en-US" w:eastAsia="en-US" w:bidi="ar-SA"/>
               </w:rPr>
-              <w:t>Week 40</w:t>
+              <w:t>Week 37</w:t>
             </w:r>
           </w:p>
         </w:tc>
@@ -9797,7 +14472,7 @@
                 <w:szCs w:val="24"/>
                 <w:lang w:val="en-US" w:eastAsia="en-US" w:bidi="ar-SA"/>
               </w:rPr>
-              <w:t>Run the mock-up audit across operations, procurement, and HR.</w:t>
+              <w:t>Confirm the mock-up auditor (internal, cross-functional) and finalize the audit checklist against both standards.</w:t>
             </w:r>
           </w:p>
         </w:tc>
@@ -9827,7 +14502,7 @@
                 <w:szCs w:val="24"/>
                 <w:lang w:val="en-US" w:eastAsia="en-US" w:bidi="ar-SA"/>
               </w:rPr>
-              <w:t>Log findings by function, distinguishing documentation gaps from practice gaps.</w:t>
+              <w:t>—</w:t>
             </w:r>
           </w:p>
         </w:tc>
@@ -9857,7 +14532,7 @@
                 <w:szCs w:val="24"/>
                 <w:lang w:val="en-US" w:eastAsia="en-US" w:bidi="ar-SA"/>
               </w:rPr>
-              <w:t>M21 (Field Notes) — Category: Other · Title: “Mock-up Audit Findings Logged.”</w:t>
+              <w:t>M21 — routine log.</w:t>
             </w:r>
           </w:p>
         </w:tc>
@@ -9917,7 +14592,7 @@
                 <w:szCs w:val="24"/>
                 <w:lang w:val="en-US" w:eastAsia="en-US" w:bidi="ar-SA"/>
               </w:rPr>
-              <w:t>Mock-up audit finding count</w:t>
+              <w:t>—</w:t>
             </w:r>
           </w:p>
         </w:tc>
@@ -9954,6 +14629,941 @@
                 <w:szCs w:val="24"/>
                 <w:lang w:val="en-US" w:eastAsia="en-US" w:bidi="ar-SA"/>
               </w:rPr>
+              <w:t>Week 38</w:t>
+            </w:r>
+          </w:p>
+        </w:tc>
+        <w:tc>
+          <w:tcPr>
+            <w:tcW w:w="2351" w:type="dxa"/>
+            <w:tcBorders/>
+          </w:tcPr>
+          <w:p>
+            <w:pPr>
+              <w:pStyle w:val="Compact"/>
+              <w:widowControl/>
+              <w:spacing w:before="36" w:after="36"/>
+              <w:jc w:val="left"/>
+              <w:rPr>
+                <w:rFonts w:ascii="Cambria" w:hAnsi="Cambria" w:eastAsia="Cambria" w:cs=""/>
+                <w:kern w:val="0"/>
+                <w:szCs w:val="24"/>
+                <w:lang w:val="en-US" w:eastAsia="en-US" w:bidi="ar-SA"/>
+              </w:rPr>
+            </w:pPr>
+            <w:r>
+              <w:rPr>
+                <w:rFonts w:eastAsia="Cambria" w:cs=""/>
+                <w:kern w:val="0"/>
+                <w:sz w:val="19"/>
+                <w:szCs w:val="24"/>
+                <w:lang w:val="en-US" w:eastAsia="en-US" w:bidi="ar-SA"/>
+              </w:rPr>
+              <w:t>Finalize mock-up audit logistics.</w:t>
+            </w:r>
+          </w:p>
+        </w:tc>
+        <w:tc>
+          <w:tcPr>
+            <w:tcW w:w="2352" w:type="dxa"/>
+            <w:tcBorders/>
+          </w:tcPr>
+          <w:p>
+            <w:pPr>
+              <w:pStyle w:val="Compact"/>
+              <w:widowControl/>
+              <w:spacing w:before="36" w:after="36"/>
+              <w:jc w:val="left"/>
+              <w:rPr>
+                <w:rFonts w:ascii="Cambria" w:hAnsi="Cambria" w:eastAsia="Cambria" w:cs=""/>
+                <w:kern w:val="0"/>
+                <w:szCs w:val="24"/>
+                <w:lang w:val="en-US" w:eastAsia="en-US" w:bidi="ar-SA"/>
+              </w:rPr>
+            </w:pPr>
+            <w:r>
+              <w:rPr>
+                <w:rFonts w:eastAsia="Cambria" w:cs=""/>
+                <w:kern w:val="0"/>
+                <w:sz w:val="19"/>
+                <w:szCs w:val="24"/>
+                <w:lang w:val="en-US" w:eastAsia="en-US" w:bidi="ar-SA"/>
+              </w:rPr>
+              <w:t>—</w:t>
+            </w:r>
+          </w:p>
+        </w:tc>
+        <w:tc>
+          <w:tcPr>
+            <w:tcW w:w="2353" w:type="dxa"/>
+            <w:tcBorders/>
+          </w:tcPr>
+          <w:p>
+            <w:pPr>
+              <w:pStyle w:val="Compact"/>
+              <w:widowControl/>
+              <w:spacing w:before="36" w:after="36"/>
+              <w:jc w:val="left"/>
+              <w:rPr>
+                <w:rFonts w:ascii="Cambria" w:hAnsi="Cambria" w:eastAsia="Cambria" w:cs=""/>
+                <w:kern w:val="0"/>
+                <w:szCs w:val="24"/>
+                <w:lang w:val="en-US" w:eastAsia="en-US" w:bidi="ar-SA"/>
+              </w:rPr>
+            </w:pPr>
+            <w:r>
+              <w:rPr>
+                <w:rFonts w:eastAsia="Cambria" w:cs=""/>
+                <w:kern w:val="0"/>
+                <w:sz w:val="19"/>
+                <w:szCs w:val="24"/>
+                <w:lang w:val="en-US" w:eastAsia="en-US" w:bidi="ar-SA"/>
+              </w:rPr>
+              <w:t>M21 — routine log.</w:t>
+            </w:r>
+          </w:p>
+        </w:tc>
+        <w:tc>
+          <w:tcPr>
+            <w:tcW w:w="2351" w:type="dxa"/>
+            <w:tcBorders/>
+          </w:tcPr>
+          <w:p>
+            <w:pPr>
+              <w:pStyle w:val="Compact"/>
+              <w:widowControl/>
+              <w:spacing w:before="36" w:after="36"/>
+              <w:jc w:val="left"/>
+              <w:rPr>
+                <w:rFonts w:ascii="Cambria" w:hAnsi="Cambria" w:eastAsia="Cambria" w:cs=""/>
+                <w:kern w:val="0"/>
+                <w:szCs w:val="24"/>
+                <w:lang w:val="en-US" w:eastAsia="en-US" w:bidi="ar-SA"/>
+              </w:rPr>
+            </w:pPr>
+            <w:r>
+              <w:rPr>
+                <w:rFonts w:eastAsia="Cambria" w:cs=""/>
+                <w:kern w:val="0"/>
+                <w:sz w:val="19"/>
+                <w:szCs w:val="24"/>
+                <w:lang w:val="en-US" w:eastAsia="en-US" w:bidi="ar-SA"/>
+              </w:rPr>
+              <w:t>(Phase 3 gate also closes this week)</w:t>
+            </w:r>
+          </w:p>
+        </w:tc>
+        <w:tc>
+          <w:tcPr>
+            <w:tcW w:w="2352" w:type="dxa"/>
+            <w:tcBorders/>
+          </w:tcPr>
+          <w:p>
+            <w:pPr>
+              <w:pStyle w:val="Compact"/>
+              <w:widowControl/>
+              <w:spacing w:before="36" w:after="36"/>
+              <w:jc w:val="left"/>
+              <w:rPr>
+                <w:rFonts w:ascii="Cambria" w:hAnsi="Cambria" w:eastAsia="Cambria" w:cs=""/>
+                <w:kern w:val="0"/>
+                <w:szCs w:val="24"/>
+                <w:lang w:val="en-US" w:eastAsia="en-US" w:bidi="ar-SA"/>
+              </w:rPr>
+            </w:pPr>
+            <w:r>
+              <w:rPr>
+                <w:rFonts w:eastAsia="Cambria" w:cs=""/>
+                <w:kern w:val="0"/>
+                <w:sz w:val="19"/>
+                <w:szCs w:val="24"/>
+                <w:lang w:val="en-US" w:eastAsia="en-US" w:bidi="ar-SA"/>
+              </w:rPr>
+              <w:t>—</w:t>
+            </w:r>
+          </w:p>
+        </w:tc>
+      </w:tr>
+      <w:tr>
+        <w:trPr>
+          <w:cantSplit w:val="true"/>
+        </w:trPr>
+        <w:tc>
+          <w:tcPr>
+            <w:tcW w:w="2352" w:type="dxa"/>
+            <w:tcBorders/>
+          </w:tcPr>
+          <w:p>
+            <w:pPr>
+              <w:pStyle w:val="Compact"/>
+              <w:widowControl/>
+              <w:spacing w:before="36" w:after="36"/>
+              <w:jc w:val="left"/>
+              <w:rPr>
+                <w:rFonts w:ascii="Cambria" w:hAnsi="Cambria" w:eastAsia="Cambria" w:cs=""/>
+                <w:kern w:val="0"/>
+                <w:szCs w:val="24"/>
+                <w:lang w:val="en-US" w:eastAsia="en-US" w:bidi="ar-SA"/>
+              </w:rPr>
+            </w:pPr>
+            <w:r>
+              <w:rPr>
+                <w:rFonts w:eastAsia="Cambria" w:cs=""/>
+                <w:b/>
+                <w:bCs/>
+                <w:kern w:val="0"/>
+                <w:sz w:val="19"/>
+                <w:szCs w:val="24"/>
+                <w:lang w:val="en-US" w:eastAsia="en-US" w:bidi="ar-SA"/>
+              </w:rPr>
+              <w:t>Week 39</w:t>
+            </w:r>
+          </w:p>
+        </w:tc>
+        <w:tc>
+          <w:tcPr>
+            <w:tcW w:w="2351" w:type="dxa"/>
+            <w:tcBorders/>
+          </w:tcPr>
+          <w:p>
+            <w:pPr>
+              <w:pStyle w:val="Compact"/>
+              <w:widowControl/>
+              <w:spacing w:before="36" w:after="36"/>
+              <w:jc w:val="left"/>
+              <w:rPr>
+                <w:rFonts w:ascii="Cambria" w:hAnsi="Cambria" w:eastAsia="Cambria" w:cs=""/>
+                <w:kern w:val="0"/>
+                <w:szCs w:val="24"/>
+                <w:lang w:val="en-US" w:eastAsia="en-US" w:bidi="ar-SA"/>
+              </w:rPr>
+            </w:pPr>
+            <w:r>
+              <w:rPr>
+                <w:rFonts w:eastAsia="Cambria" w:cs=""/>
+                <w:kern w:val="0"/>
+                <w:sz w:val="19"/>
+                <w:szCs w:val="24"/>
+                <w:lang w:val="en-US" w:eastAsia="en-US" w:bidi="ar-SA"/>
+              </w:rPr>
+              <w:t>Brief all four functions on the mock-up audit process.</w:t>
+            </w:r>
+          </w:p>
+        </w:tc>
+        <w:tc>
+          <w:tcPr>
+            <w:tcW w:w="2352" w:type="dxa"/>
+            <w:tcBorders/>
+          </w:tcPr>
+          <w:p>
+            <w:pPr>
+              <w:pStyle w:val="Compact"/>
+              <w:widowControl/>
+              <w:spacing w:before="36" w:after="36"/>
+              <w:jc w:val="left"/>
+              <w:rPr>
+                <w:rFonts w:ascii="Cambria" w:hAnsi="Cambria" w:eastAsia="Cambria" w:cs=""/>
+                <w:kern w:val="0"/>
+                <w:szCs w:val="24"/>
+                <w:lang w:val="en-US" w:eastAsia="en-US" w:bidi="ar-SA"/>
+              </w:rPr>
+            </w:pPr>
+            <w:r>
+              <w:rPr>
+                <w:rFonts w:eastAsia="Cambria" w:cs=""/>
+                <w:kern w:val="0"/>
+                <w:sz w:val="19"/>
+                <w:szCs w:val="24"/>
+                <w:lang w:val="en-US" w:eastAsia="en-US" w:bidi="ar-SA"/>
+              </w:rPr>
+              <w:t>—</w:t>
+            </w:r>
+          </w:p>
+        </w:tc>
+        <w:tc>
+          <w:tcPr>
+            <w:tcW w:w="2353" w:type="dxa"/>
+            <w:tcBorders/>
+          </w:tcPr>
+          <w:p>
+            <w:pPr>
+              <w:pStyle w:val="Compact"/>
+              <w:widowControl/>
+              <w:spacing w:before="36" w:after="36"/>
+              <w:jc w:val="left"/>
+              <w:rPr>
+                <w:rFonts w:ascii="Cambria" w:hAnsi="Cambria" w:eastAsia="Cambria" w:cs=""/>
+                <w:kern w:val="0"/>
+                <w:szCs w:val="24"/>
+                <w:lang w:val="en-US" w:eastAsia="en-US" w:bidi="ar-SA"/>
+              </w:rPr>
+            </w:pPr>
+            <w:r>
+              <w:rPr>
+                <w:rFonts w:eastAsia="Cambria" w:cs=""/>
+                <w:kern w:val="0"/>
+                <w:sz w:val="19"/>
+                <w:szCs w:val="24"/>
+                <w:lang w:val="en-US" w:eastAsia="en-US" w:bidi="ar-SA"/>
+              </w:rPr>
+              <w:t>M21 — routine log.</w:t>
+            </w:r>
+          </w:p>
+        </w:tc>
+        <w:tc>
+          <w:tcPr>
+            <w:tcW w:w="2351" w:type="dxa"/>
+            <w:tcBorders/>
+          </w:tcPr>
+          <w:p>
+            <w:pPr>
+              <w:pStyle w:val="Compact"/>
+              <w:widowControl/>
+              <w:spacing w:before="36" w:after="36"/>
+              <w:jc w:val="left"/>
+              <w:rPr>
+                <w:rFonts w:ascii="Cambria" w:hAnsi="Cambria" w:eastAsia="Cambria" w:cs=""/>
+                <w:kern w:val="0"/>
+                <w:szCs w:val="24"/>
+                <w:lang w:val="en-US" w:eastAsia="en-US" w:bidi="ar-SA"/>
+              </w:rPr>
+            </w:pPr>
+            <w:r>
+              <w:rPr>
+                <w:rFonts w:eastAsia="Cambria" w:cs=""/>
+                <w:kern w:val="0"/>
+                <w:sz w:val="19"/>
+                <w:szCs w:val="24"/>
+                <w:lang w:val="en-US" w:eastAsia="en-US" w:bidi="ar-SA"/>
+              </w:rPr>
+              <w:t>—</w:t>
+            </w:r>
+          </w:p>
+        </w:tc>
+        <w:tc>
+          <w:tcPr>
+            <w:tcW w:w="2352" w:type="dxa"/>
+            <w:tcBorders/>
+          </w:tcPr>
+          <w:p>
+            <w:pPr>
+              <w:pStyle w:val="Compact"/>
+              <w:widowControl/>
+              <w:spacing w:before="36" w:after="36"/>
+              <w:jc w:val="left"/>
+              <w:rPr>
+                <w:rFonts w:ascii="Cambria" w:hAnsi="Cambria" w:eastAsia="Cambria" w:cs=""/>
+                <w:kern w:val="0"/>
+                <w:szCs w:val="24"/>
+                <w:lang w:val="en-US" w:eastAsia="en-US" w:bidi="ar-SA"/>
+              </w:rPr>
+            </w:pPr>
+            <w:r>
+              <w:rPr>
+                <w:rFonts w:eastAsia="Cambria" w:cs=""/>
+                <w:kern w:val="0"/>
+                <w:sz w:val="19"/>
+                <w:szCs w:val="24"/>
+                <w:lang w:val="en-US" w:eastAsia="en-US" w:bidi="ar-SA"/>
+              </w:rPr>
+              <w:t>—</w:t>
+            </w:r>
+          </w:p>
+        </w:tc>
+      </w:tr>
+      <w:tr>
+        <w:trPr>
+          <w:cantSplit w:val="true"/>
+        </w:trPr>
+        <w:tc>
+          <w:tcPr>
+            <w:tcW w:w="2352" w:type="dxa"/>
+            <w:tcBorders/>
+          </w:tcPr>
+          <w:p>
+            <w:pPr>
+              <w:pStyle w:val="Compact"/>
+              <w:widowControl/>
+              <w:spacing w:before="36" w:after="36"/>
+              <w:jc w:val="left"/>
+              <w:rPr>
+                <w:rFonts w:ascii="Cambria" w:hAnsi="Cambria" w:eastAsia="Cambria" w:cs=""/>
+                <w:kern w:val="0"/>
+                <w:szCs w:val="24"/>
+                <w:lang w:val="en-US" w:eastAsia="en-US" w:bidi="ar-SA"/>
+              </w:rPr>
+            </w:pPr>
+            <w:r>
+              <w:rPr>
+                <w:rFonts w:eastAsia="Cambria" w:cs=""/>
+                <w:b/>
+                <w:bCs/>
+                <w:kern w:val="0"/>
+                <w:sz w:val="19"/>
+                <w:szCs w:val="24"/>
+                <w:lang w:val="en-US" w:eastAsia="en-US" w:bidi="ar-SA"/>
+              </w:rPr>
+              <w:t>Week 40</w:t>
+            </w:r>
+          </w:p>
+        </w:tc>
+        <w:tc>
+          <w:tcPr>
+            <w:tcW w:w="2351" w:type="dxa"/>
+            <w:tcBorders/>
+          </w:tcPr>
+          <w:p>
+            <w:pPr>
+              <w:pStyle w:val="Compact"/>
+              <w:widowControl/>
+              <w:spacing w:before="36" w:after="36"/>
+              <w:jc w:val="left"/>
+              <w:rPr>
+                <w:rFonts w:ascii="Cambria" w:hAnsi="Cambria" w:eastAsia="Cambria" w:cs=""/>
+                <w:kern w:val="0"/>
+                <w:szCs w:val="24"/>
+                <w:lang w:val="en-US" w:eastAsia="en-US" w:bidi="ar-SA"/>
+              </w:rPr>
+            </w:pPr>
+            <w:r>
+              <w:rPr>
+                <w:rFonts w:eastAsia="Cambria" w:cs=""/>
+                <w:kern w:val="0"/>
+                <w:sz w:val="19"/>
+                <w:szCs w:val="24"/>
+                <w:lang w:val="en-US" w:eastAsia="en-US" w:bidi="ar-SA"/>
+              </w:rPr>
+              <w:t>Run the mock-up audit across operations, procurement, and HR.</w:t>
+            </w:r>
+          </w:p>
+        </w:tc>
+        <w:tc>
+          <w:tcPr>
+            <w:tcW w:w="2352" w:type="dxa"/>
+            <w:tcBorders/>
+          </w:tcPr>
+          <w:p>
+            <w:pPr>
+              <w:pStyle w:val="Compact"/>
+              <w:widowControl/>
+              <w:spacing w:before="36" w:after="36"/>
+              <w:jc w:val="left"/>
+              <w:rPr>
+                <w:rFonts w:ascii="Cambria" w:hAnsi="Cambria" w:eastAsia="Cambria" w:cs=""/>
+                <w:kern w:val="0"/>
+                <w:szCs w:val="24"/>
+                <w:lang w:val="en-US" w:eastAsia="en-US" w:bidi="ar-SA"/>
+              </w:rPr>
+            </w:pPr>
+            <w:r>
+              <w:rPr>
+                <w:rFonts w:eastAsia="Cambria" w:cs=""/>
+                <w:kern w:val="0"/>
+                <w:sz w:val="19"/>
+                <w:szCs w:val="24"/>
+                <w:lang w:val="en-US" w:eastAsia="en-US" w:bidi="ar-SA"/>
+              </w:rPr>
+              <w:t>Log findings by function, distinguishing documentation gaps from practice gaps.</w:t>
+            </w:r>
+          </w:p>
+        </w:tc>
+        <w:tc>
+          <w:tcPr>
+            <w:tcW w:w="2353" w:type="dxa"/>
+            <w:tcBorders/>
+          </w:tcPr>
+          <w:p>
+            <w:pPr>
+              <w:pStyle w:val="Compact"/>
+              <w:widowControl/>
+              <w:spacing w:before="36" w:after="36"/>
+              <w:jc w:val="left"/>
+              <w:rPr>
+                <w:rFonts w:ascii="Cambria" w:hAnsi="Cambria" w:eastAsia="Cambria" w:cs=""/>
+                <w:kern w:val="0"/>
+                <w:szCs w:val="24"/>
+                <w:lang w:val="en-US" w:eastAsia="en-US" w:bidi="ar-SA"/>
+              </w:rPr>
+            </w:pPr>
+            <w:r>
+              <w:rPr>
+                <w:rFonts w:eastAsia="Cambria" w:cs=""/>
+                <w:kern w:val="0"/>
+                <w:sz w:val="19"/>
+                <w:szCs w:val="24"/>
+                <w:lang w:val="en-US" w:eastAsia="en-US" w:bidi="ar-SA"/>
+              </w:rPr>
+              <w:t>M21 (Field Notes) — Category: Other · Title: “Mock-up Audit Findings Logged.”</w:t>
+            </w:r>
+          </w:p>
+        </w:tc>
+        <w:tc>
+          <w:tcPr>
+            <w:tcW w:w="2351" w:type="dxa"/>
+            <w:tcBorders/>
+          </w:tcPr>
+          <w:p>
+            <w:pPr>
+              <w:pStyle w:val="Compact"/>
+              <w:widowControl/>
+              <w:spacing w:before="36" w:after="36"/>
+              <w:jc w:val="left"/>
+              <w:rPr>
+                <w:rFonts w:ascii="Cambria" w:hAnsi="Cambria" w:eastAsia="Cambria" w:cs=""/>
+                <w:kern w:val="0"/>
+                <w:szCs w:val="24"/>
+                <w:lang w:val="en-US" w:eastAsia="en-US" w:bidi="ar-SA"/>
+              </w:rPr>
+            </w:pPr>
+            <w:r>
+              <w:rPr>
+                <w:rFonts w:eastAsia="Cambria" w:cs=""/>
+                <w:kern w:val="0"/>
+                <w:sz w:val="19"/>
+                <w:szCs w:val="24"/>
+                <w:lang w:val="en-US" w:eastAsia="en-US" w:bidi="ar-SA"/>
+              </w:rPr>
+              <w:t>—</w:t>
+            </w:r>
+          </w:p>
+        </w:tc>
+        <w:tc>
+          <w:tcPr>
+            <w:tcW w:w="2352" w:type="dxa"/>
+            <w:tcBorders/>
+          </w:tcPr>
+          <w:p>
+            <w:pPr>
+              <w:pStyle w:val="Compact"/>
+              <w:widowControl/>
+              <w:spacing w:before="36" w:after="36"/>
+              <w:jc w:val="left"/>
+              <w:rPr>
+                <w:rFonts w:ascii="Cambria" w:hAnsi="Cambria" w:eastAsia="Cambria" w:cs=""/>
+                <w:kern w:val="0"/>
+                <w:szCs w:val="24"/>
+                <w:lang w:val="en-US" w:eastAsia="en-US" w:bidi="ar-SA"/>
+              </w:rPr>
+            </w:pPr>
+            <w:r>
+              <w:rPr>
+                <w:rFonts w:eastAsia="Cambria" w:cs=""/>
+                <w:kern w:val="0"/>
+                <w:sz w:val="19"/>
+                <w:szCs w:val="24"/>
+                <w:lang w:val="en-US" w:eastAsia="en-US" w:bidi="ar-SA"/>
+              </w:rPr>
+              <w:t>Mock-up audit finding count</w:t>
+            </w:r>
+          </w:p>
+        </w:tc>
+      </w:tr>
+      <w:tr>
+        <w:trPr>
+          <w:cantSplit w:val="true"/>
+        </w:trPr>
+        <w:tc>
+          <w:tcPr>
+            <w:tcW w:w="2352" w:type="dxa"/>
+            <w:tcBorders/>
+          </w:tcPr>
+          <w:p>
+            <w:pPr>
+              <w:pStyle w:val="Compact"/>
+              <w:widowControl/>
+              <w:spacing w:before="36" w:after="36"/>
+              <w:jc w:val="left"/>
+              <w:rPr>
+                <w:rFonts w:ascii="Cambria" w:hAnsi="Cambria" w:eastAsia="Cambria" w:cs=""/>
+                <w:kern w:val="0"/>
+                <w:szCs w:val="24"/>
+                <w:lang w:val="en-US" w:eastAsia="en-US" w:bidi="ar-SA"/>
+              </w:rPr>
+            </w:pPr>
+            <w:r>
+              <w:rPr>
+                <w:rFonts w:eastAsia="Cambria" w:cs=""/>
+                <w:b/>
+                <w:bCs/>
+                <w:kern w:val="0"/>
+                <w:sz w:val="19"/>
+                <w:szCs w:val="24"/>
+                <w:lang w:val="en-US" w:eastAsia="en-US" w:bidi="ar-SA"/>
+              </w:rPr>
+              <w:t>Week 41</w:t>
+            </w:r>
+          </w:p>
+        </w:tc>
+        <w:tc>
+          <w:tcPr>
+            <w:tcW w:w="2351" w:type="dxa"/>
+            <w:tcBorders/>
+          </w:tcPr>
+          <w:p>
+            <w:pPr>
+              <w:pStyle w:val="Compact"/>
+              <w:widowControl/>
+              <w:spacing w:before="36" w:after="36"/>
+              <w:jc w:val="left"/>
+              <w:rPr>
+                <w:rFonts w:ascii="Cambria" w:hAnsi="Cambria" w:eastAsia="Cambria" w:cs=""/>
+                <w:kern w:val="0"/>
+                <w:szCs w:val="24"/>
+                <w:lang w:val="en-US" w:eastAsia="en-US" w:bidi="ar-SA"/>
+              </w:rPr>
+            </w:pPr>
+            <w:r>
+              <w:rPr>
+                <w:rFonts w:eastAsia="Cambria" w:cs=""/>
+                <w:kern w:val="0"/>
+                <w:sz w:val="19"/>
+                <w:szCs w:val="24"/>
+                <w:lang w:val="en-US" w:eastAsia="en-US" w:bidi="ar-SA"/>
+              </w:rPr>
+              <w:t>Consolidate mock-up audit findings into a corrective-action tracker.</w:t>
+            </w:r>
+          </w:p>
+        </w:tc>
+        <w:tc>
+          <w:tcPr>
+            <w:tcW w:w="2352" w:type="dxa"/>
+            <w:tcBorders/>
+          </w:tcPr>
+          <w:p>
+            <w:pPr>
+              <w:pStyle w:val="Compact"/>
+              <w:widowControl/>
+              <w:spacing w:before="36" w:after="36"/>
+              <w:jc w:val="left"/>
+              <w:rPr>
+                <w:rFonts w:ascii="Cambria" w:hAnsi="Cambria" w:eastAsia="Cambria" w:cs=""/>
+                <w:kern w:val="0"/>
+                <w:szCs w:val="24"/>
+                <w:lang w:val="en-US" w:eastAsia="en-US" w:bidi="ar-SA"/>
+              </w:rPr>
+            </w:pPr>
+            <w:r>
+              <w:rPr>
+                <w:rFonts w:eastAsia="Cambria" w:cs=""/>
+                <w:kern w:val="0"/>
+                <w:sz w:val="19"/>
+                <w:szCs w:val="24"/>
+                <w:lang w:val="en-US" w:eastAsia="en-US" w:bidi="ar-SA"/>
+              </w:rPr>
+              <w:t>—</w:t>
+            </w:r>
+          </w:p>
+        </w:tc>
+        <w:tc>
+          <w:tcPr>
+            <w:tcW w:w="2353" w:type="dxa"/>
+            <w:tcBorders/>
+          </w:tcPr>
+          <w:p>
+            <w:pPr>
+              <w:pStyle w:val="Compact"/>
+              <w:widowControl/>
+              <w:spacing w:before="36" w:after="36"/>
+              <w:jc w:val="left"/>
+              <w:rPr>
+                <w:rFonts w:ascii="Cambria" w:hAnsi="Cambria" w:eastAsia="Cambria" w:cs=""/>
+                <w:kern w:val="0"/>
+                <w:szCs w:val="24"/>
+                <w:lang w:val="en-US" w:eastAsia="en-US" w:bidi="ar-SA"/>
+              </w:rPr>
+            </w:pPr>
+            <w:r>
+              <w:rPr>
+                <w:rFonts w:eastAsia="Cambria" w:cs=""/>
+                <w:kern w:val="0"/>
+                <w:sz w:val="19"/>
+                <w:szCs w:val="24"/>
+                <w:lang w:val="en-US" w:eastAsia="en-US" w:bidi="ar-SA"/>
+              </w:rPr>
+              <w:t>M21 — routine log.</w:t>
+            </w:r>
+          </w:p>
+        </w:tc>
+        <w:tc>
+          <w:tcPr>
+            <w:tcW w:w="2351" w:type="dxa"/>
+            <w:tcBorders/>
+          </w:tcPr>
+          <w:p>
+            <w:pPr>
+              <w:pStyle w:val="Compact"/>
+              <w:widowControl/>
+              <w:spacing w:before="36" w:after="36"/>
+              <w:jc w:val="left"/>
+              <w:rPr>
+                <w:rFonts w:ascii="Cambria" w:hAnsi="Cambria" w:eastAsia="Cambria" w:cs=""/>
+                <w:kern w:val="0"/>
+                <w:szCs w:val="24"/>
+                <w:lang w:val="en-US" w:eastAsia="en-US" w:bidi="ar-SA"/>
+              </w:rPr>
+            </w:pPr>
+            <w:r>
+              <w:rPr>
+                <w:rFonts w:eastAsia="Cambria" w:cs=""/>
+                <w:kern w:val="0"/>
+                <w:sz w:val="19"/>
+                <w:szCs w:val="24"/>
+                <w:lang w:val="en-US" w:eastAsia="en-US" w:bidi="ar-SA"/>
+              </w:rPr>
+              <w:t>—</w:t>
+            </w:r>
+          </w:p>
+        </w:tc>
+        <w:tc>
+          <w:tcPr>
+            <w:tcW w:w="2352" w:type="dxa"/>
+            <w:tcBorders/>
+          </w:tcPr>
+          <w:p>
+            <w:pPr>
+              <w:pStyle w:val="Compact"/>
+              <w:widowControl/>
+              <w:spacing w:before="36" w:after="36"/>
+              <w:jc w:val="left"/>
+              <w:rPr>
+                <w:rFonts w:ascii="Cambria" w:hAnsi="Cambria" w:eastAsia="Cambria" w:cs=""/>
+                <w:kern w:val="0"/>
+                <w:szCs w:val="24"/>
+                <w:lang w:val="en-US" w:eastAsia="en-US" w:bidi="ar-SA"/>
+              </w:rPr>
+            </w:pPr>
+            <w:r>
+              <w:rPr>
+                <w:rFonts w:eastAsia="Cambria" w:cs=""/>
+                <w:kern w:val="0"/>
+                <w:sz w:val="19"/>
+                <w:szCs w:val="24"/>
+                <w:lang w:val="en-US" w:eastAsia="en-US" w:bidi="ar-SA"/>
+              </w:rPr>
+              <w:t>—</w:t>
+            </w:r>
+          </w:p>
+        </w:tc>
+      </w:tr>
+      <w:tr>
+        <w:trPr>
+          <w:cantSplit w:val="true"/>
+        </w:trPr>
+        <w:tc>
+          <w:tcPr>
+            <w:tcW w:w="2352" w:type="dxa"/>
+            <w:tcBorders/>
+          </w:tcPr>
+          <w:p>
+            <w:pPr>
+              <w:pStyle w:val="Compact"/>
+              <w:widowControl/>
+              <w:spacing w:before="36" w:after="36"/>
+              <w:jc w:val="left"/>
+              <w:rPr>
+                <w:rFonts w:ascii="Cambria" w:hAnsi="Cambria" w:eastAsia="Cambria" w:cs=""/>
+                <w:kern w:val="0"/>
+                <w:szCs w:val="24"/>
+                <w:lang w:val="en-US" w:eastAsia="en-US" w:bidi="ar-SA"/>
+              </w:rPr>
+            </w:pPr>
+            <w:r>
+              <w:rPr>
+                <w:rFonts w:eastAsia="Cambria" w:cs=""/>
+                <w:b/>
+                <w:bCs/>
+                <w:kern w:val="0"/>
+                <w:sz w:val="19"/>
+                <w:szCs w:val="24"/>
+                <w:lang w:val="en-US" w:eastAsia="en-US" w:bidi="ar-SA"/>
+              </w:rPr>
+              <w:t>Week 42</w:t>
+            </w:r>
+          </w:p>
+        </w:tc>
+        <w:tc>
+          <w:tcPr>
+            <w:tcW w:w="2351" w:type="dxa"/>
+            <w:tcBorders/>
+          </w:tcPr>
+          <w:p>
+            <w:pPr>
+              <w:pStyle w:val="Compact"/>
+              <w:widowControl/>
+              <w:spacing w:before="36" w:after="36"/>
+              <w:jc w:val="left"/>
+              <w:rPr>
+                <w:rFonts w:ascii="Cambria" w:hAnsi="Cambria" w:eastAsia="Cambria" w:cs=""/>
+                <w:kern w:val="0"/>
+                <w:szCs w:val="24"/>
+                <w:lang w:val="en-US" w:eastAsia="en-US" w:bidi="ar-SA"/>
+              </w:rPr>
+            </w:pPr>
+            <w:r>
+              <w:rPr>
+                <w:rFonts w:eastAsia="Cambria" w:cs=""/>
+                <w:kern w:val="0"/>
+                <w:sz w:val="19"/>
+                <w:szCs w:val="24"/>
+                <w:lang w:val="en-US" w:eastAsia="en-US" w:bidi="ar-SA"/>
+              </w:rPr>
+              <w:t>Assign owners and deadlines to each corrective action.</w:t>
+            </w:r>
+          </w:p>
+        </w:tc>
+        <w:tc>
+          <w:tcPr>
+            <w:tcW w:w="2352" w:type="dxa"/>
+            <w:tcBorders/>
+          </w:tcPr>
+          <w:p>
+            <w:pPr>
+              <w:pStyle w:val="Compact"/>
+              <w:widowControl/>
+              <w:spacing w:before="36" w:after="36"/>
+              <w:jc w:val="left"/>
+              <w:rPr>
+                <w:rFonts w:ascii="Cambria" w:hAnsi="Cambria" w:eastAsia="Cambria" w:cs=""/>
+                <w:kern w:val="0"/>
+                <w:szCs w:val="24"/>
+                <w:lang w:val="en-US" w:eastAsia="en-US" w:bidi="ar-SA"/>
+              </w:rPr>
+            </w:pPr>
+            <w:r>
+              <w:rPr>
+                <w:rFonts w:eastAsia="Cambria" w:cs=""/>
+                <w:kern w:val="0"/>
+                <w:sz w:val="19"/>
+                <w:szCs w:val="24"/>
+                <w:lang w:val="en-US" w:eastAsia="en-US" w:bidi="ar-SA"/>
+              </w:rPr>
+              <w:t>—</w:t>
+            </w:r>
+          </w:p>
+        </w:tc>
+        <w:tc>
+          <w:tcPr>
+            <w:tcW w:w="2353" w:type="dxa"/>
+            <w:tcBorders/>
+          </w:tcPr>
+          <w:p>
+            <w:pPr>
+              <w:pStyle w:val="Compact"/>
+              <w:widowControl/>
+              <w:spacing w:before="36" w:after="36"/>
+              <w:jc w:val="left"/>
+              <w:rPr>
+                <w:rFonts w:ascii="Cambria" w:hAnsi="Cambria" w:eastAsia="Cambria" w:cs=""/>
+                <w:kern w:val="0"/>
+                <w:szCs w:val="24"/>
+                <w:lang w:val="en-US" w:eastAsia="en-US" w:bidi="ar-SA"/>
+              </w:rPr>
+            </w:pPr>
+            <w:r>
+              <w:rPr>
+                <w:rFonts w:eastAsia="Cambria" w:cs=""/>
+                <w:kern w:val="0"/>
+                <w:sz w:val="19"/>
+                <w:szCs w:val="24"/>
+                <w:lang w:val="en-US" w:eastAsia="en-US" w:bidi="ar-SA"/>
+              </w:rPr>
+              <w:t>M21 — routine log.</w:t>
+            </w:r>
+          </w:p>
+        </w:tc>
+        <w:tc>
+          <w:tcPr>
+            <w:tcW w:w="2351" w:type="dxa"/>
+            <w:tcBorders/>
+          </w:tcPr>
+          <w:p>
+            <w:pPr>
+              <w:pStyle w:val="Compact"/>
+              <w:widowControl/>
+              <w:spacing w:before="36" w:after="36"/>
+              <w:jc w:val="left"/>
+              <w:rPr>
+                <w:rFonts w:ascii="Cambria" w:hAnsi="Cambria" w:eastAsia="Cambria" w:cs=""/>
+                <w:kern w:val="0"/>
+                <w:szCs w:val="24"/>
+                <w:lang w:val="en-US" w:eastAsia="en-US" w:bidi="ar-SA"/>
+              </w:rPr>
+            </w:pPr>
+            <w:r>
+              <w:rPr>
+                <w:rFonts w:eastAsia="Cambria" w:cs=""/>
+                <w:kern w:val="0"/>
+                <w:sz w:val="19"/>
+                <w:szCs w:val="24"/>
+                <w:lang w:val="en-US" w:eastAsia="en-US" w:bidi="ar-SA"/>
+              </w:rPr>
+              <w:t>—</w:t>
+            </w:r>
+          </w:p>
+        </w:tc>
+        <w:tc>
+          <w:tcPr>
+            <w:tcW w:w="2352" w:type="dxa"/>
+            <w:tcBorders/>
+          </w:tcPr>
+          <w:p>
+            <w:pPr>
+              <w:pStyle w:val="Compact"/>
+              <w:widowControl/>
+              <w:spacing w:before="36" w:after="36"/>
+              <w:jc w:val="left"/>
+              <w:rPr>
+                <w:rFonts w:ascii="Cambria" w:hAnsi="Cambria" w:eastAsia="Cambria" w:cs=""/>
+                <w:kern w:val="0"/>
+                <w:szCs w:val="24"/>
+                <w:lang w:val="en-US" w:eastAsia="en-US" w:bidi="ar-SA"/>
+              </w:rPr>
+            </w:pPr>
+            <w:r>
+              <w:rPr>
+                <w:rFonts w:eastAsia="Cambria" w:cs=""/>
+                <w:kern w:val="0"/>
+                <w:sz w:val="19"/>
+                <w:szCs w:val="24"/>
+                <w:lang w:val="en-US" w:eastAsia="en-US" w:bidi="ar-SA"/>
+              </w:rPr>
+              <w:t>—</w:t>
+            </w:r>
+          </w:p>
+        </w:tc>
+      </w:tr>
+      <w:tr>
+        <w:trPr>
+          <w:cantSplit w:val="true"/>
+        </w:trPr>
+        <w:tc>
+          <w:tcPr>
+            <w:tcW w:w="2352" w:type="dxa"/>
+            <w:tcBorders/>
+          </w:tcPr>
+          <w:p>
+            <w:pPr>
+              <w:pStyle w:val="Compact"/>
+              <w:widowControl/>
+              <w:spacing w:before="36" w:after="36"/>
+              <w:jc w:val="left"/>
+              <w:rPr>
+                <w:rFonts w:ascii="Cambria" w:hAnsi="Cambria" w:eastAsia="Cambria" w:cs=""/>
+                <w:kern w:val="0"/>
+                <w:szCs w:val="24"/>
+                <w:lang w:val="en-US" w:eastAsia="en-US" w:bidi="ar-SA"/>
+              </w:rPr>
+            </w:pPr>
+            <w:r>
+              <w:rPr>
+                <w:rFonts w:eastAsia="Cambria" w:cs=""/>
+                <w:b/>
+                <w:bCs/>
+                <w:kern w:val="0"/>
+                <w:sz w:val="19"/>
+                <w:szCs w:val="24"/>
+                <w:lang w:val="en-US" w:eastAsia="en-US" w:bidi="ar-SA"/>
+              </w:rPr>
               <w:t>Week 43</w:t>
             </w:r>
           </w:p>
@@ -10045,6 +15655,380 @@
                 <w:lang w:val="en-US" w:eastAsia="en-US" w:bidi="ar-SA"/>
               </w:rPr>
               <w:t>M10 (Resistance) — n/a; findings tracked separately as corrective actions, not resistance.</w:t>
+            </w:r>
+          </w:p>
+        </w:tc>
+        <w:tc>
+          <w:tcPr>
+            <w:tcW w:w="2351" w:type="dxa"/>
+            <w:tcBorders/>
+          </w:tcPr>
+          <w:p>
+            <w:pPr>
+              <w:pStyle w:val="Compact"/>
+              <w:widowControl/>
+              <w:spacing w:before="36" w:after="36"/>
+              <w:jc w:val="left"/>
+              <w:rPr>
+                <w:rFonts w:ascii="Cambria" w:hAnsi="Cambria" w:eastAsia="Cambria" w:cs=""/>
+                <w:kern w:val="0"/>
+                <w:szCs w:val="24"/>
+                <w:lang w:val="en-US" w:eastAsia="en-US" w:bidi="ar-SA"/>
+              </w:rPr>
+            </w:pPr>
+            <w:r>
+              <w:rPr>
+                <w:rFonts w:eastAsia="Cambria" w:cs=""/>
+                <w:kern w:val="0"/>
+                <w:sz w:val="19"/>
+                <w:szCs w:val="24"/>
+                <w:lang w:val="en-US" w:eastAsia="en-US" w:bidi="ar-SA"/>
+              </w:rPr>
+              <w:t>—</w:t>
+            </w:r>
+          </w:p>
+        </w:tc>
+        <w:tc>
+          <w:tcPr>
+            <w:tcW w:w="2352" w:type="dxa"/>
+            <w:tcBorders/>
+          </w:tcPr>
+          <w:p>
+            <w:pPr>
+              <w:pStyle w:val="Compact"/>
+              <w:widowControl/>
+              <w:spacing w:before="36" w:after="36"/>
+              <w:jc w:val="left"/>
+              <w:rPr>
+                <w:rFonts w:ascii="Cambria" w:hAnsi="Cambria" w:eastAsia="Cambria" w:cs=""/>
+                <w:kern w:val="0"/>
+                <w:szCs w:val="24"/>
+                <w:lang w:val="en-US" w:eastAsia="en-US" w:bidi="ar-SA"/>
+              </w:rPr>
+            </w:pPr>
+            <w:r>
+              <w:rPr>
+                <w:rFonts w:eastAsia="Cambria" w:cs=""/>
+                <w:kern w:val="0"/>
+                <w:sz w:val="19"/>
+                <w:szCs w:val="24"/>
+                <w:lang w:val="en-US" w:eastAsia="en-US" w:bidi="ar-SA"/>
+              </w:rPr>
+              <w:t>—</w:t>
+            </w:r>
+          </w:p>
+        </w:tc>
+      </w:tr>
+      <w:tr>
+        <w:trPr>
+          <w:cantSplit w:val="true"/>
+        </w:trPr>
+        <w:tc>
+          <w:tcPr>
+            <w:tcW w:w="2352" w:type="dxa"/>
+            <w:tcBorders/>
+          </w:tcPr>
+          <w:p>
+            <w:pPr>
+              <w:pStyle w:val="Compact"/>
+              <w:widowControl/>
+              <w:spacing w:before="36" w:after="36"/>
+              <w:jc w:val="left"/>
+              <w:rPr>
+                <w:rFonts w:ascii="Cambria" w:hAnsi="Cambria" w:eastAsia="Cambria" w:cs=""/>
+                <w:kern w:val="0"/>
+                <w:szCs w:val="24"/>
+                <w:lang w:val="en-US" w:eastAsia="en-US" w:bidi="ar-SA"/>
+              </w:rPr>
+            </w:pPr>
+            <w:r>
+              <w:rPr>
+                <w:rFonts w:eastAsia="Cambria" w:cs=""/>
+                <w:b/>
+                <w:bCs/>
+                <w:kern w:val="0"/>
+                <w:sz w:val="19"/>
+                <w:szCs w:val="24"/>
+                <w:lang w:val="en-US" w:eastAsia="en-US" w:bidi="ar-SA"/>
+              </w:rPr>
+              <w:t>Week 44</w:t>
+            </w:r>
+          </w:p>
+        </w:tc>
+        <w:tc>
+          <w:tcPr>
+            <w:tcW w:w="2351" w:type="dxa"/>
+            <w:tcBorders/>
+          </w:tcPr>
+          <w:p>
+            <w:pPr>
+              <w:pStyle w:val="Compact"/>
+              <w:widowControl/>
+              <w:spacing w:before="36" w:after="36"/>
+              <w:jc w:val="left"/>
+              <w:rPr>
+                <w:rFonts w:ascii="Cambria" w:hAnsi="Cambria" w:eastAsia="Cambria" w:cs=""/>
+                <w:kern w:val="0"/>
+                <w:szCs w:val="24"/>
+                <w:lang w:val="en-US" w:eastAsia="en-US" w:bidi="ar-SA"/>
+              </w:rPr>
+            </w:pPr>
+            <w:r>
+              <w:rPr>
+                <w:rFonts w:eastAsia="Cambria" w:cs=""/>
+                <w:kern w:val="0"/>
+                <w:sz w:val="19"/>
+                <w:szCs w:val="24"/>
+                <w:lang w:val="en-US" w:eastAsia="en-US" w:bidi="ar-SA"/>
+              </w:rPr>
+              <w:t>Continue closing corrective actions.</w:t>
+            </w:r>
+          </w:p>
+        </w:tc>
+        <w:tc>
+          <w:tcPr>
+            <w:tcW w:w="2352" w:type="dxa"/>
+            <w:tcBorders/>
+          </w:tcPr>
+          <w:p>
+            <w:pPr>
+              <w:pStyle w:val="Compact"/>
+              <w:widowControl/>
+              <w:spacing w:before="36" w:after="36"/>
+              <w:jc w:val="left"/>
+              <w:rPr>
+                <w:rFonts w:ascii="Cambria" w:hAnsi="Cambria" w:eastAsia="Cambria" w:cs=""/>
+                <w:kern w:val="0"/>
+                <w:szCs w:val="24"/>
+                <w:lang w:val="en-US" w:eastAsia="en-US" w:bidi="ar-SA"/>
+              </w:rPr>
+            </w:pPr>
+            <w:r>
+              <w:rPr>
+                <w:rFonts w:eastAsia="Cambria" w:cs=""/>
+                <w:kern w:val="0"/>
+                <w:sz w:val="19"/>
+                <w:szCs w:val="24"/>
+                <w:lang w:val="en-US" w:eastAsia="en-US" w:bidi="ar-SA"/>
+              </w:rPr>
+              <w:t>—</w:t>
+            </w:r>
+          </w:p>
+        </w:tc>
+        <w:tc>
+          <w:tcPr>
+            <w:tcW w:w="2353" w:type="dxa"/>
+            <w:tcBorders/>
+          </w:tcPr>
+          <w:p>
+            <w:pPr>
+              <w:pStyle w:val="Compact"/>
+              <w:widowControl/>
+              <w:spacing w:before="36" w:after="36"/>
+              <w:jc w:val="left"/>
+              <w:rPr>
+                <w:rFonts w:ascii="Cambria" w:hAnsi="Cambria" w:eastAsia="Cambria" w:cs=""/>
+                <w:kern w:val="0"/>
+                <w:szCs w:val="24"/>
+                <w:lang w:val="en-US" w:eastAsia="en-US" w:bidi="ar-SA"/>
+              </w:rPr>
+            </w:pPr>
+            <w:r>
+              <w:rPr>
+                <w:rFonts w:eastAsia="Cambria" w:cs=""/>
+                <w:kern w:val="0"/>
+                <w:sz w:val="19"/>
+                <w:szCs w:val="24"/>
+                <w:lang w:val="en-US" w:eastAsia="en-US" w:bidi="ar-SA"/>
+              </w:rPr>
+              <w:t>M21 — routine log.</w:t>
+            </w:r>
+          </w:p>
+        </w:tc>
+        <w:tc>
+          <w:tcPr>
+            <w:tcW w:w="2351" w:type="dxa"/>
+            <w:tcBorders/>
+          </w:tcPr>
+          <w:p>
+            <w:pPr>
+              <w:pStyle w:val="Compact"/>
+              <w:widowControl/>
+              <w:spacing w:before="36" w:after="36"/>
+              <w:jc w:val="left"/>
+              <w:rPr>
+                <w:rFonts w:ascii="Cambria" w:hAnsi="Cambria" w:eastAsia="Cambria" w:cs=""/>
+                <w:kern w:val="0"/>
+                <w:szCs w:val="24"/>
+                <w:lang w:val="en-US" w:eastAsia="en-US" w:bidi="ar-SA"/>
+              </w:rPr>
+            </w:pPr>
+            <w:r>
+              <w:rPr>
+                <w:rFonts w:eastAsia="Cambria" w:cs=""/>
+                <w:kern w:val="0"/>
+                <w:sz w:val="19"/>
+                <w:szCs w:val="24"/>
+                <w:lang w:val="en-US" w:eastAsia="en-US" w:bidi="ar-SA"/>
+              </w:rPr>
+              <w:t>(Phase 5 also begins this week)</w:t>
+            </w:r>
+          </w:p>
+        </w:tc>
+        <w:tc>
+          <w:tcPr>
+            <w:tcW w:w="2352" w:type="dxa"/>
+            <w:tcBorders/>
+          </w:tcPr>
+          <w:p>
+            <w:pPr>
+              <w:pStyle w:val="Compact"/>
+              <w:widowControl/>
+              <w:spacing w:before="36" w:after="36"/>
+              <w:jc w:val="left"/>
+              <w:rPr>
+                <w:rFonts w:ascii="Cambria" w:hAnsi="Cambria" w:eastAsia="Cambria" w:cs=""/>
+                <w:kern w:val="0"/>
+                <w:szCs w:val="24"/>
+                <w:lang w:val="en-US" w:eastAsia="en-US" w:bidi="ar-SA"/>
+              </w:rPr>
+            </w:pPr>
+            <w:r>
+              <w:rPr>
+                <w:rFonts w:eastAsia="Cambria" w:cs=""/>
+                <w:kern w:val="0"/>
+                <w:sz w:val="19"/>
+                <w:szCs w:val="24"/>
+                <w:lang w:val="en-US" w:eastAsia="en-US" w:bidi="ar-SA"/>
+              </w:rPr>
+              <w:t>—</w:t>
+            </w:r>
+          </w:p>
+        </w:tc>
+      </w:tr>
+      <w:tr>
+        <w:trPr>
+          <w:cantSplit w:val="true"/>
+        </w:trPr>
+        <w:tc>
+          <w:tcPr>
+            <w:tcW w:w="2352" w:type="dxa"/>
+            <w:tcBorders/>
+          </w:tcPr>
+          <w:p>
+            <w:pPr>
+              <w:pStyle w:val="Compact"/>
+              <w:widowControl/>
+              <w:spacing w:before="36" w:after="36"/>
+              <w:jc w:val="left"/>
+              <w:rPr>
+                <w:rFonts w:ascii="Cambria" w:hAnsi="Cambria" w:eastAsia="Cambria" w:cs=""/>
+                <w:kern w:val="0"/>
+                <w:szCs w:val="24"/>
+                <w:lang w:val="en-US" w:eastAsia="en-US" w:bidi="ar-SA"/>
+              </w:rPr>
+            </w:pPr>
+            <w:r>
+              <w:rPr>
+                <w:rFonts w:eastAsia="Cambria" w:cs=""/>
+                <w:b/>
+                <w:bCs/>
+                <w:kern w:val="0"/>
+                <w:sz w:val="19"/>
+                <w:szCs w:val="24"/>
+                <w:lang w:val="en-US" w:eastAsia="en-US" w:bidi="ar-SA"/>
+              </w:rPr>
+              <w:t>Week 45</w:t>
+            </w:r>
+          </w:p>
+        </w:tc>
+        <w:tc>
+          <w:tcPr>
+            <w:tcW w:w="2351" w:type="dxa"/>
+            <w:tcBorders/>
+          </w:tcPr>
+          <w:p>
+            <w:pPr>
+              <w:pStyle w:val="Compact"/>
+              <w:widowControl/>
+              <w:spacing w:before="36" w:after="36"/>
+              <w:jc w:val="left"/>
+              <w:rPr>
+                <w:rFonts w:ascii="Cambria" w:hAnsi="Cambria" w:eastAsia="Cambria" w:cs=""/>
+                <w:kern w:val="0"/>
+                <w:szCs w:val="24"/>
+                <w:lang w:val="en-US" w:eastAsia="en-US" w:bidi="ar-SA"/>
+              </w:rPr>
+            </w:pPr>
+            <w:r>
+              <w:rPr>
+                <w:rFonts w:eastAsia="Cambria" w:cs=""/>
+                <w:kern w:val="0"/>
+                <w:sz w:val="19"/>
+                <w:szCs w:val="24"/>
+                <w:lang w:val="en-US" w:eastAsia="en-US" w:bidi="ar-SA"/>
+              </w:rPr>
+              <w:t>Confirm all corrective actions closed.</w:t>
+            </w:r>
+          </w:p>
+        </w:tc>
+        <w:tc>
+          <w:tcPr>
+            <w:tcW w:w="2352" w:type="dxa"/>
+            <w:tcBorders/>
+          </w:tcPr>
+          <w:p>
+            <w:pPr>
+              <w:pStyle w:val="Compact"/>
+              <w:widowControl/>
+              <w:spacing w:before="36" w:after="36"/>
+              <w:jc w:val="left"/>
+              <w:rPr>
+                <w:rFonts w:ascii="Cambria" w:hAnsi="Cambria" w:eastAsia="Cambria" w:cs=""/>
+                <w:kern w:val="0"/>
+                <w:szCs w:val="24"/>
+                <w:lang w:val="en-US" w:eastAsia="en-US" w:bidi="ar-SA"/>
+              </w:rPr>
+            </w:pPr>
+            <w:r>
+              <w:rPr>
+                <w:rFonts w:eastAsia="Cambria" w:cs=""/>
+                <w:kern w:val="0"/>
+                <w:sz w:val="19"/>
+                <w:szCs w:val="24"/>
+                <w:lang w:val="en-US" w:eastAsia="en-US" w:bidi="ar-SA"/>
+              </w:rPr>
+              <w:t>—</w:t>
+            </w:r>
+          </w:p>
+        </w:tc>
+        <w:tc>
+          <w:tcPr>
+            <w:tcW w:w="2353" w:type="dxa"/>
+            <w:tcBorders/>
+          </w:tcPr>
+          <w:p>
+            <w:pPr>
+              <w:pStyle w:val="Compact"/>
+              <w:widowControl/>
+              <w:spacing w:before="36" w:after="36"/>
+              <w:jc w:val="left"/>
+              <w:rPr>
+                <w:rFonts w:ascii="Cambria" w:hAnsi="Cambria" w:eastAsia="Cambria" w:cs=""/>
+                <w:kern w:val="0"/>
+                <w:szCs w:val="24"/>
+                <w:lang w:val="en-US" w:eastAsia="en-US" w:bidi="ar-SA"/>
+              </w:rPr>
+            </w:pPr>
+            <w:r>
+              <w:rPr>
+                <w:rFonts w:eastAsia="Cambria" w:cs=""/>
+                <w:kern w:val="0"/>
+                <w:sz w:val="19"/>
+                <w:szCs w:val="24"/>
+                <w:lang w:val="en-US" w:eastAsia="en-US" w:bidi="ar-SA"/>
+              </w:rPr>
+              <w:t>M21 — routine log.</w:t>
             </w:r>
           </w:p>
         </w:tc>
@@ -10814,6 +16798,380 @@
                 <w:szCs w:val="24"/>
                 <w:lang w:val="en-US" w:eastAsia="en-US" w:bidi="ar-SA"/>
               </w:rPr>
+              <w:t>Week 45</w:t>
+            </w:r>
+          </w:p>
+        </w:tc>
+        <w:tc>
+          <w:tcPr>
+            <w:tcW w:w="2351" w:type="dxa"/>
+            <w:tcBorders/>
+          </w:tcPr>
+          <w:p>
+            <w:pPr>
+              <w:pStyle w:val="Compact"/>
+              <w:widowControl/>
+              <w:spacing w:before="36" w:after="36"/>
+              <w:jc w:val="left"/>
+              <w:rPr>
+                <w:rFonts w:ascii="Cambria" w:hAnsi="Cambria" w:eastAsia="Cambria" w:cs=""/>
+                <w:kern w:val="0"/>
+                <w:szCs w:val="24"/>
+                <w:lang w:val="en-US" w:eastAsia="en-US" w:bidi="ar-SA"/>
+              </w:rPr>
+            </w:pPr>
+            <w:r>
+              <w:rPr>
+                <w:rFonts w:eastAsia="Cambria" w:cs=""/>
+                <w:kern w:val="0"/>
+                <w:sz w:val="19"/>
+                <w:szCs w:val="24"/>
+                <w:lang w:val="en-US" w:eastAsia="en-US" w:bidi="ar-SA"/>
+              </w:rPr>
+              <w:t>Schedule the certifying body’s audit dates.</w:t>
+            </w:r>
+          </w:p>
+        </w:tc>
+        <w:tc>
+          <w:tcPr>
+            <w:tcW w:w="2352" w:type="dxa"/>
+            <w:tcBorders/>
+          </w:tcPr>
+          <w:p>
+            <w:pPr>
+              <w:pStyle w:val="Compact"/>
+              <w:widowControl/>
+              <w:spacing w:before="36" w:after="36"/>
+              <w:jc w:val="left"/>
+              <w:rPr>
+                <w:rFonts w:ascii="Cambria" w:hAnsi="Cambria" w:eastAsia="Cambria" w:cs=""/>
+                <w:kern w:val="0"/>
+                <w:szCs w:val="24"/>
+                <w:lang w:val="en-US" w:eastAsia="en-US" w:bidi="ar-SA"/>
+              </w:rPr>
+            </w:pPr>
+            <w:r>
+              <w:rPr>
+                <w:rFonts w:eastAsia="Cambria" w:cs=""/>
+                <w:kern w:val="0"/>
+                <w:sz w:val="19"/>
+                <w:szCs w:val="24"/>
+                <w:lang w:val="en-US" w:eastAsia="en-US" w:bidi="ar-SA"/>
+              </w:rPr>
+              <w:t>—</w:t>
+            </w:r>
+          </w:p>
+        </w:tc>
+        <w:tc>
+          <w:tcPr>
+            <w:tcW w:w="2353" w:type="dxa"/>
+            <w:tcBorders/>
+          </w:tcPr>
+          <w:p>
+            <w:pPr>
+              <w:pStyle w:val="Compact"/>
+              <w:widowControl/>
+              <w:spacing w:before="36" w:after="36"/>
+              <w:jc w:val="left"/>
+              <w:rPr>
+                <w:rFonts w:ascii="Cambria" w:hAnsi="Cambria" w:eastAsia="Cambria" w:cs=""/>
+                <w:kern w:val="0"/>
+                <w:szCs w:val="24"/>
+                <w:lang w:val="en-US" w:eastAsia="en-US" w:bidi="ar-SA"/>
+              </w:rPr>
+            </w:pPr>
+            <w:r>
+              <w:rPr>
+                <w:rFonts w:eastAsia="Cambria" w:cs=""/>
+                <w:kern w:val="0"/>
+                <w:sz w:val="19"/>
+                <w:szCs w:val="24"/>
+                <w:lang w:val="en-US" w:eastAsia="en-US" w:bidi="ar-SA"/>
+              </w:rPr>
+              <w:t>M21 — routine log.</w:t>
+            </w:r>
+          </w:p>
+        </w:tc>
+        <w:tc>
+          <w:tcPr>
+            <w:tcW w:w="2351" w:type="dxa"/>
+            <w:tcBorders/>
+          </w:tcPr>
+          <w:p>
+            <w:pPr>
+              <w:pStyle w:val="Compact"/>
+              <w:widowControl/>
+              <w:spacing w:before="36" w:after="36"/>
+              <w:jc w:val="left"/>
+              <w:rPr>
+                <w:rFonts w:ascii="Cambria" w:hAnsi="Cambria" w:eastAsia="Cambria" w:cs=""/>
+                <w:kern w:val="0"/>
+                <w:szCs w:val="24"/>
+                <w:lang w:val="en-US" w:eastAsia="en-US" w:bidi="ar-SA"/>
+              </w:rPr>
+            </w:pPr>
+            <w:r>
+              <w:rPr>
+                <w:rFonts w:eastAsia="Cambria" w:cs=""/>
+                <w:kern w:val="0"/>
+                <w:sz w:val="19"/>
+                <w:szCs w:val="24"/>
+                <w:lang w:val="en-US" w:eastAsia="en-US" w:bidi="ar-SA"/>
+              </w:rPr>
+              <w:t>—</w:t>
+            </w:r>
+          </w:p>
+        </w:tc>
+        <w:tc>
+          <w:tcPr>
+            <w:tcW w:w="2352" w:type="dxa"/>
+            <w:tcBorders/>
+          </w:tcPr>
+          <w:p>
+            <w:pPr>
+              <w:pStyle w:val="Compact"/>
+              <w:widowControl/>
+              <w:spacing w:before="36" w:after="36"/>
+              <w:jc w:val="left"/>
+              <w:rPr>
+                <w:rFonts w:ascii="Cambria" w:hAnsi="Cambria" w:eastAsia="Cambria" w:cs=""/>
+                <w:kern w:val="0"/>
+                <w:szCs w:val="24"/>
+                <w:lang w:val="en-US" w:eastAsia="en-US" w:bidi="ar-SA"/>
+              </w:rPr>
+            </w:pPr>
+            <w:r>
+              <w:rPr>
+                <w:rFonts w:eastAsia="Cambria" w:cs=""/>
+                <w:kern w:val="0"/>
+                <w:sz w:val="19"/>
+                <w:szCs w:val="24"/>
+                <w:lang w:val="en-US" w:eastAsia="en-US" w:bidi="ar-SA"/>
+              </w:rPr>
+              <w:t>—</w:t>
+            </w:r>
+          </w:p>
+        </w:tc>
+      </w:tr>
+      <w:tr>
+        <w:trPr>
+          <w:cantSplit w:val="true"/>
+        </w:trPr>
+        <w:tc>
+          <w:tcPr>
+            <w:tcW w:w="2352" w:type="dxa"/>
+            <w:tcBorders/>
+          </w:tcPr>
+          <w:p>
+            <w:pPr>
+              <w:pStyle w:val="Compact"/>
+              <w:widowControl/>
+              <w:spacing w:before="36" w:after="36"/>
+              <w:jc w:val="left"/>
+              <w:rPr>
+                <w:rFonts w:ascii="Cambria" w:hAnsi="Cambria" w:eastAsia="Cambria" w:cs=""/>
+                <w:kern w:val="0"/>
+                <w:szCs w:val="24"/>
+                <w:lang w:val="en-US" w:eastAsia="en-US" w:bidi="ar-SA"/>
+              </w:rPr>
+            </w:pPr>
+            <w:r>
+              <w:rPr>
+                <w:rFonts w:eastAsia="Cambria" w:cs=""/>
+                <w:b/>
+                <w:bCs/>
+                <w:kern w:val="0"/>
+                <w:sz w:val="19"/>
+                <w:szCs w:val="24"/>
+                <w:lang w:val="en-US" w:eastAsia="en-US" w:bidi="ar-SA"/>
+              </w:rPr>
+              <w:t>Week 46</w:t>
+            </w:r>
+          </w:p>
+        </w:tc>
+        <w:tc>
+          <w:tcPr>
+            <w:tcW w:w="2351" w:type="dxa"/>
+            <w:tcBorders/>
+          </w:tcPr>
+          <w:p>
+            <w:pPr>
+              <w:pStyle w:val="Compact"/>
+              <w:widowControl/>
+              <w:spacing w:before="36" w:after="36"/>
+              <w:jc w:val="left"/>
+              <w:rPr>
+                <w:rFonts w:ascii="Cambria" w:hAnsi="Cambria" w:eastAsia="Cambria" w:cs=""/>
+                <w:kern w:val="0"/>
+                <w:szCs w:val="24"/>
+                <w:lang w:val="en-US" w:eastAsia="en-US" w:bidi="ar-SA"/>
+              </w:rPr>
+            </w:pPr>
+            <w:r>
+              <w:rPr>
+                <w:rFonts w:eastAsia="Cambria" w:cs=""/>
+                <w:kern w:val="0"/>
+                <w:sz w:val="19"/>
+                <w:szCs w:val="24"/>
+                <w:lang w:val="en-US" w:eastAsia="en-US" w:bidi="ar-SA"/>
+              </w:rPr>
+              <w:t>Final readiness review with all four functions.</w:t>
+            </w:r>
+          </w:p>
+        </w:tc>
+        <w:tc>
+          <w:tcPr>
+            <w:tcW w:w="2352" w:type="dxa"/>
+            <w:tcBorders/>
+          </w:tcPr>
+          <w:p>
+            <w:pPr>
+              <w:pStyle w:val="Compact"/>
+              <w:widowControl/>
+              <w:spacing w:before="36" w:after="36"/>
+              <w:jc w:val="left"/>
+              <w:rPr>
+                <w:rFonts w:ascii="Cambria" w:hAnsi="Cambria" w:eastAsia="Cambria" w:cs=""/>
+                <w:kern w:val="0"/>
+                <w:szCs w:val="24"/>
+                <w:lang w:val="en-US" w:eastAsia="en-US" w:bidi="ar-SA"/>
+              </w:rPr>
+            </w:pPr>
+            <w:r>
+              <w:rPr>
+                <w:rFonts w:eastAsia="Cambria" w:cs=""/>
+                <w:kern w:val="0"/>
+                <w:sz w:val="19"/>
+                <w:szCs w:val="24"/>
+                <w:lang w:val="en-US" w:eastAsia="en-US" w:bidi="ar-SA"/>
+              </w:rPr>
+              <w:t>—</w:t>
+            </w:r>
+          </w:p>
+        </w:tc>
+        <w:tc>
+          <w:tcPr>
+            <w:tcW w:w="2353" w:type="dxa"/>
+            <w:tcBorders/>
+          </w:tcPr>
+          <w:p>
+            <w:pPr>
+              <w:pStyle w:val="Compact"/>
+              <w:widowControl/>
+              <w:spacing w:before="36" w:after="36"/>
+              <w:jc w:val="left"/>
+              <w:rPr>
+                <w:rFonts w:ascii="Cambria" w:hAnsi="Cambria" w:eastAsia="Cambria" w:cs=""/>
+                <w:kern w:val="0"/>
+                <w:szCs w:val="24"/>
+                <w:lang w:val="en-US" w:eastAsia="en-US" w:bidi="ar-SA"/>
+              </w:rPr>
+            </w:pPr>
+            <w:r>
+              <w:rPr>
+                <w:rFonts w:eastAsia="Cambria" w:cs=""/>
+                <w:kern w:val="0"/>
+                <w:sz w:val="19"/>
+                <w:szCs w:val="24"/>
+                <w:lang w:val="en-US" w:eastAsia="en-US" w:bidi="ar-SA"/>
+              </w:rPr>
+              <w:t>M21 — routine log.</w:t>
+            </w:r>
+          </w:p>
+        </w:tc>
+        <w:tc>
+          <w:tcPr>
+            <w:tcW w:w="2351" w:type="dxa"/>
+            <w:tcBorders/>
+          </w:tcPr>
+          <w:p>
+            <w:pPr>
+              <w:pStyle w:val="Compact"/>
+              <w:widowControl/>
+              <w:spacing w:before="36" w:after="36"/>
+              <w:jc w:val="left"/>
+              <w:rPr>
+                <w:rFonts w:ascii="Cambria" w:hAnsi="Cambria" w:eastAsia="Cambria" w:cs=""/>
+                <w:kern w:val="0"/>
+                <w:szCs w:val="24"/>
+                <w:lang w:val="en-US" w:eastAsia="en-US" w:bidi="ar-SA"/>
+              </w:rPr>
+            </w:pPr>
+            <w:r>
+              <w:rPr>
+                <w:rFonts w:eastAsia="Cambria" w:cs=""/>
+                <w:kern w:val="0"/>
+                <w:sz w:val="19"/>
+                <w:szCs w:val="24"/>
+                <w:lang w:val="en-US" w:eastAsia="en-US" w:bidi="ar-SA"/>
+              </w:rPr>
+              <w:t>(Phase 4 gate also closes this week)</w:t>
+            </w:r>
+          </w:p>
+        </w:tc>
+        <w:tc>
+          <w:tcPr>
+            <w:tcW w:w="2352" w:type="dxa"/>
+            <w:tcBorders/>
+          </w:tcPr>
+          <w:p>
+            <w:pPr>
+              <w:pStyle w:val="Compact"/>
+              <w:widowControl/>
+              <w:spacing w:before="36" w:after="36"/>
+              <w:jc w:val="left"/>
+              <w:rPr>
+                <w:rFonts w:ascii="Cambria" w:hAnsi="Cambria" w:eastAsia="Cambria" w:cs=""/>
+                <w:kern w:val="0"/>
+                <w:szCs w:val="24"/>
+                <w:lang w:val="en-US" w:eastAsia="en-US" w:bidi="ar-SA"/>
+              </w:rPr>
+            </w:pPr>
+            <w:r>
+              <w:rPr>
+                <w:rFonts w:eastAsia="Cambria" w:cs=""/>
+                <w:kern w:val="0"/>
+                <w:sz w:val="19"/>
+                <w:szCs w:val="24"/>
+                <w:lang w:val="en-US" w:eastAsia="en-US" w:bidi="ar-SA"/>
+              </w:rPr>
+              <w:t>—</w:t>
+            </w:r>
+          </w:p>
+        </w:tc>
+      </w:tr>
+      <w:tr>
+        <w:trPr>
+          <w:cantSplit w:val="true"/>
+        </w:trPr>
+        <w:tc>
+          <w:tcPr>
+            <w:tcW w:w="2352" w:type="dxa"/>
+            <w:tcBorders/>
+          </w:tcPr>
+          <w:p>
+            <w:pPr>
+              <w:pStyle w:val="Compact"/>
+              <w:widowControl/>
+              <w:spacing w:before="36" w:after="36"/>
+              <w:jc w:val="left"/>
+              <w:rPr>
+                <w:rFonts w:ascii="Cambria" w:hAnsi="Cambria" w:eastAsia="Cambria" w:cs=""/>
+                <w:kern w:val="0"/>
+                <w:szCs w:val="24"/>
+                <w:lang w:val="en-US" w:eastAsia="en-US" w:bidi="ar-SA"/>
+              </w:rPr>
+            </w:pPr>
+            <w:r>
+              <w:rPr>
+                <w:rFonts w:eastAsia="Cambria" w:cs=""/>
+                <w:b/>
+                <w:bCs/>
+                <w:kern w:val="0"/>
+                <w:sz w:val="19"/>
+                <w:szCs w:val="24"/>
+                <w:lang w:val="en-US" w:eastAsia="en-US" w:bidi="ar-SA"/>
+              </w:rPr>
               <w:t>Week 47</w:t>
             </w:r>
           </w:p>
@@ -10905,6 +17263,380 @@
                 <w:lang w:val="en-US" w:eastAsia="en-US" w:bidi="ar-SA"/>
               </w:rPr>
               <w:t>M21 (Field Notes) — Category: Other · Title: “Certifying Audit Conducted.”</w:t>
+            </w:r>
+          </w:p>
+        </w:tc>
+        <w:tc>
+          <w:tcPr>
+            <w:tcW w:w="2351" w:type="dxa"/>
+            <w:tcBorders/>
+          </w:tcPr>
+          <w:p>
+            <w:pPr>
+              <w:pStyle w:val="Compact"/>
+              <w:widowControl/>
+              <w:spacing w:before="36" w:after="36"/>
+              <w:jc w:val="left"/>
+              <w:rPr>
+                <w:rFonts w:ascii="Cambria" w:hAnsi="Cambria" w:eastAsia="Cambria" w:cs=""/>
+                <w:kern w:val="0"/>
+                <w:szCs w:val="24"/>
+                <w:lang w:val="en-US" w:eastAsia="en-US" w:bidi="ar-SA"/>
+              </w:rPr>
+            </w:pPr>
+            <w:r>
+              <w:rPr>
+                <w:rFonts w:eastAsia="Cambria" w:cs=""/>
+                <w:kern w:val="0"/>
+                <w:sz w:val="19"/>
+                <w:szCs w:val="24"/>
+                <w:lang w:val="en-US" w:eastAsia="en-US" w:bidi="ar-SA"/>
+              </w:rPr>
+              <w:t>—</w:t>
+            </w:r>
+          </w:p>
+        </w:tc>
+        <w:tc>
+          <w:tcPr>
+            <w:tcW w:w="2352" w:type="dxa"/>
+            <w:tcBorders/>
+          </w:tcPr>
+          <w:p>
+            <w:pPr>
+              <w:pStyle w:val="Compact"/>
+              <w:widowControl/>
+              <w:spacing w:before="36" w:after="36"/>
+              <w:jc w:val="left"/>
+              <w:rPr>
+                <w:rFonts w:ascii="Cambria" w:hAnsi="Cambria" w:eastAsia="Cambria" w:cs=""/>
+                <w:kern w:val="0"/>
+                <w:szCs w:val="24"/>
+                <w:lang w:val="en-US" w:eastAsia="en-US" w:bidi="ar-SA"/>
+              </w:rPr>
+            </w:pPr>
+            <w:r>
+              <w:rPr>
+                <w:rFonts w:eastAsia="Cambria" w:cs=""/>
+                <w:kern w:val="0"/>
+                <w:sz w:val="19"/>
+                <w:szCs w:val="24"/>
+                <w:lang w:val="en-US" w:eastAsia="en-US" w:bidi="ar-SA"/>
+              </w:rPr>
+              <w:t>—</w:t>
+            </w:r>
+          </w:p>
+        </w:tc>
+      </w:tr>
+      <w:tr>
+        <w:trPr>
+          <w:cantSplit w:val="true"/>
+        </w:trPr>
+        <w:tc>
+          <w:tcPr>
+            <w:tcW w:w="2352" w:type="dxa"/>
+            <w:tcBorders/>
+          </w:tcPr>
+          <w:p>
+            <w:pPr>
+              <w:pStyle w:val="Compact"/>
+              <w:widowControl/>
+              <w:spacing w:before="36" w:after="36"/>
+              <w:jc w:val="left"/>
+              <w:rPr>
+                <w:rFonts w:ascii="Cambria" w:hAnsi="Cambria" w:eastAsia="Cambria" w:cs=""/>
+                <w:kern w:val="0"/>
+                <w:szCs w:val="24"/>
+                <w:lang w:val="en-US" w:eastAsia="en-US" w:bidi="ar-SA"/>
+              </w:rPr>
+            </w:pPr>
+            <w:r>
+              <w:rPr>
+                <w:rFonts w:eastAsia="Cambria" w:cs=""/>
+                <w:b/>
+                <w:bCs/>
+                <w:kern w:val="0"/>
+                <w:sz w:val="19"/>
+                <w:szCs w:val="24"/>
+                <w:lang w:val="en-US" w:eastAsia="en-US" w:bidi="ar-SA"/>
+              </w:rPr>
+              <w:t>Week 48</w:t>
+            </w:r>
+          </w:p>
+        </w:tc>
+        <w:tc>
+          <w:tcPr>
+            <w:tcW w:w="2351" w:type="dxa"/>
+            <w:tcBorders/>
+          </w:tcPr>
+          <w:p>
+            <w:pPr>
+              <w:pStyle w:val="Compact"/>
+              <w:widowControl/>
+              <w:spacing w:before="36" w:after="36"/>
+              <w:jc w:val="left"/>
+              <w:rPr>
+                <w:rFonts w:ascii="Cambria" w:hAnsi="Cambria" w:eastAsia="Cambria" w:cs=""/>
+                <w:kern w:val="0"/>
+                <w:szCs w:val="24"/>
+                <w:lang w:val="en-US" w:eastAsia="en-US" w:bidi="ar-SA"/>
+              </w:rPr>
+            </w:pPr>
+            <w:r>
+              <w:rPr>
+                <w:rFonts w:eastAsia="Cambria" w:cs=""/>
+                <w:kern w:val="0"/>
+                <w:sz w:val="19"/>
+                <w:szCs w:val="24"/>
+                <w:lang w:val="en-US" w:eastAsia="en-US" w:bidi="ar-SA"/>
+              </w:rPr>
+              <w:t>Await the certifying body’s formal decision.</w:t>
+            </w:r>
+          </w:p>
+        </w:tc>
+        <w:tc>
+          <w:tcPr>
+            <w:tcW w:w="2352" w:type="dxa"/>
+            <w:tcBorders/>
+          </w:tcPr>
+          <w:p>
+            <w:pPr>
+              <w:pStyle w:val="Compact"/>
+              <w:widowControl/>
+              <w:spacing w:before="36" w:after="36"/>
+              <w:jc w:val="left"/>
+              <w:rPr>
+                <w:rFonts w:ascii="Cambria" w:hAnsi="Cambria" w:eastAsia="Cambria" w:cs=""/>
+                <w:kern w:val="0"/>
+                <w:szCs w:val="24"/>
+                <w:lang w:val="en-US" w:eastAsia="en-US" w:bidi="ar-SA"/>
+              </w:rPr>
+            </w:pPr>
+            <w:r>
+              <w:rPr>
+                <w:rFonts w:eastAsia="Cambria" w:cs=""/>
+                <w:kern w:val="0"/>
+                <w:sz w:val="19"/>
+                <w:szCs w:val="24"/>
+                <w:lang w:val="en-US" w:eastAsia="en-US" w:bidi="ar-SA"/>
+              </w:rPr>
+              <w:t>—</w:t>
+            </w:r>
+          </w:p>
+        </w:tc>
+        <w:tc>
+          <w:tcPr>
+            <w:tcW w:w="2353" w:type="dxa"/>
+            <w:tcBorders/>
+          </w:tcPr>
+          <w:p>
+            <w:pPr>
+              <w:pStyle w:val="Compact"/>
+              <w:widowControl/>
+              <w:spacing w:before="36" w:after="36"/>
+              <w:jc w:val="left"/>
+              <w:rPr>
+                <w:rFonts w:ascii="Cambria" w:hAnsi="Cambria" w:eastAsia="Cambria" w:cs=""/>
+                <w:kern w:val="0"/>
+                <w:szCs w:val="24"/>
+                <w:lang w:val="en-US" w:eastAsia="en-US" w:bidi="ar-SA"/>
+              </w:rPr>
+            </w:pPr>
+            <w:r>
+              <w:rPr>
+                <w:rFonts w:eastAsia="Cambria" w:cs=""/>
+                <w:kern w:val="0"/>
+                <w:sz w:val="19"/>
+                <w:szCs w:val="24"/>
+                <w:lang w:val="en-US" w:eastAsia="en-US" w:bidi="ar-SA"/>
+              </w:rPr>
+              <w:t>M21 — routine log.</w:t>
+            </w:r>
+          </w:p>
+        </w:tc>
+        <w:tc>
+          <w:tcPr>
+            <w:tcW w:w="2351" w:type="dxa"/>
+            <w:tcBorders/>
+          </w:tcPr>
+          <w:p>
+            <w:pPr>
+              <w:pStyle w:val="Compact"/>
+              <w:widowControl/>
+              <w:spacing w:before="36" w:after="36"/>
+              <w:jc w:val="left"/>
+              <w:rPr>
+                <w:rFonts w:ascii="Cambria" w:hAnsi="Cambria" w:eastAsia="Cambria" w:cs=""/>
+                <w:kern w:val="0"/>
+                <w:szCs w:val="24"/>
+                <w:lang w:val="en-US" w:eastAsia="en-US" w:bidi="ar-SA"/>
+              </w:rPr>
+            </w:pPr>
+            <w:r>
+              <w:rPr>
+                <w:rFonts w:eastAsia="Cambria" w:cs=""/>
+                <w:kern w:val="0"/>
+                <w:sz w:val="19"/>
+                <w:szCs w:val="24"/>
+                <w:lang w:val="en-US" w:eastAsia="en-US" w:bidi="ar-SA"/>
+              </w:rPr>
+              <w:t>(Phase 6 also begins this week)</w:t>
+            </w:r>
+          </w:p>
+        </w:tc>
+        <w:tc>
+          <w:tcPr>
+            <w:tcW w:w="2352" w:type="dxa"/>
+            <w:tcBorders/>
+          </w:tcPr>
+          <w:p>
+            <w:pPr>
+              <w:pStyle w:val="Compact"/>
+              <w:widowControl/>
+              <w:spacing w:before="36" w:after="36"/>
+              <w:jc w:val="left"/>
+              <w:rPr>
+                <w:rFonts w:ascii="Cambria" w:hAnsi="Cambria" w:eastAsia="Cambria" w:cs=""/>
+                <w:kern w:val="0"/>
+                <w:szCs w:val="24"/>
+                <w:lang w:val="en-US" w:eastAsia="en-US" w:bidi="ar-SA"/>
+              </w:rPr>
+            </w:pPr>
+            <w:r>
+              <w:rPr>
+                <w:rFonts w:eastAsia="Cambria" w:cs=""/>
+                <w:kern w:val="0"/>
+                <w:sz w:val="19"/>
+                <w:szCs w:val="24"/>
+                <w:lang w:val="en-US" w:eastAsia="en-US" w:bidi="ar-SA"/>
+              </w:rPr>
+              <w:t>—</w:t>
+            </w:r>
+          </w:p>
+        </w:tc>
+      </w:tr>
+      <w:tr>
+        <w:trPr>
+          <w:cantSplit w:val="true"/>
+        </w:trPr>
+        <w:tc>
+          <w:tcPr>
+            <w:tcW w:w="2352" w:type="dxa"/>
+            <w:tcBorders/>
+          </w:tcPr>
+          <w:p>
+            <w:pPr>
+              <w:pStyle w:val="Compact"/>
+              <w:widowControl/>
+              <w:spacing w:before="36" w:after="36"/>
+              <w:jc w:val="left"/>
+              <w:rPr>
+                <w:rFonts w:ascii="Cambria" w:hAnsi="Cambria" w:eastAsia="Cambria" w:cs=""/>
+                <w:kern w:val="0"/>
+                <w:szCs w:val="24"/>
+                <w:lang w:val="en-US" w:eastAsia="en-US" w:bidi="ar-SA"/>
+              </w:rPr>
+            </w:pPr>
+            <w:r>
+              <w:rPr>
+                <w:rFonts w:eastAsia="Cambria" w:cs=""/>
+                <w:b/>
+                <w:bCs/>
+                <w:kern w:val="0"/>
+                <w:sz w:val="19"/>
+                <w:szCs w:val="24"/>
+                <w:lang w:val="en-US" w:eastAsia="en-US" w:bidi="ar-SA"/>
+              </w:rPr>
+              <w:t>Week 49</w:t>
+            </w:r>
+          </w:p>
+        </w:tc>
+        <w:tc>
+          <w:tcPr>
+            <w:tcW w:w="2351" w:type="dxa"/>
+            <w:tcBorders/>
+          </w:tcPr>
+          <w:p>
+            <w:pPr>
+              <w:pStyle w:val="Compact"/>
+              <w:widowControl/>
+              <w:spacing w:before="36" w:after="36"/>
+              <w:jc w:val="left"/>
+              <w:rPr>
+                <w:rFonts w:ascii="Cambria" w:hAnsi="Cambria" w:eastAsia="Cambria" w:cs=""/>
+                <w:kern w:val="0"/>
+                <w:szCs w:val="24"/>
+                <w:lang w:val="en-US" w:eastAsia="en-US" w:bidi="ar-SA"/>
+              </w:rPr>
+            </w:pPr>
+            <w:r>
+              <w:rPr>
+                <w:rFonts w:eastAsia="Cambria" w:cs=""/>
+                <w:kern w:val="0"/>
+                <w:sz w:val="19"/>
+                <w:szCs w:val="24"/>
+                <w:lang w:val="en-US" w:eastAsia="en-US" w:bidi="ar-SA"/>
+              </w:rPr>
+              <w:t>Confirm certification decision received.</w:t>
+            </w:r>
+          </w:p>
+        </w:tc>
+        <w:tc>
+          <w:tcPr>
+            <w:tcW w:w="2352" w:type="dxa"/>
+            <w:tcBorders/>
+          </w:tcPr>
+          <w:p>
+            <w:pPr>
+              <w:pStyle w:val="Compact"/>
+              <w:widowControl/>
+              <w:spacing w:before="36" w:after="36"/>
+              <w:jc w:val="left"/>
+              <w:rPr>
+                <w:rFonts w:ascii="Cambria" w:hAnsi="Cambria" w:eastAsia="Cambria" w:cs=""/>
+                <w:kern w:val="0"/>
+                <w:szCs w:val="24"/>
+                <w:lang w:val="en-US" w:eastAsia="en-US" w:bidi="ar-SA"/>
+              </w:rPr>
+            </w:pPr>
+            <w:r>
+              <w:rPr>
+                <w:rFonts w:eastAsia="Cambria" w:cs=""/>
+                <w:kern w:val="0"/>
+                <w:sz w:val="19"/>
+                <w:szCs w:val="24"/>
+                <w:lang w:val="en-US" w:eastAsia="en-US" w:bidi="ar-SA"/>
+              </w:rPr>
+              <w:t>—</w:t>
+            </w:r>
+          </w:p>
+        </w:tc>
+        <w:tc>
+          <w:tcPr>
+            <w:tcW w:w="2353" w:type="dxa"/>
+            <w:tcBorders/>
+          </w:tcPr>
+          <w:p>
+            <w:pPr>
+              <w:pStyle w:val="Compact"/>
+              <w:widowControl/>
+              <w:spacing w:before="36" w:after="36"/>
+              <w:jc w:val="left"/>
+              <w:rPr>
+                <w:rFonts w:ascii="Cambria" w:hAnsi="Cambria" w:eastAsia="Cambria" w:cs=""/>
+                <w:kern w:val="0"/>
+                <w:szCs w:val="24"/>
+                <w:lang w:val="en-US" w:eastAsia="en-US" w:bidi="ar-SA"/>
+              </w:rPr>
+            </w:pPr>
+            <w:r>
+              <w:rPr>
+                <w:rFonts w:eastAsia="Cambria" w:cs=""/>
+                <w:kern w:val="0"/>
+                <w:sz w:val="19"/>
+                <w:szCs w:val="24"/>
+                <w:lang w:val="en-US" w:eastAsia="en-US" w:bidi="ar-SA"/>
+              </w:rPr>
+              <w:t>M21 — routine log.</w:t>
             </w:r>
           </w:p>
         </w:tc>
@@ -11674,6 +18406,193 @@
                 <w:szCs w:val="24"/>
                 <w:lang w:val="en-US" w:eastAsia="en-US" w:bidi="ar-SA"/>
               </w:rPr>
+              <w:t>Week 49</w:t>
+            </w:r>
+          </w:p>
+        </w:tc>
+        <w:tc>
+          <w:tcPr>
+            <w:tcW w:w="2351" w:type="dxa"/>
+            <w:tcBorders/>
+          </w:tcPr>
+          <w:p>
+            <w:pPr>
+              <w:pStyle w:val="Compact"/>
+              <w:widowControl/>
+              <w:spacing w:before="36" w:after="36"/>
+              <w:jc w:val="left"/>
+              <w:rPr>
+                <w:rFonts w:ascii="Cambria" w:hAnsi="Cambria" w:eastAsia="Cambria" w:cs=""/>
+                <w:kern w:val="0"/>
+                <w:szCs w:val="24"/>
+                <w:lang w:val="en-US" w:eastAsia="en-US" w:bidi="ar-SA"/>
+              </w:rPr>
+            </w:pPr>
+            <w:r>
+              <w:rPr>
+                <w:rFonts w:eastAsia="Cambria" w:cs=""/>
+                <w:kern w:val="0"/>
+                <w:sz w:val="19"/>
+                <w:szCs w:val="24"/>
+                <w:lang w:val="en-US" w:eastAsia="en-US" w:bidi="ar-SA"/>
+              </w:rPr>
+              <w:t>Draft per-function surveillance owner assignments.</w:t>
+            </w:r>
+          </w:p>
+        </w:tc>
+        <w:tc>
+          <w:tcPr>
+            <w:tcW w:w="2352" w:type="dxa"/>
+            <w:tcBorders/>
+          </w:tcPr>
+          <w:p>
+            <w:pPr>
+              <w:pStyle w:val="Compact"/>
+              <w:widowControl/>
+              <w:spacing w:before="36" w:after="36"/>
+              <w:jc w:val="left"/>
+              <w:rPr>
+                <w:rFonts w:ascii="Cambria" w:hAnsi="Cambria" w:eastAsia="Cambria" w:cs=""/>
+                <w:kern w:val="0"/>
+                <w:szCs w:val="24"/>
+                <w:lang w:val="en-US" w:eastAsia="en-US" w:bidi="ar-SA"/>
+              </w:rPr>
+            </w:pPr>
+            <w:r>
+              <w:rPr>
+                <w:rFonts w:eastAsia="Cambria" w:cs=""/>
+                <w:kern w:val="0"/>
+                <w:sz w:val="19"/>
+                <w:szCs w:val="24"/>
+                <w:lang w:val="en-US" w:eastAsia="en-US" w:bidi="ar-SA"/>
+              </w:rPr>
+              <w:t>—</w:t>
+            </w:r>
+          </w:p>
+        </w:tc>
+        <w:tc>
+          <w:tcPr>
+            <w:tcW w:w="2353" w:type="dxa"/>
+            <w:tcBorders/>
+          </w:tcPr>
+          <w:p>
+            <w:pPr>
+              <w:pStyle w:val="Compact"/>
+              <w:widowControl/>
+              <w:spacing w:before="36" w:after="36"/>
+              <w:jc w:val="left"/>
+              <w:rPr>
+                <w:rFonts w:ascii="Cambria" w:hAnsi="Cambria" w:eastAsia="Cambria" w:cs=""/>
+                <w:kern w:val="0"/>
+                <w:szCs w:val="24"/>
+                <w:lang w:val="en-US" w:eastAsia="en-US" w:bidi="ar-SA"/>
+              </w:rPr>
+            </w:pPr>
+            <w:r>
+              <w:rPr>
+                <w:rFonts w:eastAsia="Cambria" w:cs=""/>
+                <w:kern w:val="0"/>
+                <w:sz w:val="19"/>
+                <w:szCs w:val="24"/>
+                <w:lang w:val="en-US" w:eastAsia="en-US" w:bidi="ar-SA"/>
+              </w:rPr>
+              <w:t>M21 — routine log.</w:t>
+            </w:r>
+          </w:p>
+        </w:tc>
+        <w:tc>
+          <w:tcPr>
+            <w:tcW w:w="2351" w:type="dxa"/>
+            <w:tcBorders/>
+          </w:tcPr>
+          <w:p>
+            <w:pPr>
+              <w:pStyle w:val="Compact"/>
+              <w:widowControl/>
+              <w:spacing w:before="36" w:after="36"/>
+              <w:jc w:val="left"/>
+              <w:rPr>
+                <w:rFonts w:ascii="Cambria" w:hAnsi="Cambria" w:eastAsia="Cambria" w:cs=""/>
+                <w:kern w:val="0"/>
+                <w:szCs w:val="24"/>
+                <w:lang w:val="en-US" w:eastAsia="en-US" w:bidi="ar-SA"/>
+              </w:rPr>
+            </w:pPr>
+            <w:r>
+              <w:rPr>
+                <w:rFonts w:eastAsia="Cambria" w:cs=""/>
+                <w:kern w:val="0"/>
+                <w:sz w:val="19"/>
+                <w:szCs w:val="24"/>
+                <w:lang w:val="en-US" w:eastAsia="en-US" w:bidi="ar-SA"/>
+              </w:rPr>
+              <w:t>—</w:t>
+            </w:r>
+          </w:p>
+        </w:tc>
+        <w:tc>
+          <w:tcPr>
+            <w:tcW w:w="2352" w:type="dxa"/>
+            <w:tcBorders/>
+          </w:tcPr>
+          <w:p>
+            <w:pPr>
+              <w:pStyle w:val="Compact"/>
+              <w:widowControl/>
+              <w:spacing w:before="36" w:after="36"/>
+              <w:jc w:val="left"/>
+              <w:rPr>
+                <w:rFonts w:ascii="Cambria" w:hAnsi="Cambria" w:eastAsia="Cambria" w:cs=""/>
+                <w:kern w:val="0"/>
+                <w:szCs w:val="24"/>
+                <w:lang w:val="en-US" w:eastAsia="en-US" w:bidi="ar-SA"/>
+              </w:rPr>
+            </w:pPr>
+            <w:r>
+              <w:rPr>
+                <w:rFonts w:eastAsia="Cambria" w:cs=""/>
+                <w:kern w:val="0"/>
+                <w:sz w:val="19"/>
+                <w:szCs w:val="24"/>
+                <w:lang w:val="en-US" w:eastAsia="en-US" w:bidi="ar-SA"/>
+              </w:rPr>
+              <w:t>—</w:t>
+            </w:r>
+          </w:p>
+        </w:tc>
+      </w:tr>
+      <w:tr>
+        <w:trPr>
+          <w:cantSplit w:val="true"/>
+        </w:trPr>
+        <w:tc>
+          <w:tcPr>
+            <w:tcW w:w="2352" w:type="dxa"/>
+            <w:tcBorders/>
+          </w:tcPr>
+          <w:p>
+            <w:pPr>
+              <w:pStyle w:val="Compact"/>
+              <w:widowControl/>
+              <w:spacing w:before="36" w:after="36"/>
+              <w:jc w:val="left"/>
+              <w:rPr>
+                <w:rFonts w:ascii="Cambria" w:hAnsi="Cambria" w:eastAsia="Cambria" w:cs=""/>
+                <w:kern w:val="0"/>
+                <w:szCs w:val="24"/>
+                <w:lang w:val="en-US" w:eastAsia="en-US" w:bidi="ar-SA"/>
+              </w:rPr>
+            </w:pPr>
+            <w:r>
+              <w:rPr>
+                <w:rFonts w:eastAsia="Cambria" w:cs=""/>
+                <w:b/>
+                <w:bCs/>
+                <w:kern w:val="0"/>
+                <w:sz w:val="19"/>
+                <w:szCs w:val="24"/>
+                <w:lang w:val="en-US" w:eastAsia="en-US" w:bidi="ar-SA"/>
+              </w:rPr>
               <w:t>Week 50</w:t>
             </w:r>
           </w:p>
@@ -11795,6 +18714,193 @@
                 <w:lang w:val="en-US" w:eastAsia="en-US" w:bidi="ar-SA"/>
               </w:rPr>
               <w:t>(Phase 5 gate also closes this week)</w:t>
+            </w:r>
+          </w:p>
+        </w:tc>
+        <w:tc>
+          <w:tcPr>
+            <w:tcW w:w="2352" w:type="dxa"/>
+            <w:tcBorders/>
+          </w:tcPr>
+          <w:p>
+            <w:pPr>
+              <w:pStyle w:val="Compact"/>
+              <w:widowControl/>
+              <w:spacing w:before="36" w:after="36"/>
+              <w:jc w:val="left"/>
+              <w:rPr>
+                <w:rFonts w:ascii="Cambria" w:hAnsi="Cambria" w:eastAsia="Cambria" w:cs=""/>
+                <w:kern w:val="0"/>
+                <w:szCs w:val="24"/>
+                <w:lang w:val="en-US" w:eastAsia="en-US" w:bidi="ar-SA"/>
+              </w:rPr>
+            </w:pPr>
+            <w:r>
+              <w:rPr>
+                <w:rFonts w:eastAsia="Cambria" w:cs=""/>
+                <w:kern w:val="0"/>
+                <w:sz w:val="19"/>
+                <w:szCs w:val="24"/>
+                <w:lang w:val="en-US" w:eastAsia="en-US" w:bidi="ar-SA"/>
+              </w:rPr>
+              <w:t>—</w:t>
+            </w:r>
+          </w:p>
+        </w:tc>
+      </w:tr>
+      <w:tr>
+        <w:trPr>
+          <w:cantSplit w:val="true"/>
+        </w:trPr>
+        <w:tc>
+          <w:tcPr>
+            <w:tcW w:w="2352" w:type="dxa"/>
+            <w:tcBorders/>
+          </w:tcPr>
+          <w:p>
+            <w:pPr>
+              <w:pStyle w:val="Compact"/>
+              <w:widowControl/>
+              <w:spacing w:before="36" w:after="36"/>
+              <w:jc w:val="left"/>
+              <w:rPr>
+                <w:rFonts w:ascii="Cambria" w:hAnsi="Cambria" w:eastAsia="Cambria" w:cs=""/>
+                <w:kern w:val="0"/>
+                <w:szCs w:val="24"/>
+                <w:lang w:val="en-US" w:eastAsia="en-US" w:bidi="ar-SA"/>
+              </w:rPr>
+            </w:pPr>
+            <w:r>
+              <w:rPr>
+                <w:rFonts w:eastAsia="Cambria" w:cs=""/>
+                <w:b/>
+                <w:bCs/>
+                <w:kern w:val="0"/>
+                <w:sz w:val="19"/>
+                <w:szCs w:val="24"/>
+                <w:lang w:val="en-US" w:eastAsia="en-US" w:bidi="ar-SA"/>
+              </w:rPr>
+              <w:t>Week 51</w:t>
+            </w:r>
+          </w:p>
+        </w:tc>
+        <w:tc>
+          <w:tcPr>
+            <w:tcW w:w="2351" w:type="dxa"/>
+            <w:tcBorders/>
+          </w:tcPr>
+          <w:p>
+            <w:pPr>
+              <w:pStyle w:val="Compact"/>
+              <w:widowControl/>
+              <w:spacing w:before="36" w:after="36"/>
+              <w:jc w:val="left"/>
+              <w:rPr>
+                <w:rFonts w:ascii="Cambria" w:hAnsi="Cambria" w:eastAsia="Cambria" w:cs=""/>
+                <w:kern w:val="0"/>
+                <w:szCs w:val="24"/>
+                <w:lang w:val="en-US" w:eastAsia="en-US" w:bidi="ar-SA"/>
+              </w:rPr>
+            </w:pPr>
+            <w:r>
+              <w:rPr>
+                <w:rFonts w:eastAsia="Cambria" w:cs=""/>
+                <w:kern w:val="0"/>
+                <w:sz w:val="19"/>
+                <w:szCs w:val="24"/>
+                <w:lang w:val="en-US" w:eastAsia="en-US" w:bidi="ar-SA"/>
+              </w:rPr>
+              <w:t>Confirm each function’s named owner has accepted their surveillance obligation.</w:t>
+            </w:r>
+          </w:p>
+        </w:tc>
+        <w:tc>
+          <w:tcPr>
+            <w:tcW w:w="2352" w:type="dxa"/>
+            <w:tcBorders/>
+          </w:tcPr>
+          <w:p>
+            <w:pPr>
+              <w:pStyle w:val="Compact"/>
+              <w:widowControl/>
+              <w:spacing w:before="36" w:after="36"/>
+              <w:jc w:val="left"/>
+              <w:rPr>
+                <w:rFonts w:ascii="Cambria" w:hAnsi="Cambria" w:eastAsia="Cambria" w:cs=""/>
+                <w:kern w:val="0"/>
+                <w:szCs w:val="24"/>
+                <w:lang w:val="en-US" w:eastAsia="en-US" w:bidi="ar-SA"/>
+              </w:rPr>
+            </w:pPr>
+            <w:r>
+              <w:rPr>
+                <w:rFonts w:eastAsia="Cambria" w:cs=""/>
+                <w:kern w:val="0"/>
+                <w:sz w:val="19"/>
+                <w:szCs w:val="24"/>
+                <w:lang w:val="en-US" w:eastAsia="en-US" w:bidi="ar-SA"/>
+              </w:rPr>
+              <w:t>—</w:t>
+            </w:r>
+          </w:p>
+        </w:tc>
+        <w:tc>
+          <w:tcPr>
+            <w:tcW w:w="2353" w:type="dxa"/>
+            <w:tcBorders/>
+          </w:tcPr>
+          <w:p>
+            <w:pPr>
+              <w:pStyle w:val="Compact"/>
+              <w:widowControl/>
+              <w:spacing w:before="36" w:after="36"/>
+              <w:jc w:val="left"/>
+              <w:rPr>
+                <w:rFonts w:ascii="Cambria" w:hAnsi="Cambria" w:eastAsia="Cambria" w:cs=""/>
+                <w:kern w:val="0"/>
+                <w:szCs w:val="24"/>
+                <w:lang w:val="en-US" w:eastAsia="en-US" w:bidi="ar-SA"/>
+              </w:rPr>
+            </w:pPr>
+            <w:r>
+              <w:rPr>
+                <w:rFonts w:eastAsia="Cambria" w:cs=""/>
+                <w:kern w:val="0"/>
+                <w:sz w:val="19"/>
+                <w:szCs w:val="24"/>
+                <w:lang w:val="en-US" w:eastAsia="en-US" w:bidi="ar-SA"/>
+              </w:rPr>
+              <w:t>M21 — routine log.</w:t>
+            </w:r>
+          </w:p>
+        </w:tc>
+        <w:tc>
+          <w:tcPr>
+            <w:tcW w:w="2351" w:type="dxa"/>
+            <w:tcBorders/>
+          </w:tcPr>
+          <w:p>
+            <w:pPr>
+              <w:pStyle w:val="Compact"/>
+              <w:widowControl/>
+              <w:spacing w:before="36" w:after="36"/>
+              <w:jc w:val="left"/>
+              <w:rPr>
+                <w:rFonts w:ascii="Cambria" w:hAnsi="Cambria" w:eastAsia="Cambria" w:cs=""/>
+                <w:kern w:val="0"/>
+                <w:szCs w:val="24"/>
+                <w:lang w:val="en-US" w:eastAsia="en-US" w:bidi="ar-SA"/>
+              </w:rPr>
+            </w:pPr>
+            <w:r>
+              <w:rPr>
+                <w:rFonts w:eastAsia="Cambria" w:cs=""/>
+                <w:kern w:val="0"/>
+                <w:sz w:val="19"/>
+                <w:szCs w:val="24"/>
+                <w:lang w:val="en-US" w:eastAsia="en-US" w:bidi="ar-SA"/>
+              </w:rPr>
+              <w:t>—</w:t>
             </w:r>
           </w:p>
         </w:tc>
@@ -12534,6 +19640,567 @@
                 <w:szCs w:val="24"/>
                 <w:lang w:val="en-US" w:eastAsia="en-US" w:bidi="ar-SA"/>
               </w:rPr>
+              <w:t>Week 53</w:t>
+            </w:r>
+          </w:p>
+        </w:tc>
+        <w:tc>
+          <w:tcPr>
+            <w:tcW w:w="2351" w:type="dxa"/>
+            <w:tcBorders/>
+          </w:tcPr>
+          <w:p>
+            <w:pPr>
+              <w:pStyle w:val="Compact"/>
+              <w:widowControl/>
+              <w:spacing w:before="36" w:after="36"/>
+              <w:jc w:val="left"/>
+              <w:rPr>
+                <w:rFonts w:ascii="Cambria" w:hAnsi="Cambria" w:eastAsia="Cambria" w:cs=""/>
+                <w:kern w:val="0"/>
+                <w:szCs w:val="24"/>
+                <w:lang w:val="en-US" w:eastAsia="en-US" w:bidi="ar-SA"/>
+              </w:rPr>
+            </w:pPr>
+            <w:r>
+              <w:rPr>
+                <w:rFonts w:eastAsia="Cambria" w:cs=""/>
+                <w:kern w:val="0"/>
+                <w:sz w:val="19"/>
+                <w:szCs w:val="24"/>
+                <w:lang w:val="en-US" w:eastAsia="en-US" w:bidi="ar-SA"/>
+              </w:rPr>
+              <w:t>First surveillance spot-check, operations function.</w:t>
+            </w:r>
+          </w:p>
+        </w:tc>
+        <w:tc>
+          <w:tcPr>
+            <w:tcW w:w="2352" w:type="dxa"/>
+            <w:tcBorders/>
+          </w:tcPr>
+          <w:p>
+            <w:pPr>
+              <w:pStyle w:val="Compact"/>
+              <w:widowControl/>
+              <w:spacing w:before="36" w:after="36"/>
+              <w:jc w:val="left"/>
+              <w:rPr>
+                <w:rFonts w:ascii="Cambria" w:hAnsi="Cambria" w:eastAsia="Cambria" w:cs=""/>
+                <w:kern w:val="0"/>
+                <w:szCs w:val="24"/>
+                <w:lang w:val="en-US" w:eastAsia="en-US" w:bidi="ar-SA"/>
+              </w:rPr>
+            </w:pPr>
+            <w:r>
+              <w:rPr>
+                <w:rFonts w:eastAsia="Cambria" w:cs=""/>
+                <w:kern w:val="0"/>
+                <w:sz w:val="19"/>
+                <w:szCs w:val="24"/>
+                <w:lang w:val="en-US" w:eastAsia="en-US" w:bidi="ar-SA"/>
+              </w:rPr>
+              <w:t>—</w:t>
+            </w:r>
+          </w:p>
+        </w:tc>
+        <w:tc>
+          <w:tcPr>
+            <w:tcW w:w="2353" w:type="dxa"/>
+            <w:tcBorders/>
+          </w:tcPr>
+          <w:p>
+            <w:pPr>
+              <w:pStyle w:val="Compact"/>
+              <w:widowControl/>
+              <w:spacing w:before="36" w:after="36"/>
+              <w:jc w:val="left"/>
+              <w:rPr>
+                <w:rFonts w:ascii="Cambria" w:hAnsi="Cambria" w:eastAsia="Cambria" w:cs=""/>
+                <w:kern w:val="0"/>
+                <w:szCs w:val="24"/>
+                <w:lang w:val="en-US" w:eastAsia="en-US" w:bidi="ar-SA"/>
+              </w:rPr>
+            </w:pPr>
+            <w:r>
+              <w:rPr>
+                <w:rFonts w:eastAsia="Cambria" w:cs=""/>
+                <w:kern w:val="0"/>
+                <w:sz w:val="19"/>
+                <w:szCs w:val="24"/>
+                <w:lang w:val="en-US" w:eastAsia="en-US" w:bidi="ar-SA"/>
+              </w:rPr>
+              <w:t>M21 — routine log.</w:t>
+            </w:r>
+          </w:p>
+        </w:tc>
+        <w:tc>
+          <w:tcPr>
+            <w:tcW w:w="2351" w:type="dxa"/>
+            <w:tcBorders/>
+          </w:tcPr>
+          <w:p>
+            <w:pPr>
+              <w:pStyle w:val="Compact"/>
+              <w:widowControl/>
+              <w:spacing w:before="36" w:after="36"/>
+              <w:jc w:val="left"/>
+              <w:rPr>
+                <w:rFonts w:ascii="Cambria" w:hAnsi="Cambria" w:eastAsia="Cambria" w:cs=""/>
+                <w:kern w:val="0"/>
+                <w:szCs w:val="24"/>
+                <w:lang w:val="en-US" w:eastAsia="en-US" w:bidi="ar-SA"/>
+              </w:rPr>
+            </w:pPr>
+            <w:r>
+              <w:rPr>
+                <w:rFonts w:eastAsia="Cambria" w:cs=""/>
+                <w:kern w:val="0"/>
+                <w:sz w:val="19"/>
+                <w:szCs w:val="24"/>
+                <w:lang w:val="en-US" w:eastAsia="en-US" w:bidi="ar-SA"/>
+              </w:rPr>
+              <w:t>—</w:t>
+            </w:r>
+          </w:p>
+        </w:tc>
+        <w:tc>
+          <w:tcPr>
+            <w:tcW w:w="2352" w:type="dxa"/>
+            <w:tcBorders/>
+          </w:tcPr>
+          <w:p>
+            <w:pPr>
+              <w:pStyle w:val="Compact"/>
+              <w:widowControl/>
+              <w:spacing w:before="36" w:after="36"/>
+              <w:jc w:val="left"/>
+              <w:rPr>
+                <w:rFonts w:ascii="Cambria" w:hAnsi="Cambria" w:eastAsia="Cambria" w:cs=""/>
+                <w:kern w:val="0"/>
+                <w:szCs w:val="24"/>
+                <w:lang w:val="en-US" w:eastAsia="en-US" w:bidi="ar-SA"/>
+              </w:rPr>
+            </w:pPr>
+            <w:r>
+              <w:rPr>
+                <w:rFonts w:eastAsia="Cambria" w:cs=""/>
+                <w:kern w:val="0"/>
+                <w:sz w:val="19"/>
+                <w:szCs w:val="24"/>
+                <w:lang w:val="en-US" w:eastAsia="en-US" w:bidi="ar-SA"/>
+              </w:rPr>
+              <w:t>—</w:t>
+            </w:r>
+          </w:p>
+        </w:tc>
+      </w:tr>
+      <w:tr>
+        <w:trPr>
+          <w:cantSplit w:val="true"/>
+        </w:trPr>
+        <w:tc>
+          <w:tcPr>
+            <w:tcW w:w="2352" w:type="dxa"/>
+            <w:tcBorders/>
+          </w:tcPr>
+          <w:p>
+            <w:pPr>
+              <w:pStyle w:val="Compact"/>
+              <w:widowControl/>
+              <w:spacing w:before="36" w:after="36"/>
+              <w:jc w:val="left"/>
+              <w:rPr>
+                <w:rFonts w:ascii="Cambria" w:hAnsi="Cambria" w:eastAsia="Cambria" w:cs=""/>
+                <w:kern w:val="0"/>
+                <w:szCs w:val="24"/>
+                <w:lang w:val="en-US" w:eastAsia="en-US" w:bidi="ar-SA"/>
+              </w:rPr>
+            </w:pPr>
+            <w:r>
+              <w:rPr>
+                <w:rFonts w:eastAsia="Cambria" w:cs=""/>
+                <w:b/>
+                <w:bCs/>
+                <w:kern w:val="0"/>
+                <w:sz w:val="19"/>
+                <w:szCs w:val="24"/>
+                <w:lang w:val="en-US" w:eastAsia="en-US" w:bidi="ar-SA"/>
+              </w:rPr>
+              <w:t>Week 54</w:t>
+            </w:r>
+          </w:p>
+        </w:tc>
+        <w:tc>
+          <w:tcPr>
+            <w:tcW w:w="2351" w:type="dxa"/>
+            <w:tcBorders/>
+          </w:tcPr>
+          <w:p>
+            <w:pPr>
+              <w:pStyle w:val="Compact"/>
+              <w:widowControl/>
+              <w:spacing w:before="36" w:after="36"/>
+              <w:jc w:val="left"/>
+              <w:rPr>
+                <w:rFonts w:ascii="Cambria" w:hAnsi="Cambria" w:eastAsia="Cambria" w:cs=""/>
+                <w:kern w:val="0"/>
+                <w:szCs w:val="24"/>
+                <w:lang w:val="en-US" w:eastAsia="en-US" w:bidi="ar-SA"/>
+              </w:rPr>
+            </w:pPr>
+            <w:r>
+              <w:rPr>
+                <w:rFonts w:eastAsia="Cambria" w:cs=""/>
+                <w:kern w:val="0"/>
+                <w:sz w:val="19"/>
+                <w:szCs w:val="24"/>
+                <w:lang w:val="en-US" w:eastAsia="en-US" w:bidi="ar-SA"/>
+              </w:rPr>
+              <w:t>Continue surveillance monitoring.</w:t>
+            </w:r>
+          </w:p>
+        </w:tc>
+        <w:tc>
+          <w:tcPr>
+            <w:tcW w:w="2352" w:type="dxa"/>
+            <w:tcBorders/>
+          </w:tcPr>
+          <w:p>
+            <w:pPr>
+              <w:pStyle w:val="Compact"/>
+              <w:widowControl/>
+              <w:spacing w:before="36" w:after="36"/>
+              <w:jc w:val="left"/>
+              <w:rPr>
+                <w:rFonts w:ascii="Cambria" w:hAnsi="Cambria" w:eastAsia="Cambria" w:cs=""/>
+                <w:kern w:val="0"/>
+                <w:szCs w:val="24"/>
+                <w:lang w:val="en-US" w:eastAsia="en-US" w:bidi="ar-SA"/>
+              </w:rPr>
+            </w:pPr>
+            <w:r>
+              <w:rPr>
+                <w:rFonts w:eastAsia="Cambria" w:cs=""/>
+                <w:kern w:val="0"/>
+                <w:sz w:val="19"/>
+                <w:szCs w:val="24"/>
+                <w:lang w:val="en-US" w:eastAsia="en-US" w:bidi="ar-SA"/>
+              </w:rPr>
+              <w:t>—</w:t>
+            </w:r>
+          </w:p>
+        </w:tc>
+        <w:tc>
+          <w:tcPr>
+            <w:tcW w:w="2353" w:type="dxa"/>
+            <w:tcBorders/>
+          </w:tcPr>
+          <w:p>
+            <w:pPr>
+              <w:pStyle w:val="Compact"/>
+              <w:widowControl/>
+              <w:spacing w:before="36" w:after="36"/>
+              <w:jc w:val="left"/>
+              <w:rPr>
+                <w:rFonts w:ascii="Cambria" w:hAnsi="Cambria" w:eastAsia="Cambria" w:cs=""/>
+                <w:kern w:val="0"/>
+                <w:szCs w:val="24"/>
+                <w:lang w:val="en-US" w:eastAsia="en-US" w:bidi="ar-SA"/>
+              </w:rPr>
+            </w:pPr>
+            <w:r>
+              <w:rPr>
+                <w:rFonts w:eastAsia="Cambria" w:cs=""/>
+                <w:kern w:val="0"/>
+                <w:sz w:val="19"/>
+                <w:szCs w:val="24"/>
+                <w:lang w:val="en-US" w:eastAsia="en-US" w:bidi="ar-SA"/>
+              </w:rPr>
+              <w:t>M21 — routine log.</w:t>
+            </w:r>
+          </w:p>
+        </w:tc>
+        <w:tc>
+          <w:tcPr>
+            <w:tcW w:w="2351" w:type="dxa"/>
+            <w:tcBorders/>
+          </w:tcPr>
+          <w:p>
+            <w:pPr>
+              <w:pStyle w:val="Compact"/>
+              <w:widowControl/>
+              <w:spacing w:before="36" w:after="36"/>
+              <w:jc w:val="left"/>
+              <w:rPr>
+                <w:rFonts w:ascii="Cambria" w:hAnsi="Cambria" w:eastAsia="Cambria" w:cs=""/>
+                <w:kern w:val="0"/>
+                <w:szCs w:val="24"/>
+                <w:lang w:val="en-US" w:eastAsia="en-US" w:bidi="ar-SA"/>
+              </w:rPr>
+            </w:pPr>
+            <w:r>
+              <w:rPr>
+                <w:rFonts w:eastAsia="Cambria" w:cs=""/>
+                <w:kern w:val="0"/>
+                <w:sz w:val="19"/>
+                <w:szCs w:val="24"/>
+                <w:lang w:val="en-US" w:eastAsia="en-US" w:bidi="ar-SA"/>
+              </w:rPr>
+              <w:t>—</w:t>
+            </w:r>
+          </w:p>
+        </w:tc>
+        <w:tc>
+          <w:tcPr>
+            <w:tcW w:w="2352" w:type="dxa"/>
+            <w:tcBorders/>
+          </w:tcPr>
+          <w:p>
+            <w:pPr>
+              <w:pStyle w:val="Compact"/>
+              <w:widowControl/>
+              <w:spacing w:before="36" w:after="36"/>
+              <w:jc w:val="left"/>
+              <w:rPr>
+                <w:rFonts w:ascii="Cambria" w:hAnsi="Cambria" w:eastAsia="Cambria" w:cs=""/>
+                <w:kern w:val="0"/>
+                <w:szCs w:val="24"/>
+                <w:lang w:val="en-US" w:eastAsia="en-US" w:bidi="ar-SA"/>
+              </w:rPr>
+            </w:pPr>
+            <w:r>
+              <w:rPr>
+                <w:rFonts w:eastAsia="Cambria" w:cs=""/>
+                <w:kern w:val="0"/>
+                <w:sz w:val="19"/>
+                <w:szCs w:val="24"/>
+                <w:lang w:val="en-US" w:eastAsia="en-US" w:bidi="ar-SA"/>
+              </w:rPr>
+              <w:t>—</w:t>
+            </w:r>
+          </w:p>
+        </w:tc>
+      </w:tr>
+      <w:tr>
+        <w:trPr>
+          <w:cantSplit w:val="true"/>
+        </w:trPr>
+        <w:tc>
+          <w:tcPr>
+            <w:tcW w:w="2352" w:type="dxa"/>
+            <w:tcBorders/>
+          </w:tcPr>
+          <w:p>
+            <w:pPr>
+              <w:pStyle w:val="Compact"/>
+              <w:widowControl/>
+              <w:spacing w:before="36" w:after="36"/>
+              <w:jc w:val="left"/>
+              <w:rPr>
+                <w:rFonts w:ascii="Cambria" w:hAnsi="Cambria" w:eastAsia="Cambria" w:cs=""/>
+                <w:kern w:val="0"/>
+                <w:szCs w:val="24"/>
+                <w:lang w:val="en-US" w:eastAsia="en-US" w:bidi="ar-SA"/>
+              </w:rPr>
+            </w:pPr>
+            <w:r>
+              <w:rPr>
+                <w:rFonts w:eastAsia="Cambria" w:cs=""/>
+                <w:b/>
+                <w:bCs/>
+                <w:kern w:val="0"/>
+                <w:sz w:val="19"/>
+                <w:szCs w:val="24"/>
+                <w:lang w:val="en-US" w:eastAsia="en-US" w:bidi="ar-SA"/>
+              </w:rPr>
+              <w:t>Week 55</w:t>
+            </w:r>
+          </w:p>
+        </w:tc>
+        <w:tc>
+          <w:tcPr>
+            <w:tcW w:w="2351" w:type="dxa"/>
+            <w:tcBorders/>
+          </w:tcPr>
+          <w:p>
+            <w:pPr>
+              <w:pStyle w:val="Compact"/>
+              <w:widowControl/>
+              <w:spacing w:before="36" w:after="36"/>
+              <w:jc w:val="left"/>
+              <w:rPr>
+                <w:rFonts w:ascii="Cambria" w:hAnsi="Cambria" w:eastAsia="Cambria" w:cs=""/>
+                <w:kern w:val="0"/>
+                <w:szCs w:val="24"/>
+                <w:lang w:val="en-US" w:eastAsia="en-US" w:bidi="ar-SA"/>
+              </w:rPr>
+            </w:pPr>
+            <w:r>
+              <w:rPr>
+                <w:rFonts w:eastAsia="Cambria" w:cs=""/>
+                <w:kern w:val="0"/>
+                <w:sz w:val="19"/>
+                <w:szCs w:val="24"/>
+                <w:lang w:val="en-US" w:eastAsia="en-US" w:bidi="ar-SA"/>
+              </w:rPr>
+              <w:t>Surveillance spot-check, quality function.</w:t>
+            </w:r>
+          </w:p>
+        </w:tc>
+        <w:tc>
+          <w:tcPr>
+            <w:tcW w:w="2352" w:type="dxa"/>
+            <w:tcBorders/>
+          </w:tcPr>
+          <w:p>
+            <w:pPr>
+              <w:pStyle w:val="Compact"/>
+              <w:widowControl/>
+              <w:spacing w:before="36" w:after="36"/>
+              <w:jc w:val="left"/>
+              <w:rPr>
+                <w:rFonts w:ascii="Cambria" w:hAnsi="Cambria" w:eastAsia="Cambria" w:cs=""/>
+                <w:kern w:val="0"/>
+                <w:szCs w:val="24"/>
+                <w:lang w:val="en-US" w:eastAsia="en-US" w:bidi="ar-SA"/>
+              </w:rPr>
+            </w:pPr>
+            <w:r>
+              <w:rPr>
+                <w:rFonts w:eastAsia="Cambria" w:cs=""/>
+                <w:kern w:val="0"/>
+                <w:sz w:val="19"/>
+                <w:szCs w:val="24"/>
+                <w:lang w:val="en-US" w:eastAsia="en-US" w:bidi="ar-SA"/>
+              </w:rPr>
+              <w:t>—</w:t>
+            </w:r>
+          </w:p>
+        </w:tc>
+        <w:tc>
+          <w:tcPr>
+            <w:tcW w:w="2353" w:type="dxa"/>
+            <w:tcBorders/>
+          </w:tcPr>
+          <w:p>
+            <w:pPr>
+              <w:pStyle w:val="Compact"/>
+              <w:widowControl/>
+              <w:spacing w:before="36" w:after="36"/>
+              <w:jc w:val="left"/>
+              <w:rPr>
+                <w:rFonts w:ascii="Cambria" w:hAnsi="Cambria" w:eastAsia="Cambria" w:cs=""/>
+                <w:kern w:val="0"/>
+                <w:szCs w:val="24"/>
+                <w:lang w:val="en-US" w:eastAsia="en-US" w:bidi="ar-SA"/>
+              </w:rPr>
+            </w:pPr>
+            <w:r>
+              <w:rPr>
+                <w:rFonts w:eastAsia="Cambria" w:cs=""/>
+                <w:kern w:val="0"/>
+                <w:sz w:val="19"/>
+                <w:szCs w:val="24"/>
+                <w:lang w:val="en-US" w:eastAsia="en-US" w:bidi="ar-SA"/>
+              </w:rPr>
+              <w:t>M21 — routine log.</w:t>
+            </w:r>
+          </w:p>
+        </w:tc>
+        <w:tc>
+          <w:tcPr>
+            <w:tcW w:w="2351" w:type="dxa"/>
+            <w:tcBorders/>
+          </w:tcPr>
+          <w:p>
+            <w:pPr>
+              <w:pStyle w:val="Compact"/>
+              <w:widowControl/>
+              <w:spacing w:before="36" w:after="36"/>
+              <w:jc w:val="left"/>
+              <w:rPr>
+                <w:rFonts w:ascii="Cambria" w:hAnsi="Cambria" w:eastAsia="Cambria" w:cs=""/>
+                <w:kern w:val="0"/>
+                <w:szCs w:val="24"/>
+                <w:lang w:val="en-US" w:eastAsia="en-US" w:bidi="ar-SA"/>
+              </w:rPr>
+            </w:pPr>
+            <w:r>
+              <w:rPr>
+                <w:rFonts w:eastAsia="Cambria" w:cs=""/>
+                <w:kern w:val="0"/>
+                <w:sz w:val="19"/>
+                <w:szCs w:val="24"/>
+                <w:lang w:val="en-US" w:eastAsia="en-US" w:bidi="ar-SA"/>
+              </w:rPr>
+              <w:t>—</w:t>
+            </w:r>
+          </w:p>
+        </w:tc>
+        <w:tc>
+          <w:tcPr>
+            <w:tcW w:w="2352" w:type="dxa"/>
+            <w:tcBorders/>
+          </w:tcPr>
+          <w:p>
+            <w:pPr>
+              <w:pStyle w:val="Compact"/>
+              <w:widowControl/>
+              <w:spacing w:before="36" w:after="36"/>
+              <w:jc w:val="left"/>
+              <w:rPr>
+                <w:rFonts w:ascii="Cambria" w:hAnsi="Cambria" w:eastAsia="Cambria" w:cs=""/>
+                <w:kern w:val="0"/>
+                <w:szCs w:val="24"/>
+                <w:lang w:val="en-US" w:eastAsia="en-US" w:bidi="ar-SA"/>
+              </w:rPr>
+            </w:pPr>
+            <w:r>
+              <w:rPr>
+                <w:rFonts w:eastAsia="Cambria" w:cs=""/>
+                <w:kern w:val="0"/>
+                <w:sz w:val="19"/>
+                <w:szCs w:val="24"/>
+                <w:lang w:val="en-US" w:eastAsia="en-US" w:bidi="ar-SA"/>
+              </w:rPr>
+              <w:t>—</w:t>
+            </w:r>
+          </w:p>
+        </w:tc>
+      </w:tr>
+      <w:tr>
+        <w:trPr>
+          <w:cantSplit w:val="true"/>
+        </w:trPr>
+        <w:tc>
+          <w:tcPr>
+            <w:tcW w:w="2352" w:type="dxa"/>
+            <w:tcBorders/>
+          </w:tcPr>
+          <w:p>
+            <w:pPr>
+              <w:pStyle w:val="Compact"/>
+              <w:widowControl/>
+              <w:spacing w:before="36" w:after="36"/>
+              <w:jc w:val="left"/>
+              <w:rPr>
+                <w:rFonts w:ascii="Cambria" w:hAnsi="Cambria" w:eastAsia="Cambria" w:cs=""/>
+                <w:kern w:val="0"/>
+                <w:szCs w:val="24"/>
+                <w:lang w:val="en-US" w:eastAsia="en-US" w:bidi="ar-SA"/>
+              </w:rPr>
+            </w:pPr>
+            <w:r>
+              <w:rPr>
+                <w:rFonts w:eastAsia="Cambria" w:cs=""/>
+                <w:b/>
+                <w:bCs/>
+                <w:kern w:val="0"/>
+                <w:sz w:val="19"/>
+                <w:szCs w:val="24"/>
+                <w:lang w:val="en-US" w:eastAsia="en-US" w:bidi="ar-SA"/>
+              </w:rPr>
               <w:t>Week 56</w:t>
             </w:r>
           </w:p>
@@ -12685,6 +20352,567 @@
                 <w:lang w:val="en-US" w:eastAsia="en-US" w:bidi="ar-SA"/>
               </w:rPr>
               <w:t>Coalition member count (sustained)</w:t>
+            </w:r>
+          </w:p>
+        </w:tc>
+      </w:tr>
+      <w:tr>
+        <w:trPr>
+          <w:cantSplit w:val="true"/>
+        </w:trPr>
+        <w:tc>
+          <w:tcPr>
+            <w:tcW w:w="2352" w:type="dxa"/>
+            <w:tcBorders/>
+          </w:tcPr>
+          <w:p>
+            <w:pPr>
+              <w:pStyle w:val="Compact"/>
+              <w:widowControl/>
+              <w:spacing w:before="36" w:after="36"/>
+              <w:jc w:val="left"/>
+              <w:rPr>
+                <w:rFonts w:ascii="Cambria" w:hAnsi="Cambria" w:eastAsia="Cambria" w:cs=""/>
+                <w:kern w:val="0"/>
+                <w:szCs w:val="24"/>
+                <w:lang w:val="en-US" w:eastAsia="en-US" w:bidi="ar-SA"/>
+              </w:rPr>
+            </w:pPr>
+            <w:r>
+              <w:rPr>
+                <w:rFonts w:eastAsia="Cambria" w:cs=""/>
+                <w:b/>
+                <w:bCs/>
+                <w:kern w:val="0"/>
+                <w:sz w:val="19"/>
+                <w:szCs w:val="24"/>
+                <w:lang w:val="en-US" w:eastAsia="en-US" w:bidi="ar-SA"/>
+              </w:rPr>
+              <w:t>Week 57</w:t>
+            </w:r>
+          </w:p>
+        </w:tc>
+        <w:tc>
+          <w:tcPr>
+            <w:tcW w:w="2351" w:type="dxa"/>
+            <w:tcBorders/>
+          </w:tcPr>
+          <w:p>
+            <w:pPr>
+              <w:pStyle w:val="Compact"/>
+              <w:widowControl/>
+              <w:spacing w:before="36" w:after="36"/>
+              <w:jc w:val="left"/>
+              <w:rPr>
+                <w:rFonts w:ascii="Cambria" w:hAnsi="Cambria" w:eastAsia="Cambria" w:cs=""/>
+                <w:kern w:val="0"/>
+                <w:szCs w:val="24"/>
+                <w:lang w:val="en-US" w:eastAsia="en-US" w:bidi="ar-SA"/>
+              </w:rPr>
+            </w:pPr>
+            <w:r>
+              <w:rPr>
+                <w:rFonts w:eastAsia="Cambria" w:cs=""/>
+                <w:kern w:val="0"/>
+                <w:sz w:val="19"/>
+                <w:szCs w:val="24"/>
+                <w:lang w:val="en-US" w:eastAsia="en-US" w:bidi="ar-SA"/>
+              </w:rPr>
+              <w:t>Surveillance spot-check, HR function.</w:t>
+            </w:r>
+          </w:p>
+        </w:tc>
+        <w:tc>
+          <w:tcPr>
+            <w:tcW w:w="2352" w:type="dxa"/>
+            <w:tcBorders/>
+          </w:tcPr>
+          <w:p>
+            <w:pPr>
+              <w:pStyle w:val="Compact"/>
+              <w:widowControl/>
+              <w:spacing w:before="36" w:after="36"/>
+              <w:jc w:val="left"/>
+              <w:rPr>
+                <w:rFonts w:ascii="Cambria" w:hAnsi="Cambria" w:eastAsia="Cambria" w:cs=""/>
+                <w:kern w:val="0"/>
+                <w:szCs w:val="24"/>
+                <w:lang w:val="en-US" w:eastAsia="en-US" w:bidi="ar-SA"/>
+              </w:rPr>
+            </w:pPr>
+            <w:r>
+              <w:rPr>
+                <w:rFonts w:eastAsia="Cambria" w:cs=""/>
+                <w:kern w:val="0"/>
+                <w:sz w:val="19"/>
+                <w:szCs w:val="24"/>
+                <w:lang w:val="en-US" w:eastAsia="en-US" w:bidi="ar-SA"/>
+              </w:rPr>
+              <w:t>—</w:t>
+            </w:r>
+          </w:p>
+        </w:tc>
+        <w:tc>
+          <w:tcPr>
+            <w:tcW w:w="2353" w:type="dxa"/>
+            <w:tcBorders/>
+          </w:tcPr>
+          <w:p>
+            <w:pPr>
+              <w:pStyle w:val="Compact"/>
+              <w:widowControl/>
+              <w:spacing w:before="36" w:after="36"/>
+              <w:jc w:val="left"/>
+              <w:rPr>
+                <w:rFonts w:ascii="Cambria" w:hAnsi="Cambria" w:eastAsia="Cambria" w:cs=""/>
+                <w:kern w:val="0"/>
+                <w:szCs w:val="24"/>
+                <w:lang w:val="en-US" w:eastAsia="en-US" w:bidi="ar-SA"/>
+              </w:rPr>
+            </w:pPr>
+            <w:r>
+              <w:rPr>
+                <w:rFonts w:eastAsia="Cambria" w:cs=""/>
+                <w:kern w:val="0"/>
+                <w:sz w:val="19"/>
+                <w:szCs w:val="24"/>
+                <w:lang w:val="en-US" w:eastAsia="en-US" w:bidi="ar-SA"/>
+              </w:rPr>
+              <w:t>M21 — routine log.</w:t>
+            </w:r>
+          </w:p>
+        </w:tc>
+        <w:tc>
+          <w:tcPr>
+            <w:tcW w:w="2351" w:type="dxa"/>
+            <w:tcBorders/>
+          </w:tcPr>
+          <w:p>
+            <w:pPr>
+              <w:pStyle w:val="Compact"/>
+              <w:widowControl/>
+              <w:spacing w:before="36" w:after="36"/>
+              <w:jc w:val="left"/>
+              <w:rPr>
+                <w:rFonts w:ascii="Cambria" w:hAnsi="Cambria" w:eastAsia="Cambria" w:cs=""/>
+                <w:kern w:val="0"/>
+                <w:szCs w:val="24"/>
+                <w:lang w:val="en-US" w:eastAsia="en-US" w:bidi="ar-SA"/>
+              </w:rPr>
+            </w:pPr>
+            <w:r>
+              <w:rPr>
+                <w:rFonts w:eastAsia="Cambria" w:cs=""/>
+                <w:kern w:val="0"/>
+                <w:sz w:val="19"/>
+                <w:szCs w:val="24"/>
+                <w:lang w:val="en-US" w:eastAsia="en-US" w:bidi="ar-SA"/>
+              </w:rPr>
+              <w:t>—</w:t>
+            </w:r>
+          </w:p>
+        </w:tc>
+        <w:tc>
+          <w:tcPr>
+            <w:tcW w:w="2352" w:type="dxa"/>
+            <w:tcBorders/>
+          </w:tcPr>
+          <w:p>
+            <w:pPr>
+              <w:pStyle w:val="Compact"/>
+              <w:widowControl/>
+              <w:spacing w:before="36" w:after="36"/>
+              <w:jc w:val="left"/>
+              <w:rPr>
+                <w:rFonts w:ascii="Cambria" w:hAnsi="Cambria" w:eastAsia="Cambria" w:cs=""/>
+                <w:kern w:val="0"/>
+                <w:szCs w:val="24"/>
+                <w:lang w:val="en-US" w:eastAsia="en-US" w:bidi="ar-SA"/>
+              </w:rPr>
+            </w:pPr>
+            <w:r>
+              <w:rPr>
+                <w:rFonts w:eastAsia="Cambria" w:cs=""/>
+                <w:kern w:val="0"/>
+                <w:sz w:val="19"/>
+                <w:szCs w:val="24"/>
+                <w:lang w:val="en-US" w:eastAsia="en-US" w:bidi="ar-SA"/>
+              </w:rPr>
+              <w:t>—</w:t>
+            </w:r>
+          </w:p>
+        </w:tc>
+      </w:tr>
+      <w:tr>
+        <w:trPr>
+          <w:cantSplit w:val="true"/>
+        </w:trPr>
+        <w:tc>
+          <w:tcPr>
+            <w:tcW w:w="2352" w:type="dxa"/>
+            <w:tcBorders/>
+          </w:tcPr>
+          <w:p>
+            <w:pPr>
+              <w:pStyle w:val="Compact"/>
+              <w:widowControl/>
+              <w:spacing w:before="36" w:after="36"/>
+              <w:jc w:val="left"/>
+              <w:rPr>
+                <w:rFonts w:ascii="Cambria" w:hAnsi="Cambria" w:eastAsia="Cambria" w:cs=""/>
+                <w:kern w:val="0"/>
+                <w:szCs w:val="24"/>
+                <w:lang w:val="en-US" w:eastAsia="en-US" w:bidi="ar-SA"/>
+              </w:rPr>
+            </w:pPr>
+            <w:r>
+              <w:rPr>
+                <w:rFonts w:eastAsia="Cambria" w:cs=""/>
+                <w:b/>
+                <w:bCs/>
+                <w:kern w:val="0"/>
+                <w:sz w:val="19"/>
+                <w:szCs w:val="24"/>
+                <w:lang w:val="en-US" w:eastAsia="en-US" w:bidi="ar-SA"/>
+              </w:rPr>
+              <w:t>Week 58</w:t>
+            </w:r>
+          </w:p>
+        </w:tc>
+        <w:tc>
+          <w:tcPr>
+            <w:tcW w:w="2351" w:type="dxa"/>
+            <w:tcBorders/>
+          </w:tcPr>
+          <w:p>
+            <w:pPr>
+              <w:pStyle w:val="Compact"/>
+              <w:widowControl/>
+              <w:spacing w:before="36" w:after="36"/>
+              <w:jc w:val="left"/>
+              <w:rPr>
+                <w:rFonts w:ascii="Cambria" w:hAnsi="Cambria" w:eastAsia="Cambria" w:cs=""/>
+                <w:kern w:val="0"/>
+                <w:szCs w:val="24"/>
+                <w:lang w:val="en-US" w:eastAsia="en-US" w:bidi="ar-SA"/>
+              </w:rPr>
+            </w:pPr>
+            <w:r>
+              <w:rPr>
+                <w:rFonts w:eastAsia="Cambria" w:cs=""/>
+                <w:kern w:val="0"/>
+                <w:sz w:val="19"/>
+                <w:szCs w:val="24"/>
+                <w:lang w:val="en-US" w:eastAsia="en-US" w:bidi="ar-SA"/>
+              </w:rPr>
+              <w:t>Continue surveillance monitoring across all four functions.</w:t>
+            </w:r>
+          </w:p>
+        </w:tc>
+        <w:tc>
+          <w:tcPr>
+            <w:tcW w:w="2352" w:type="dxa"/>
+            <w:tcBorders/>
+          </w:tcPr>
+          <w:p>
+            <w:pPr>
+              <w:pStyle w:val="Compact"/>
+              <w:widowControl/>
+              <w:spacing w:before="36" w:after="36"/>
+              <w:jc w:val="left"/>
+              <w:rPr>
+                <w:rFonts w:ascii="Cambria" w:hAnsi="Cambria" w:eastAsia="Cambria" w:cs=""/>
+                <w:kern w:val="0"/>
+                <w:szCs w:val="24"/>
+                <w:lang w:val="en-US" w:eastAsia="en-US" w:bidi="ar-SA"/>
+              </w:rPr>
+            </w:pPr>
+            <w:r>
+              <w:rPr>
+                <w:rFonts w:eastAsia="Cambria" w:cs=""/>
+                <w:kern w:val="0"/>
+                <w:sz w:val="19"/>
+                <w:szCs w:val="24"/>
+                <w:lang w:val="en-US" w:eastAsia="en-US" w:bidi="ar-SA"/>
+              </w:rPr>
+              <w:t>—</w:t>
+            </w:r>
+          </w:p>
+        </w:tc>
+        <w:tc>
+          <w:tcPr>
+            <w:tcW w:w="2353" w:type="dxa"/>
+            <w:tcBorders/>
+          </w:tcPr>
+          <w:p>
+            <w:pPr>
+              <w:pStyle w:val="Compact"/>
+              <w:widowControl/>
+              <w:spacing w:before="36" w:after="36"/>
+              <w:jc w:val="left"/>
+              <w:rPr>
+                <w:rFonts w:ascii="Cambria" w:hAnsi="Cambria" w:eastAsia="Cambria" w:cs=""/>
+                <w:kern w:val="0"/>
+                <w:szCs w:val="24"/>
+                <w:lang w:val="en-US" w:eastAsia="en-US" w:bidi="ar-SA"/>
+              </w:rPr>
+            </w:pPr>
+            <w:r>
+              <w:rPr>
+                <w:rFonts w:eastAsia="Cambria" w:cs=""/>
+                <w:kern w:val="0"/>
+                <w:sz w:val="19"/>
+                <w:szCs w:val="24"/>
+                <w:lang w:val="en-US" w:eastAsia="en-US" w:bidi="ar-SA"/>
+              </w:rPr>
+              <w:t>M21 — routine log.</w:t>
+            </w:r>
+          </w:p>
+        </w:tc>
+        <w:tc>
+          <w:tcPr>
+            <w:tcW w:w="2351" w:type="dxa"/>
+            <w:tcBorders/>
+          </w:tcPr>
+          <w:p>
+            <w:pPr>
+              <w:pStyle w:val="Compact"/>
+              <w:widowControl/>
+              <w:spacing w:before="36" w:after="36"/>
+              <w:jc w:val="left"/>
+              <w:rPr>
+                <w:rFonts w:ascii="Cambria" w:hAnsi="Cambria" w:eastAsia="Cambria" w:cs=""/>
+                <w:kern w:val="0"/>
+                <w:szCs w:val="24"/>
+                <w:lang w:val="en-US" w:eastAsia="en-US" w:bidi="ar-SA"/>
+              </w:rPr>
+            </w:pPr>
+            <w:r>
+              <w:rPr>
+                <w:rFonts w:eastAsia="Cambria" w:cs=""/>
+                <w:kern w:val="0"/>
+                <w:sz w:val="19"/>
+                <w:szCs w:val="24"/>
+                <w:lang w:val="en-US" w:eastAsia="en-US" w:bidi="ar-SA"/>
+              </w:rPr>
+              <w:t>—</w:t>
+            </w:r>
+          </w:p>
+        </w:tc>
+        <w:tc>
+          <w:tcPr>
+            <w:tcW w:w="2352" w:type="dxa"/>
+            <w:tcBorders/>
+          </w:tcPr>
+          <w:p>
+            <w:pPr>
+              <w:pStyle w:val="Compact"/>
+              <w:widowControl/>
+              <w:spacing w:before="36" w:after="36"/>
+              <w:jc w:val="left"/>
+              <w:rPr>
+                <w:rFonts w:ascii="Cambria" w:hAnsi="Cambria" w:eastAsia="Cambria" w:cs=""/>
+                <w:kern w:val="0"/>
+                <w:szCs w:val="24"/>
+                <w:lang w:val="en-US" w:eastAsia="en-US" w:bidi="ar-SA"/>
+              </w:rPr>
+            </w:pPr>
+            <w:r>
+              <w:rPr>
+                <w:rFonts w:eastAsia="Cambria" w:cs=""/>
+                <w:kern w:val="0"/>
+                <w:sz w:val="19"/>
+                <w:szCs w:val="24"/>
+                <w:lang w:val="en-US" w:eastAsia="en-US" w:bidi="ar-SA"/>
+              </w:rPr>
+              <w:t>—</w:t>
+            </w:r>
+          </w:p>
+        </w:tc>
+      </w:tr>
+      <w:tr>
+        <w:trPr>
+          <w:cantSplit w:val="true"/>
+        </w:trPr>
+        <w:tc>
+          <w:tcPr>
+            <w:tcW w:w="2352" w:type="dxa"/>
+            <w:tcBorders/>
+          </w:tcPr>
+          <w:p>
+            <w:pPr>
+              <w:pStyle w:val="Compact"/>
+              <w:widowControl/>
+              <w:spacing w:before="36" w:after="36"/>
+              <w:jc w:val="left"/>
+              <w:rPr>
+                <w:rFonts w:ascii="Cambria" w:hAnsi="Cambria" w:eastAsia="Cambria" w:cs=""/>
+                <w:kern w:val="0"/>
+                <w:szCs w:val="24"/>
+                <w:lang w:val="en-US" w:eastAsia="en-US" w:bidi="ar-SA"/>
+              </w:rPr>
+            </w:pPr>
+            <w:r>
+              <w:rPr>
+                <w:rFonts w:eastAsia="Cambria" w:cs=""/>
+                <w:b/>
+                <w:bCs/>
+                <w:kern w:val="0"/>
+                <w:sz w:val="19"/>
+                <w:szCs w:val="24"/>
+                <w:lang w:val="en-US" w:eastAsia="en-US" w:bidi="ar-SA"/>
+              </w:rPr>
+              <w:t>Week 59</w:t>
+            </w:r>
+          </w:p>
+        </w:tc>
+        <w:tc>
+          <w:tcPr>
+            <w:tcW w:w="2351" w:type="dxa"/>
+            <w:tcBorders/>
+          </w:tcPr>
+          <w:p>
+            <w:pPr>
+              <w:pStyle w:val="Compact"/>
+              <w:widowControl/>
+              <w:spacing w:before="36" w:after="36"/>
+              <w:jc w:val="left"/>
+              <w:rPr>
+                <w:rFonts w:ascii="Cambria" w:hAnsi="Cambria" w:eastAsia="Cambria" w:cs=""/>
+                <w:kern w:val="0"/>
+                <w:szCs w:val="24"/>
+                <w:lang w:val="en-US" w:eastAsia="en-US" w:bidi="ar-SA"/>
+              </w:rPr>
+            </w:pPr>
+            <w:r>
+              <w:rPr>
+                <w:rFonts w:eastAsia="Cambria" w:cs=""/>
+                <w:kern w:val="0"/>
+                <w:sz w:val="19"/>
+                <w:szCs w:val="24"/>
+                <w:lang w:val="en-US" w:eastAsia="en-US" w:bidi="ar-SA"/>
+              </w:rPr>
+              <w:t>Compile the first full surveillance cycle’s results ahead of closure.</w:t>
+            </w:r>
+          </w:p>
+        </w:tc>
+        <w:tc>
+          <w:tcPr>
+            <w:tcW w:w="2352" w:type="dxa"/>
+            <w:tcBorders/>
+          </w:tcPr>
+          <w:p>
+            <w:pPr>
+              <w:pStyle w:val="Compact"/>
+              <w:widowControl/>
+              <w:spacing w:before="36" w:after="36"/>
+              <w:jc w:val="left"/>
+              <w:rPr>
+                <w:rFonts w:ascii="Cambria" w:hAnsi="Cambria" w:eastAsia="Cambria" w:cs=""/>
+                <w:kern w:val="0"/>
+                <w:szCs w:val="24"/>
+                <w:lang w:val="en-US" w:eastAsia="en-US" w:bidi="ar-SA"/>
+              </w:rPr>
+            </w:pPr>
+            <w:r>
+              <w:rPr>
+                <w:rFonts w:eastAsia="Cambria" w:cs=""/>
+                <w:kern w:val="0"/>
+                <w:sz w:val="19"/>
+                <w:szCs w:val="24"/>
+                <w:lang w:val="en-US" w:eastAsia="en-US" w:bidi="ar-SA"/>
+              </w:rPr>
+              <w:t>—</w:t>
+            </w:r>
+          </w:p>
+        </w:tc>
+        <w:tc>
+          <w:tcPr>
+            <w:tcW w:w="2353" w:type="dxa"/>
+            <w:tcBorders/>
+          </w:tcPr>
+          <w:p>
+            <w:pPr>
+              <w:pStyle w:val="Compact"/>
+              <w:widowControl/>
+              <w:spacing w:before="36" w:after="36"/>
+              <w:jc w:val="left"/>
+              <w:rPr>
+                <w:rFonts w:ascii="Cambria" w:hAnsi="Cambria" w:eastAsia="Cambria" w:cs=""/>
+                <w:kern w:val="0"/>
+                <w:szCs w:val="24"/>
+                <w:lang w:val="en-US" w:eastAsia="en-US" w:bidi="ar-SA"/>
+              </w:rPr>
+            </w:pPr>
+            <w:r>
+              <w:rPr>
+                <w:rFonts w:eastAsia="Cambria" w:cs=""/>
+                <w:kern w:val="0"/>
+                <w:sz w:val="19"/>
+                <w:szCs w:val="24"/>
+                <w:lang w:val="en-US" w:eastAsia="en-US" w:bidi="ar-SA"/>
+              </w:rPr>
+              <w:t>M21 — routine log.</w:t>
+            </w:r>
+          </w:p>
+        </w:tc>
+        <w:tc>
+          <w:tcPr>
+            <w:tcW w:w="2351" w:type="dxa"/>
+            <w:tcBorders/>
+          </w:tcPr>
+          <w:p>
+            <w:pPr>
+              <w:pStyle w:val="Compact"/>
+              <w:widowControl/>
+              <w:spacing w:before="36" w:after="36"/>
+              <w:jc w:val="left"/>
+              <w:rPr>
+                <w:rFonts w:ascii="Cambria" w:hAnsi="Cambria" w:eastAsia="Cambria" w:cs=""/>
+                <w:kern w:val="0"/>
+                <w:szCs w:val="24"/>
+                <w:lang w:val="en-US" w:eastAsia="en-US" w:bidi="ar-SA"/>
+              </w:rPr>
+            </w:pPr>
+            <w:r>
+              <w:rPr>
+                <w:rFonts w:eastAsia="Cambria" w:cs=""/>
+                <w:kern w:val="0"/>
+                <w:sz w:val="19"/>
+                <w:szCs w:val="24"/>
+                <w:lang w:val="en-US" w:eastAsia="en-US" w:bidi="ar-SA"/>
+              </w:rPr>
+              <w:t>—</w:t>
+            </w:r>
+          </w:p>
+        </w:tc>
+        <w:tc>
+          <w:tcPr>
+            <w:tcW w:w="2352" w:type="dxa"/>
+            <w:tcBorders/>
+          </w:tcPr>
+          <w:p>
+            <w:pPr>
+              <w:pStyle w:val="Compact"/>
+              <w:widowControl/>
+              <w:spacing w:before="36" w:after="36"/>
+              <w:jc w:val="left"/>
+              <w:rPr>
+                <w:rFonts w:ascii="Cambria" w:hAnsi="Cambria" w:eastAsia="Cambria" w:cs=""/>
+                <w:kern w:val="0"/>
+                <w:szCs w:val="24"/>
+                <w:lang w:val="en-US" w:eastAsia="en-US" w:bidi="ar-SA"/>
+              </w:rPr>
+            </w:pPr>
+            <w:r>
+              <w:rPr>
+                <w:rFonts w:eastAsia="Cambria" w:cs=""/>
+                <w:kern w:val="0"/>
+                <w:sz w:val="19"/>
+                <w:szCs w:val="24"/>
+                <w:lang w:val="en-US" w:eastAsia="en-US" w:bidi="ar-SA"/>
+              </w:rPr>
+              <w:t>—</w:t>
             </w:r>
           </w:p>
         </w:tc>
@@ -12922,7 +21150,7 @@
         <w:pStyle w:val="Heading3"/>
         <w:rPr/>
       </w:pPr>
-      <w:bookmarkStart w:id="68" w:name="__RefHeading___Toc15328_1049687307"/>
+      <w:bookmarkStart w:id="68" w:name="__RefHeading___Toc13139_3532355311"/>
       <w:bookmarkStart w:id="69" w:name="Xc6b73c5214ce25f3e31cd7181b649bb6e2db9fd"/>
       <w:bookmarkEnd w:id="68"/>
       <w:r>
@@ -16707,7 +24935,7 @@
         <w:pStyle w:val="Heading3"/>
         <w:rPr/>
       </w:pPr>
-      <w:bookmarkStart w:id="71" w:name="__RefHeading___Toc15330_1049687307"/>
+      <w:bookmarkStart w:id="71" w:name="__RefHeading___Toc13141_3532355311"/>
       <w:bookmarkStart w:id="72" w:name="Xbfc2cab260ff0d2b037d8bdcc38cc8d05e3256b"/>
       <w:bookmarkEnd w:id="71"/>
       <w:r>
@@ -20490,7 +28718,7 @@
         <w:pStyle w:val="Heading3"/>
         <w:rPr/>
       </w:pPr>
-      <w:bookmarkStart w:id="74" w:name="__RefHeading___Toc15332_1049687307"/>
+      <w:bookmarkStart w:id="74" w:name="__RefHeading___Toc13143_3532355311"/>
       <w:bookmarkStart w:id="75" w:name="six-exceptions-in-detail"/>
       <w:bookmarkEnd w:id="74"/>
       <w:r>
@@ -21426,7 +29654,7 @@
         <w:pStyle w:val="Heading2"/>
         <w:rPr/>
       </w:pPr>
-      <w:bookmarkStart w:id="82" w:name="__RefHeading___Toc15334_1049687307"/>
+      <w:bookmarkStart w:id="82" w:name="__RefHeading___Toc13145_3532355311"/>
       <w:bookmarkStart w:id="83" w:name="Xb008a721adf293207fd2ad179f51aade2d4a88f"/>
       <w:bookmarkEnd w:id="82"/>
       <w:r>
@@ -21443,7 +29671,7 @@
         <w:pStyle w:val="Heading3"/>
         <w:rPr/>
       </w:pPr>
-      <w:bookmarkStart w:id="84" w:name="__RefHeading___Toc15336_1049687307"/>
+      <w:bookmarkStart w:id="84" w:name="__RefHeading___Toc13147_3532355311"/>
       <w:bookmarkStart w:id="85" w:name="what-this-training-covers"/>
       <w:bookmarkEnd w:id="84"/>
       <w:r>
@@ -21474,7 +29702,7 @@
         <w:pStyle w:val="Heading3"/>
         <w:rPr/>
       </w:pPr>
-      <w:bookmarkStart w:id="87" w:name="__RefHeading___Toc15338_1049687307"/>
+      <w:bookmarkStart w:id="87" w:name="__RefHeading___Toc13149_3532355311"/>
       <w:bookmarkEnd w:id="87"/>
       <w:r>
         <w:rPr>
@@ -22033,7 +30261,7 @@
         <w:pStyle w:val="Heading3"/>
         <w:rPr/>
       </w:pPr>
-      <w:bookmarkStart w:id="89" w:name="__RefHeading___Toc15340_1049687307"/>
+      <w:bookmarkStart w:id="89" w:name="__RefHeading___Toc13151_3532355311"/>
       <w:bookmarkEnd w:id="89"/>
       <w:r>
         <w:rPr>
@@ -22590,7 +30818,7 @@
         <w:pStyle w:val="Heading3"/>
         <w:rPr/>
       </w:pPr>
-      <w:bookmarkStart w:id="90" w:name="__RefHeading___Toc15342_1049687307"/>
+      <w:bookmarkStart w:id="90" w:name="__RefHeading___Toc13153_3532355311"/>
       <w:bookmarkEnd w:id="90"/>
       <w:r>
         <w:rPr>
@@ -23147,7 +31375,7 @@
         <w:pStyle w:val="Heading3"/>
         <w:rPr/>
       </w:pPr>
-      <w:bookmarkStart w:id="91" w:name="__RefHeading___Toc15344_1049687307"/>
+      <w:bookmarkStart w:id="91" w:name="__RefHeading___Toc13155_3532355311"/>
       <w:bookmarkEnd w:id="91"/>
       <w:r>
         <w:rPr>
@@ -23315,7 +31543,7 @@
     </w:r>
     <w:r>
       <w:rPr/>
-      <w:t>22</w:t>
+      <w:t>26</w:t>
     </w:r>
     <w:r>
       <w:rPr/>
@@ -23361,7 +31589,7 @@
     </w:r>
     <w:r>
       <w:rPr/>
-      <w:t>24</w:t>
+      <w:t>28</w:t>
     </w:r>
     <w:r>
       <w:rPr/>
